--- a/idris/Python Backend/Idris_Sadiq.docx
+++ b/idris/Python Backend/Idris_Sadiq.docx
@@ -110,7 +110,7 @@
                 <w:rFonts w:ascii="Arial" w:eastAsia="Arial" w:hAnsi="Arial" w:cs="Arial"/>
                 <w:color w:val="BBBBBB"/>
               </w:rPr>
-              <w:t xml:space="preserve">idrissadiqdev@outlook.com  </w:t>
+              <w:t xml:space="preserve">Idrissadiq.pro@outlook.com  </w:t>
             </w:r>
             <w:r>
               <w:rPr>
@@ -124,7 +124,21 @@
                 <w:rFonts w:ascii="Arial" w:eastAsia="Arial" w:hAnsi="Arial" w:cs="Arial"/>
                 <w:color w:val="BBBBBB"/>
               </w:rPr>
-              <w:t>|  Los Angeles, California, United States</w:t>
+              <w:t xml:space="preserve">|  </w:t>
+            </w:r>
+            <w:r>
+              <w:rPr>
+                <w:rFonts w:ascii="Arial" w:eastAsia="Arial" w:hAnsi="Arial" w:cs="Arial"/>
+                <w:color w:val="BBBBBB"/>
+              </w:rPr>
+              <w:t>Spring Valley</w:t>
+            </w:r>
+            <w:r>
+              <w:rPr>
+                <w:rFonts w:ascii="Arial" w:eastAsia="Arial" w:hAnsi="Arial" w:cs="Arial"/>
+                <w:color w:val="BBBBBB"/>
+              </w:rPr>
+              <w:t>, California, United States</w:t>
             </w:r>
           </w:p>
           <w:p>
@@ -136,7 +150,14 @@
                 <w:rFonts w:ascii="Arial" w:eastAsia="Arial" w:hAnsi="Arial" w:cs="Arial"/>
                 <w:color w:val="BBBBBB"/>
               </w:rPr>
-              <w:t>LinkedIn: linkedin.com/in/idris-sadiq-958b453a6</w:t>
+              <w:t xml:space="preserve">LinkedIn: </w:t>
+            </w:r>
+            <w:r>
+              <w:rPr>
+                <w:rFonts w:ascii="Arial" w:eastAsia="Arial" w:hAnsi="Arial" w:cs="Arial"/>
+                <w:color w:val="BBBBBB"/>
+              </w:rPr>
+              <w:t>https://www.linkedin.com/in/idris-sadiq-0640ab3b4/</w:t>
             </w:r>
           </w:p>
         </w:tc>
@@ -381,37 +402,37 @@
     </w:p>
     <w:p>
       <w:pPr>
-        <w:pStyle w:val="NormalWeb"/>
+        <w:pStyle w:val="ListParagraph"/>
         <w:numPr>
           <w:ilvl w:val="0"/>
-          <w:numId w:val="2"/>
+          <w:numId w:val="18"/>
         </w:numPr>
         <w:jc w:val="both"/>
         <w:rPr>
           <w:rFonts w:ascii="Arial" w:hAnsi="Arial" w:cs="Arial"/>
-          <w:sz w:val="20"/>
-        </w:rPr>
-      </w:pPr>
-      <w:r>
-        <w:rPr>
-          <w:rStyle w:val="Strong"/>
-          <w:rFonts w:ascii="Arial" w:hAnsi="Arial" w:cs="Arial"/>
-          <w:sz w:val="20"/>
-        </w:rPr>
-        <w:t>Frontend</w:t>
-      </w:r>
-      <w:r>
-        <w:rPr>
-          <w:rFonts w:ascii="Arial" w:hAnsi="Arial" w:cs="Arial"/>
-          <w:sz w:val="20"/>
-        </w:rPr>
-        <w:t xml:space="preserve"> — React, </w:t>
-      </w:r>
-      <w:proofErr w:type="spellStart"/>
-      <w:r>
-        <w:rPr>
-          <w:rFonts w:ascii="Arial" w:hAnsi="Arial" w:cs="Arial"/>
-          <w:sz w:val="20"/>
+          <w:sz w:val="18"/>
+        </w:rPr>
+      </w:pPr>
+      <w:r>
+        <w:rPr>
+          <w:rFonts w:ascii="Arial" w:hAnsi="Arial" w:cs="Arial"/>
+          <w:b/>
+          <w:sz w:val="18"/>
+        </w:rPr>
+        <w:t>Frontend —</w:t>
+      </w:r>
+      <w:r>
+        <w:rPr>
+          <w:rFonts w:ascii="Arial" w:hAnsi="Arial" w:cs="Arial"/>
+          <w:sz w:val="18"/>
+        </w:rPr>
+        <w:t xml:space="preserve"> React, </w:t>
+      </w:r>
+      <w:proofErr w:type="spellStart"/>
+      <w:r>
+        <w:rPr>
+          <w:rFonts w:ascii="Arial" w:hAnsi="Arial" w:cs="Arial"/>
+          <w:sz w:val="18"/>
         </w:rPr>
         <w:t>TypeScript</w:t>
       </w:r>
@@ -419,44 +440,44 @@
       <w:r>
         <w:rPr>
           <w:rFonts w:ascii="Arial" w:hAnsi="Arial" w:cs="Arial"/>
-          <w:sz w:val="20"/>
+          <w:sz w:val="18"/>
         </w:rPr>
         <w:t>, JavaScript, HTML, CSS, Tailwind CSS</w:t>
       </w:r>
     </w:p>
     <w:p>
       <w:pPr>
-        <w:pStyle w:val="NormalWeb"/>
+        <w:pStyle w:val="ListParagraph"/>
         <w:numPr>
           <w:ilvl w:val="0"/>
-          <w:numId w:val="2"/>
+          <w:numId w:val="18"/>
         </w:numPr>
         <w:jc w:val="both"/>
         <w:rPr>
           <w:rFonts w:ascii="Arial" w:hAnsi="Arial" w:cs="Arial"/>
-          <w:sz w:val="20"/>
-        </w:rPr>
-      </w:pPr>
-      <w:r>
-        <w:rPr>
-          <w:rStyle w:val="Strong"/>
-          <w:rFonts w:ascii="Arial" w:hAnsi="Arial" w:cs="Arial"/>
-          <w:sz w:val="20"/>
-        </w:rPr>
-        <w:t>Backend &amp; APIs</w:t>
-      </w:r>
-      <w:r>
-        <w:rPr>
-          <w:rFonts w:ascii="Arial" w:hAnsi="Arial" w:cs="Arial"/>
-          <w:sz w:val="20"/>
-        </w:rPr>
-        <w:t xml:space="preserve"> — Python, </w:t>
-      </w:r>
-      <w:proofErr w:type="spellStart"/>
-      <w:r>
-        <w:rPr>
-          <w:rFonts w:ascii="Arial" w:hAnsi="Arial" w:cs="Arial"/>
-          <w:sz w:val="20"/>
+          <w:sz w:val="18"/>
+        </w:rPr>
+      </w:pPr>
+      <w:r>
+        <w:rPr>
+          <w:rFonts w:ascii="Arial" w:hAnsi="Arial" w:cs="Arial"/>
+          <w:b/>
+          <w:sz w:val="18"/>
+        </w:rPr>
+        <w:t>Backend &amp; APIs —</w:t>
+      </w:r>
+      <w:r>
+        <w:rPr>
+          <w:rFonts w:ascii="Arial" w:hAnsi="Arial" w:cs="Arial"/>
+          <w:sz w:val="18"/>
+        </w:rPr>
+        <w:t xml:space="preserve"> Python, </w:t>
+      </w:r>
+      <w:proofErr w:type="spellStart"/>
+      <w:r>
+        <w:rPr>
+          <w:rFonts w:ascii="Arial" w:hAnsi="Arial" w:cs="Arial"/>
+          <w:sz w:val="18"/>
         </w:rPr>
         <w:t>Django</w:t>
       </w:r>
@@ -464,7 +485,7 @@
       <w:r>
         <w:rPr>
           <w:rFonts w:ascii="Arial" w:hAnsi="Arial" w:cs="Arial"/>
-          <w:sz w:val="20"/>
+          <w:sz w:val="18"/>
         </w:rPr>
         <w:t xml:space="preserve">, </w:t>
       </w:r>
@@ -472,7 +493,7 @@
       <w:r>
         <w:rPr>
           <w:rFonts w:ascii="Arial" w:hAnsi="Arial" w:cs="Arial"/>
-          <w:sz w:val="20"/>
+          <w:sz w:val="18"/>
         </w:rPr>
         <w:t>FastAPI</w:t>
       </w:r>
@@ -480,7 +501,7 @@
       <w:r>
         <w:rPr>
           <w:rFonts w:ascii="Arial" w:hAnsi="Arial" w:cs="Arial"/>
-          <w:sz w:val="20"/>
+          <w:sz w:val="18"/>
         </w:rPr>
         <w:t xml:space="preserve">, Flask, REST, </w:t>
       </w:r>
@@ -488,7 +509,7 @@
       <w:r>
         <w:rPr>
           <w:rFonts w:ascii="Arial" w:hAnsi="Arial" w:cs="Arial"/>
-          <w:sz w:val="20"/>
+          <w:sz w:val="18"/>
         </w:rPr>
         <w:t>GraphQL</w:t>
       </w:r>
@@ -496,7 +517,7 @@
       <w:r>
         <w:rPr>
           <w:rFonts w:ascii="Arial" w:hAnsi="Arial" w:cs="Arial"/>
-          <w:sz w:val="20"/>
+          <w:sz w:val="18"/>
         </w:rPr>
         <w:t xml:space="preserve"> (integration), </w:t>
       </w:r>
@@ -504,7 +525,7 @@
       <w:r>
         <w:rPr>
           <w:rFonts w:ascii="Arial" w:hAnsi="Arial" w:cs="Arial"/>
-          <w:sz w:val="20"/>
+          <w:sz w:val="18"/>
         </w:rPr>
         <w:t>WebSockets</w:t>
       </w:r>
@@ -512,7 +533,7 @@
       <w:r>
         <w:rPr>
           <w:rFonts w:ascii="Arial" w:hAnsi="Arial" w:cs="Arial"/>
-          <w:sz w:val="20"/>
+          <w:sz w:val="18"/>
         </w:rPr>
         <w:t xml:space="preserve">, background jobs, Celery, </w:t>
       </w:r>
@@ -520,7 +541,7 @@
       <w:r>
         <w:rPr>
           <w:rFonts w:ascii="Arial" w:hAnsi="Arial" w:cs="Arial"/>
-          <w:sz w:val="20"/>
+          <w:sz w:val="18"/>
         </w:rPr>
         <w:t>webhooks</w:t>
       </w:r>
@@ -528,7 +549,7 @@
       <w:r>
         <w:rPr>
           <w:rFonts w:ascii="Arial" w:hAnsi="Arial" w:cs="Arial"/>
-          <w:sz w:val="20"/>
+          <w:sz w:val="18"/>
         </w:rPr>
         <w:t xml:space="preserve">, </w:t>
       </w:r>
@@ -536,7 +557,7 @@
       <w:r>
         <w:rPr>
           <w:rFonts w:ascii="Arial" w:hAnsi="Arial" w:cs="Arial"/>
-          <w:sz w:val="20"/>
+          <w:sz w:val="18"/>
         </w:rPr>
         <w:t>OpenAPI</w:t>
       </w:r>
@@ -544,45 +565,59 @@
       <w:r>
         <w:rPr>
           <w:rFonts w:ascii="Arial" w:hAnsi="Arial" w:cs="Arial"/>
-          <w:sz w:val="20"/>
+          <w:sz w:val="18"/>
         </w:rPr>
         <w:t>/Swagger, Bash, Go (scripting)</w:t>
       </w:r>
     </w:p>
     <w:p>
       <w:pPr>
-        <w:pStyle w:val="NormalWeb"/>
+        <w:pStyle w:val="ListParagraph"/>
         <w:numPr>
           <w:ilvl w:val="0"/>
-          <w:numId w:val="2"/>
+          <w:numId w:val="18"/>
         </w:numPr>
         <w:jc w:val="both"/>
         <w:rPr>
           <w:rFonts w:ascii="Arial" w:hAnsi="Arial" w:cs="Arial"/>
-          <w:sz w:val="20"/>
-        </w:rPr>
-      </w:pPr>
-      <w:r>
-        <w:rPr>
-          <w:rStyle w:val="Strong"/>
-          <w:rFonts w:ascii="Arial" w:hAnsi="Arial" w:cs="Arial"/>
-          <w:sz w:val="20"/>
-        </w:rPr>
-        <w:t>Data, Messaging &amp; Search</w:t>
-      </w:r>
-      <w:r>
-        <w:rPr>
-          <w:rFonts w:ascii="Arial" w:hAnsi="Arial" w:cs="Arial"/>
-          <w:sz w:val="20"/>
-        </w:rPr>
-        <w:t xml:space="preserve"> — Relational: </w:t>
-      </w:r>
-      <w:proofErr w:type="spellStart"/>
-      <w:r>
-        <w:rPr>
-          <w:rStyle w:val="Strong"/>
-          <w:rFonts w:ascii="Arial" w:hAnsi="Arial" w:cs="Arial"/>
-          <w:sz w:val="20"/>
+          <w:sz w:val="18"/>
+        </w:rPr>
+      </w:pPr>
+      <w:r>
+        <w:rPr>
+          <w:rFonts w:ascii="Arial" w:hAnsi="Arial" w:cs="Arial"/>
+          <w:b/>
+          <w:sz w:val="18"/>
+        </w:rPr>
+        <w:t>Data, Messaging &amp; Search —</w:t>
+      </w:r>
+      <w:r>
+        <w:rPr>
+          <w:rFonts w:ascii="Arial" w:hAnsi="Arial" w:cs="Arial"/>
+          <w:sz w:val="18"/>
+        </w:rPr>
+        <w:t xml:space="preserve"> </w:t>
+      </w:r>
+      <w:r>
+        <w:rPr>
+          <w:rFonts w:ascii="Arial" w:hAnsi="Arial" w:cs="Arial"/>
+          <w:b/>
+          <w:sz w:val="18"/>
+        </w:rPr>
+        <w:t>Relational</w:t>
+      </w:r>
+      <w:r>
+        <w:rPr>
+          <w:rFonts w:ascii="Arial" w:hAnsi="Arial" w:cs="Arial"/>
+          <w:sz w:val="18"/>
+        </w:rPr>
+        <w:t xml:space="preserve">: </w:t>
+      </w:r>
+      <w:proofErr w:type="spellStart"/>
+      <w:r>
+        <w:rPr>
+          <w:rFonts w:ascii="Arial" w:hAnsi="Arial" w:cs="Arial"/>
+          <w:sz w:val="18"/>
         </w:rPr>
         <w:t>PostgreSQL</w:t>
       </w:r>
@@ -590,160 +625,126 @@
       <w:r>
         <w:rPr>
           <w:rFonts w:ascii="Arial" w:hAnsi="Arial" w:cs="Arial"/>
-          <w:sz w:val="20"/>
+          <w:sz w:val="18"/>
+        </w:rPr>
+        <w:t xml:space="preserve">, MySQL, SQL Server, </w:t>
+      </w:r>
+      <w:proofErr w:type="spellStart"/>
+      <w:r>
+        <w:rPr>
+          <w:rFonts w:ascii="Arial" w:hAnsi="Arial" w:cs="Arial"/>
+          <w:b/>
+          <w:sz w:val="18"/>
+        </w:rPr>
+        <w:t>NoSQL</w:t>
+      </w:r>
+      <w:proofErr w:type="spellEnd"/>
+      <w:r>
+        <w:rPr>
+          <w:rFonts w:ascii="Arial" w:hAnsi="Arial" w:cs="Arial"/>
+          <w:sz w:val="18"/>
+        </w:rPr>
+        <w:t xml:space="preserve">: </w:t>
+      </w:r>
+      <w:proofErr w:type="spellStart"/>
+      <w:r>
+        <w:rPr>
+          <w:rFonts w:ascii="Arial" w:hAnsi="Arial" w:cs="Arial"/>
+          <w:sz w:val="18"/>
+        </w:rPr>
+        <w:t>Redis</w:t>
+      </w:r>
+      <w:proofErr w:type="spellEnd"/>
+      <w:r>
+        <w:rPr>
+          <w:rFonts w:ascii="Arial" w:hAnsi="Arial" w:cs="Arial"/>
+          <w:sz w:val="18"/>
         </w:rPr>
         <w:t xml:space="preserve">, </w:t>
       </w:r>
-      <w:r>
-        <w:rPr>
-          <w:rStyle w:val="Strong"/>
-          <w:rFonts w:ascii="Arial" w:hAnsi="Arial" w:cs="Arial"/>
-          <w:sz w:val="20"/>
-        </w:rPr>
-        <w:t>MySQL</w:t>
-      </w:r>
-      <w:r>
-        <w:rPr>
-          <w:rFonts w:ascii="Arial" w:hAnsi="Arial" w:cs="Arial"/>
-          <w:sz w:val="20"/>
+      <w:proofErr w:type="spellStart"/>
+      <w:r>
+        <w:rPr>
+          <w:rFonts w:ascii="Arial" w:hAnsi="Arial" w:cs="Arial"/>
+          <w:sz w:val="18"/>
+        </w:rPr>
+        <w:t>MongoDB</w:t>
+      </w:r>
+      <w:proofErr w:type="spellEnd"/>
+      <w:r>
+        <w:rPr>
+          <w:rFonts w:ascii="Arial" w:hAnsi="Arial" w:cs="Arial"/>
+          <w:sz w:val="18"/>
         </w:rPr>
         <w:t xml:space="preserve">, </w:t>
       </w:r>
-      <w:r>
-        <w:rPr>
-          <w:rStyle w:val="Strong"/>
-          <w:rFonts w:ascii="Arial" w:hAnsi="Arial" w:cs="Arial"/>
-          <w:sz w:val="20"/>
-        </w:rPr>
-        <w:t>SQL Server</w:t>
-      </w:r>
-      <w:r>
-        <w:rPr>
-          <w:rFonts w:ascii="Arial" w:hAnsi="Arial" w:cs="Arial"/>
-          <w:sz w:val="20"/>
+      <w:proofErr w:type="spellStart"/>
+      <w:r>
+        <w:rPr>
+          <w:rFonts w:ascii="Arial" w:hAnsi="Arial" w:cs="Arial"/>
+          <w:sz w:val="18"/>
+        </w:rPr>
+        <w:t>DynamoDB</w:t>
+      </w:r>
+      <w:proofErr w:type="spellEnd"/>
+      <w:r>
+        <w:rPr>
+          <w:rFonts w:ascii="Arial" w:hAnsi="Arial" w:cs="Arial"/>
+          <w:sz w:val="18"/>
         </w:rPr>
         <w:t xml:space="preserve">, </w:t>
       </w:r>
-      <w:proofErr w:type="spellStart"/>
-      <w:r>
-        <w:rPr>
-          <w:rFonts w:ascii="Arial" w:hAnsi="Arial" w:cs="Arial"/>
-          <w:sz w:val="20"/>
-        </w:rPr>
-        <w:t>NoSQL</w:t>
-      </w:r>
-      <w:proofErr w:type="spellEnd"/>
-      <w:r>
-        <w:rPr>
-          <w:rFonts w:ascii="Arial" w:hAnsi="Arial" w:cs="Arial"/>
-          <w:sz w:val="20"/>
+      <w:r>
+        <w:rPr>
+          <w:rFonts w:ascii="Arial" w:hAnsi="Arial" w:cs="Arial"/>
+          <w:b/>
+          <w:sz w:val="18"/>
+        </w:rPr>
+        <w:t>Queues/streams</w:t>
+      </w:r>
+      <w:r>
+        <w:rPr>
+          <w:rFonts w:ascii="Arial" w:hAnsi="Arial" w:cs="Arial"/>
+          <w:sz w:val="18"/>
+        </w:rPr>
+        <w:t xml:space="preserve">: AWS SQS/SNS, Kafka, </w:t>
+      </w:r>
+      <w:proofErr w:type="spellStart"/>
+      <w:r>
+        <w:rPr>
+          <w:rFonts w:ascii="Arial" w:hAnsi="Arial" w:cs="Arial"/>
+          <w:sz w:val="18"/>
+        </w:rPr>
+        <w:t>RabbitMQ</w:t>
+      </w:r>
+      <w:proofErr w:type="spellEnd"/>
+      <w:r>
+        <w:rPr>
+          <w:rFonts w:ascii="Arial" w:hAnsi="Arial" w:cs="Arial"/>
+          <w:sz w:val="18"/>
+        </w:rPr>
+        <w:t xml:space="preserve">, </w:t>
+      </w:r>
+      <w:r>
+        <w:rPr>
+          <w:rFonts w:ascii="Arial" w:hAnsi="Arial" w:cs="Arial"/>
+          <w:b/>
+          <w:sz w:val="18"/>
+        </w:rPr>
+        <w:t>Search</w:t>
+      </w:r>
+      <w:r>
+        <w:rPr>
+          <w:rFonts w:ascii="Arial" w:hAnsi="Arial" w:cs="Arial"/>
+          <w:sz w:val="18"/>
         </w:rPr>
         <w:t xml:space="preserve">: </w:t>
       </w:r>
       <w:proofErr w:type="spellStart"/>
       <w:r>
         <w:rPr>
-          <w:rStyle w:val="Strong"/>
-          <w:rFonts w:ascii="Arial" w:hAnsi="Arial" w:cs="Arial"/>
-          <w:sz w:val="20"/>
-        </w:rPr>
-        <w:t>Redis</w:t>
-      </w:r>
-      <w:proofErr w:type="spellEnd"/>
-      <w:r>
-        <w:rPr>
-          <w:rFonts w:ascii="Arial" w:hAnsi="Arial" w:cs="Arial"/>
-          <w:sz w:val="20"/>
-        </w:rPr>
-        <w:t xml:space="preserve">, </w:t>
-      </w:r>
-      <w:proofErr w:type="spellStart"/>
-      <w:r>
-        <w:rPr>
-          <w:rStyle w:val="Strong"/>
-          <w:rFonts w:ascii="Arial" w:hAnsi="Arial" w:cs="Arial"/>
-          <w:sz w:val="20"/>
-        </w:rPr>
-        <w:t>MongoDB</w:t>
-      </w:r>
-      <w:proofErr w:type="spellEnd"/>
-      <w:r>
-        <w:rPr>
-          <w:rFonts w:ascii="Arial" w:hAnsi="Arial" w:cs="Arial"/>
-          <w:sz w:val="20"/>
-        </w:rPr>
-        <w:t xml:space="preserve">, </w:t>
-      </w:r>
-      <w:proofErr w:type="spellStart"/>
-      <w:r>
-        <w:rPr>
-          <w:rStyle w:val="Strong"/>
-          <w:rFonts w:ascii="Arial" w:hAnsi="Arial" w:cs="Arial"/>
-          <w:sz w:val="20"/>
-        </w:rPr>
-        <w:t>DynamoDB</w:t>
-      </w:r>
-      <w:proofErr w:type="spellEnd"/>
-      <w:r>
-        <w:rPr>
-          <w:rFonts w:ascii="Arial" w:hAnsi="Arial" w:cs="Arial"/>
-          <w:sz w:val="20"/>
-        </w:rPr>
-        <w:t xml:space="preserve">, Queues/streams: </w:t>
-      </w:r>
-      <w:r>
-        <w:rPr>
-          <w:rStyle w:val="Strong"/>
-          <w:rFonts w:ascii="Arial" w:hAnsi="Arial" w:cs="Arial"/>
-          <w:sz w:val="20"/>
-        </w:rPr>
-        <w:t>AWS SQS/SNS</w:t>
-      </w:r>
-      <w:r>
-        <w:rPr>
-          <w:rFonts w:ascii="Arial" w:hAnsi="Arial" w:cs="Arial"/>
-          <w:sz w:val="20"/>
-        </w:rPr>
-        <w:t xml:space="preserve">, </w:t>
-      </w:r>
-      <w:r>
-        <w:rPr>
-          <w:rStyle w:val="Strong"/>
-          <w:rFonts w:ascii="Arial" w:hAnsi="Arial" w:cs="Arial"/>
-          <w:sz w:val="20"/>
-        </w:rPr>
-        <w:t>Kafka</w:t>
-      </w:r>
-      <w:r>
-        <w:rPr>
-          <w:rFonts w:ascii="Arial" w:hAnsi="Arial" w:cs="Arial"/>
-          <w:sz w:val="20"/>
-        </w:rPr>
-        <w:t xml:space="preserve">, </w:t>
-      </w:r>
-      <w:proofErr w:type="spellStart"/>
-      <w:r>
-        <w:rPr>
-          <w:rStyle w:val="Strong"/>
-          <w:rFonts w:ascii="Arial" w:hAnsi="Arial" w:cs="Arial"/>
-          <w:sz w:val="20"/>
-        </w:rPr>
-        <w:t>RabbitMQ</w:t>
-      </w:r>
-      <w:proofErr w:type="spellEnd"/>
-      <w:r>
-        <w:rPr>
-          <w:rFonts w:ascii="Arial" w:hAnsi="Arial" w:cs="Arial"/>
-          <w:sz w:val="20"/>
-        </w:rPr>
-        <w:t xml:space="preserve">, Search: </w:t>
-      </w:r>
-      <w:proofErr w:type="spellStart"/>
-      <w:r>
-        <w:rPr>
-          <w:rStyle w:val="Strong"/>
-          <w:rFonts w:ascii="Arial" w:hAnsi="Arial" w:cs="Arial"/>
-          <w:sz w:val="20"/>
+          <w:rFonts w:ascii="Arial" w:hAnsi="Arial" w:cs="Arial"/>
+          <w:sz w:val="18"/>
         </w:rPr>
         <w:t>Elasticsearch</w:t>
       </w:r>
@@ -751,46 +752,30 @@
       <w:r>
         <w:rPr>
           <w:rFonts w:ascii="Arial" w:hAnsi="Arial" w:cs="Arial"/>
-          <w:sz w:val="20"/>
-        </w:rPr>
-        <w:t xml:space="preserve">, </w:t>
-      </w:r>
-      <w:r>
-        <w:rPr>
-          <w:rStyle w:val="Strong"/>
-          <w:rFonts w:ascii="Arial" w:hAnsi="Arial" w:cs="Arial"/>
-          <w:sz w:val="20"/>
-        </w:rPr>
-        <w:t>OpenSearch</w:t>
-      </w:r>
-      <w:r>
-        <w:rPr>
-          <w:rFonts w:ascii="Arial" w:hAnsi="Arial" w:cs="Arial"/>
-          <w:sz w:val="20"/>
-        </w:rPr>
-        <w:t xml:space="preserve">, Analytics: </w:t>
-      </w:r>
-      <w:r>
-        <w:rPr>
-          <w:rStyle w:val="Strong"/>
-          <w:rFonts w:ascii="Arial" w:hAnsi="Arial" w:cs="Arial"/>
-          <w:sz w:val="20"/>
-        </w:rPr>
-        <w:t>Redshift</w:t>
-      </w:r>
-      <w:r>
-        <w:rPr>
-          <w:rFonts w:ascii="Arial" w:hAnsi="Arial" w:cs="Arial"/>
-          <w:sz w:val="20"/>
-        </w:rPr>
-        <w:t xml:space="preserve">, </w:t>
-      </w:r>
-      <w:proofErr w:type="spellStart"/>
-      <w:r>
-        <w:rPr>
-          <w:rStyle w:val="Strong"/>
-          <w:rFonts w:ascii="Arial" w:hAnsi="Arial" w:cs="Arial"/>
-          <w:sz w:val="20"/>
+          <w:sz w:val="18"/>
+        </w:rPr>
+        <w:t xml:space="preserve">, OpenSearch, </w:t>
+      </w:r>
+      <w:r>
+        <w:rPr>
+          <w:rFonts w:ascii="Arial" w:hAnsi="Arial" w:cs="Arial"/>
+          <w:b/>
+          <w:sz w:val="18"/>
+        </w:rPr>
+        <w:t>Analytics</w:t>
+      </w:r>
+      <w:r>
+        <w:rPr>
+          <w:rFonts w:ascii="Arial" w:hAnsi="Arial" w:cs="Arial"/>
+          <w:sz w:val="18"/>
+        </w:rPr>
+        <w:t xml:space="preserve">: Redshift, </w:t>
+      </w:r>
+      <w:proofErr w:type="spellStart"/>
+      <w:r>
+        <w:rPr>
+          <w:rFonts w:ascii="Arial" w:hAnsi="Arial" w:cs="Arial"/>
+          <w:sz w:val="18"/>
         </w:rPr>
         <w:t>BigQuery</w:t>
       </w:r>
@@ -798,31 +783,31 @@
     </w:p>
     <w:p>
       <w:pPr>
-        <w:pStyle w:val="NormalWeb"/>
+        <w:pStyle w:val="ListParagraph"/>
         <w:numPr>
           <w:ilvl w:val="0"/>
-          <w:numId w:val="2"/>
+          <w:numId w:val="18"/>
         </w:numPr>
         <w:jc w:val="both"/>
         <w:rPr>
           <w:rFonts w:ascii="Arial" w:hAnsi="Arial" w:cs="Arial"/>
-          <w:sz w:val="20"/>
-        </w:rPr>
-      </w:pPr>
-      <w:r>
-        <w:rPr>
-          <w:rStyle w:val="Strong"/>
-          <w:rFonts w:ascii="Arial" w:hAnsi="Arial" w:cs="Arial"/>
-          <w:sz w:val="20"/>
+          <w:sz w:val="18"/>
+        </w:rPr>
+      </w:pPr>
+      <w:r>
+        <w:rPr>
+          <w:rFonts w:ascii="Arial" w:hAnsi="Arial" w:cs="Arial"/>
+          <w:b/>
+          <w:sz w:val="18"/>
         </w:rPr>
         <w:t xml:space="preserve">Cloud &amp; </w:t>
       </w:r>
       <w:proofErr w:type="spellStart"/>
       <w:r>
         <w:rPr>
-          <w:rStyle w:val="Strong"/>
-          <w:rFonts w:ascii="Arial" w:hAnsi="Arial" w:cs="Arial"/>
-          <w:sz w:val="20"/>
+          <w:rFonts w:ascii="Arial" w:hAnsi="Arial" w:cs="Arial"/>
+          <w:b/>
+          <w:sz w:val="18"/>
         </w:rPr>
         <w:t>DevOps</w:t>
       </w:r>
@@ -830,591 +815,291 @@
       <w:r>
         <w:rPr>
           <w:rFonts w:ascii="Arial" w:hAnsi="Arial" w:cs="Arial"/>
-          <w:sz w:val="20"/>
-        </w:rPr>
-        <w:t xml:space="preserve"> — AWS (primary): </w:t>
-      </w:r>
-      <w:r>
-        <w:rPr>
-          <w:rStyle w:val="Strong"/>
-          <w:rFonts w:ascii="Arial" w:hAnsi="Arial" w:cs="Arial"/>
-          <w:sz w:val="20"/>
-        </w:rPr>
-        <w:t>EKS</w:t>
-      </w:r>
-      <w:r>
-        <w:rPr>
-          <w:rFonts w:ascii="Arial" w:hAnsi="Arial" w:cs="Arial"/>
-          <w:sz w:val="20"/>
+          <w:b/>
+          <w:sz w:val="18"/>
+        </w:rPr>
+        <w:t xml:space="preserve"> —</w:t>
+      </w:r>
+      <w:r>
+        <w:rPr>
+          <w:rFonts w:ascii="Arial" w:hAnsi="Arial" w:cs="Arial"/>
+          <w:sz w:val="18"/>
+        </w:rPr>
+        <w:t xml:space="preserve"> </w:t>
+      </w:r>
+      <w:proofErr w:type="spellStart"/>
+      <w:r>
+        <w:rPr>
+          <w:rFonts w:ascii="Arial" w:hAnsi="Arial" w:cs="Arial"/>
+          <w:sz w:val="18"/>
+        </w:rPr>
+        <w:t>Docker</w:t>
+      </w:r>
+      <w:proofErr w:type="spellEnd"/>
+      <w:r>
+        <w:rPr>
+          <w:rFonts w:ascii="Arial" w:hAnsi="Arial" w:cs="Arial"/>
+          <w:sz w:val="18"/>
         </w:rPr>
         <w:t xml:space="preserve">, </w:t>
       </w:r>
-      <w:r>
-        <w:rPr>
-          <w:rStyle w:val="Strong"/>
-          <w:rFonts w:ascii="Arial" w:hAnsi="Arial" w:cs="Arial"/>
-          <w:sz w:val="20"/>
-        </w:rPr>
-        <w:t>ECS</w:t>
-      </w:r>
-      <w:r>
-        <w:rPr>
-          <w:rFonts w:ascii="Arial" w:hAnsi="Arial" w:cs="Arial"/>
-          <w:sz w:val="20"/>
+      <w:proofErr w:type="spellStart"/>
+      <w:r>
+        <w:rPr>
+          <w:rFonts w:ascii="Arial" w:hAnsi="Arial" w:cs="Arial"/>
+          <w:sz w:val="18"/>
+        </w:rPr>
+        <w:t>Kubernetes</w:t>
+      </w:r>
+      <w:proofErr w:type="spellEnd"/>
+      <w:r>
+        <w:rPr>
+          <w:rFonts w:ascii="Arial" w:hAnsi="Arial" w:cs="Arial"/>
+          <w:sz w:val="18"/>
+        </w:rPr>
+        <w:t xml:space="preserve">, Helm, Argo CD, </w:t>
+      </w:r>
+      <w:proofErr w:type="spellStart"/>
+      <w:r>
+        <w:rPr>
+          <w:rFonts w:ascii="Arial" w:hAnsi="Arial" w:cs="Arial"/>
+          <w:sz w:val="18"/>
+        </w:rPr>
+        <w:t>GitOps</w:t>
+      </w:r>
+      <w:proofErr w:type="spellEnd"/>
+      <w:r>
+        <w:rPr>
+          <w:rFonts w:ascii="Arial" w:hAnsi="Arial" w:cs="Arial"/>
+          <w:sz w:val="18"/>
         </w:rPr>
         <w:t xml:space="preserve">, </w:t>
       </w:r>
-      <w:r>
-        <w:rPr>
-          <w:rStyle w:val="Strong"/>
-          <w:rFonts w:ascii="Arial" w:hAnsi="Arial" w:cs="Arial"/>
-          <w:sz w:val="20"/>
-        </w:rPr>
-        <w:t>EC2</w:t>
-      </w:r>
-      <w:r>
-        <w:rPr>
-          <w:rFonts w:ascii="Arial" w:hAnsi="Arial" w:cs="Arial"/>
-          <w:sz w:val="20"/>
+      <w:proofErr w:type="spellStart"/>
+      <w:r>
+        <w:rPr>
+          <w:rFonts w:ascii="Arial" w:hAnsi="Arial" w:cs="Arial"/>
+          <w:sz w:val="18"/>
+        </w:rPr>
+        <w:t>Terraform</w:t>
+      </w:r>
+      <w:proofErr w:type="spellEnd"/>
+      <w:r>
+        <w:rPr>
+          <w:rFonts w:ascii="Arial" w:hAnsi="Arial" w:cs="Arial"/>
+          <w:sz w:val="18"/>
         </w:rPr>
         <w:t xml:space="preserve">, </w:t>
       </w:r>
-      <w:r>
-        <w:rPr>
-          <w:rStyle w:val="Strong"/>
-          <w:rFonts w:ascii="Arial" w:hAnsi="Arial" w:cs="Arial"/>
-          <w:sz w:val="20"/>
-        </w:rPr>
-        <w:t>Lambda</w:t>
-      </w:r>
-      <w:r>
-        <w:rPr>
-          <w:rFonts w:ascii="Arial" w:hAnsi="Arial" w:cs="Arial"/>
-          <w:sz w:val="20"/>
+      <w:proofErr w:type="spellStart"/>
+      <w:r>
+        <w:rPr>
+          <w:rFonts w:ascii="Arial" w:hAnsi="Arial" w:cs="Arial"/>
+          <w:sz w:val="18"/>
+        </w:rPr>
+        <w:t>CloudFormation</w:t>
+      </w:r>
+      <w:proofErr w:type="spellEnd"/>
+      <w:r>
+        <w:rPr>
+          <w:rFonts w:ascii="Arial" w:hAnsi="Arial" w:cs="Arial"/>
+          <w:sz w:val="18"/>
         </w:rPr>
         <w:t xml:space="preserve">, </w:t>
       </w:r>
       <w:r>
         <w:rPr>
-          <w:rStyle w:val="Strong"/>
-          <w:rFonts w:ascii="Arial" w:hAnsi="Arial" w:cs="Arial"/>
-          <w:sz w:val="20"/>
-        </w:rPr>
-        <w:t>API Gateway</w:t>
-      </w:r>
-      <w:r>
-        <w:rPr>
-          <w:rFonts w:ascii="Arial" w:hAnsi="Arial" w:cs="Arial"/>
-          <w:sz w:val="20"/>
+          <w:rFonts w:ascii="Arial" w:hAnsi="Arial" w:cs="Arial"/>
+          <w:b/>
+          <w:sz w:val="18"/>
+        </w:rPr>
+        <w:t>AWS</w:t>
+      </w:r>
+      <w:r>
+        <w:rPr>
+          <w:rFonts w:ascii="Arial" w:hAnsi="Arial" w:cs="Arial"/>
+          <w:sz w:val="18"/>
+        </w:rPr>
+        <w:t xml:space="preserve">: EKS, ECS, EC2, Lambda, API Gateway, S3, </w:t>
+      </w:r>
+      <w:proofErr w:type="spellStart"/>
+      <w:r>
+        <w:rPr>
+          <w:rFonts w:ascii="Arial" w:hAnsi="Arial" w:cs="Arial"/>
+          <w:sz w:val="18"/>
+        </w:rPr>
+        <w:t>CloudFront</w:t>
+      </w:r>
+      <w:proofErr w:type="spellEnd"/>
+      <w:r>
+        <w:rPr>
+          <w:rFonts w:ascii="Arial" w:hAnsi="Arial" w:cs="Arial"/>
+          <w:sz w:val="18"/>
+        </w:rPr>
+        <w:t xml:space="preserve">, RDS, </w:t>
+      </w:r>
+      <w:proofErr w:type="spellStart"/>
+      <w:r>
+        <w:rPr>
+          <w:rFonts w:ascii="Arial" w:hAnsi="Arial" w:cs="Arial"/>
+          <w:sz w:val="18"/>
+        </w:rPr>
+        <w:t>DynamoDB</w:t>
+      </w:r>
+      <w:proofErr w:type="spellEnd"/>
+      <w:r>
+        <w:rPr>
+          <w:rFonts w:ascii="Arial" w:hAnsi="Arial" w:cs="Arial"/>
+          <w:sz w:val="18"/>
         </w:rPr>
         <w:t xml:space="preserve">, </w:t>
       </w:r>
-      <w:r>
-        <w:rPr>
-          <w:rStyle w:val="Strong"/>
-          <w:rFonts w:ascii="Arial" w:hAnsi="Arial" w:cs="Arial"/>
-          <w:sz w:val="20"/>
-        </w:rPr>
-        <w:t>S3</w:t>
-      </w:r>
-      <w:r>
-        <w:rPr>
-          <w:rFonts w:ascii="Arial" w:hAnsi="Arial" w:cs="Arial"/>
-          <w:sz w:val="20"/>
+      <w:proofErr w:type="spellStart"/>
+      <w:r>
+        <w:rPr>
+          <w:rFonts w:ascii="Arial" w:hAnsi="Arial" w:cs="Arial"/>
+          <w:sz w:val="18"/>
+        </w:rPr>
+        <w:t>ElastiCache</w:t>
+      </w:r>
+      <w:proofErr w:type="spellEnd"/>
+      <w:r>
+        <w:rPr>
+          <w:rFonts w:ascii="Arial" w:hAnsi="Arial" w:cs="Arial"/>
+          <w:sz w:val="18"/>
         </w:rPr>
         <w:t xml:space="preserve">, </w:t>
       </w:r>
       <w:proofErr w:type="spellStart"/>
       <w:r>
         <w:rPr>
-          <w:rStyle w:val="Strong"/>
-          <w:rFonts w:ascii="Arial" w:hAnsi="Arial" w:cs="Arial"/>
-          <w:sz w:val="20"/>
-        </w:rPr>
-        <w:t>CloudFront</w:t>
-      </w:r>
-      <w:proofErr w:type="spellEnd"/>
-      <w:r>
-        <w:rPr>
-          <w:rFonts w:ascii="Arial" w:hAnsi="Arial" w:cs="Arial"/>
-          <w:sz w:val="20"/>
+          <w:rFonts w:ascii="Arial" w:hAnsi="Arial" w:cs="Arial"/>
+          <w:sz w:val="18"/>
+        </w:rPr>
+        <w:t>EventBridge</w:t>
+      </w:r>
+      <w:proofErr w:type="spellEnd"/>
+      <w:r>
+        <w:rPr>
+          <w:rFonts w:ascii="Arial" w:hAnsi="Arial" w:cs="Arial"/>
+          <w:sz w:val="18"/>
+        </w:rPr>
+        <w:t xml:space="preserve">, Step Functions, IAM, </w:t>
+      </w:r>
+      <w:r>
+        <w:rPr>
+          <w:rFonts w:ascii="Arial" w:hAnsi="Arial" w:cs="Arial"/>
+          <w:b/>
+          <w:sz w:val="18"/>
+        </w:rPr>
+        <w:t>Azure</w:t>
+      </w:r>
+      <w:r>
+        <w:rPr>
+          <w:rFonts w:ascii="Arial" w:hAnsi="Arial" w:cs="Arial"/>
+          <w:sz w:val="18"/>
+        </w:rPr>
+        <w:t xml:space="preserve">: AKS, App Service, Azure SQL, Service Bus, Key Vault, Application Insights, </w:t>
+      </w:r>
+      <w:r>
+        <w:rPr>
+          <w:rFonts w:ascii="Arial" w:hAnsi="Arial" w:cs="Arial"/>
+          <w:b/>
+          <w:sz w:val="18"/>
+        </w:rPr>
+        <w:t>GCP</w:t>
+      </w:r>
+      <w:r>
+        <w:rPr>
+          <w:rFonts w:ascii="Arial" w:hAnsi="Arial" w:cs="Arial"/>
+          <w:sz w:val="18"/>
+        </w:rPr>
+        <w:t xml:space="preserve">: GKE, Cloud Run, Pub/Sub, Cloud Storage, </w:t>
+      </w:r>
+      <w:proofErr w:type="spellStart"/>
+      <w:r>
+        <w:rPr>
+          <w:rFonts w:ascii="Arial" w:hAnsi="Arial" w:cs="Arial"/>
+          <w:sz w:val="18"/>
+        </w:rPr>
+        <w:t>BigQuery</w:t>
+      </w:r>
+      <w:proofErr w:type="spellEnd"/>
+      <w:r>
+        <w:rPr>
+          <w:rFonts w:ascii="Arial" w:hAnsi="Arial" w:cs="Arial"/>
+          <w:sz w:val="18"/>
+        </w:rPr>
+        <w:t xml:space="preserve"> (as consumer/integrator), </w:t>
+      </w:r>
+      <w:r>
+        <w:rPr>
+          <w:rFonts w:ascii="Arial" w:hAnsi="Arial" w:cs="Arial"/>
+          <w:b/>
+          <w:sz w:val="18"/>
+        </w:rPr>
+        <w:t>CI/CD</w:t>
+      </w:r>
+      <w:r>
+        <w:rPr>
+          <w:rFonts w:ascii="Arial" w:hAnsi="Arial" w:cs="Arial"/>
+          <w:sz w:val="18"/>
+        </w:rPr>
+        <w:t xml:space="preserve">: </w:t>
+      </w:r>
+      <w:proofErr w:type="spellStart"/>
+      <w:r>
+        <w:rPr>
+          <w:rFonts w:ascii="Arial" w:hAnsi="Arial" w:cs="Arial"/>
+          <w:sz w:val="18"/>
+        </w:rPr>
+        <w:t>GitHub</w:t>
+      </w:r>
+      <w:proofErr w:type="spellEnd"/>
+      <w:r>
+        <w:rPr>
+          <w:rFonts w:ascii="Arial" w:hAnsi="Arial" w:cs="Arial"/>
+          <w:sz w:val="18"/>
+        </w:rPr>
+        <w:t xml:space="preserve"> Actions, </w:t>
+      </w:r>
+      <w:proofErr w:type="spellStart"/>
+      <w:r>
+        <w:rPr>
+          <w:rFonts w:ascii="Arial" w:hAnsi="Arial" w:cs="Arial"/>
+          <w:sz w:val="18"/>
+        </w:rPr>
+        <w:t>GitLab</w:t>
+      </w:r>
+      <w:proofErr w:type="spellEnd"/>
+      <w:r>
+        <w:rPr>
+          <w:rFonts w:ascii="Arial" w:hAnsi="Arial" w:cs="Arial"/>
+          <w:sz w:val="18"/>
+        </w:rPr>
+        <w:t xml:space="preserve"> CI, Jenkins, Azure </w:t>
+      </w:r>
+      <w:proofErr w:type="spellStart"/>
+      <w:r>
+        <w:rPr>
+          <w:rFonts w:ascii="Arial" w:hAnsi="Arial" w:cs="Arial"/>
+          <w:sz w:val="18"/>
+        </w:rPr>
+        <w:t>DevOps</w:t>
+      </w:r>
+      <w:proofErr w:type="spellEnd"/>
+      <w:r>
+        <w:rPr>
+          <w:rFonts w:ascii="Arial" w:hAnsi="Arial" w:cs="Arial"/>
+          <w:sz w:val="18"/>
         </w:rPr>
         <w:t xml:space="preserve">, </w:t>
       </w:r>
-      <w:r>
-        <w:rPr>
-          <w:rStyle w:val="Strong"/>
-          <w:rFonts w:ascii="Arial" w:hAnsi="Arial" w:cs="Arial"/>
-          <w:sz w:val="20"/>
-        </w:rPr>
-        <w:t>RDS</w:t>
-      </w:r>
-      <w:r>
-        <w:rPr>
-          <w:rFonts w:ascii="Arial" w:hAnsi="Arial" w:cs="Arial"/>
-          <w:sz w:val="20"/>
-        </w:rPr>
-        <w:t xml:space="preserve">, </w:t>
-      </w:r>
-      <w:proofErr w:type="spellStart"/>
-      <w:r>
-        <w:rPr>
-          <w:rStyle w:val="Strong"/>
-          <w:rFonts w:ascii="Arial" w:hAnsi="Arial" w:cs="Arial"/>
-          <w:sz w:val="20"/>
-        </w:rPr>
-        <w:t>DynamoDB</w:t>
-      </w:r>
-      <w:proofErr w:type="spellEnd"/>
-      <w:r>
-        <w:rPr>
-          <w:rFonts w:ascii="Arial" w:hAnsi="Arial" w:cs="Arial"/>
-          <w:sz w:val="20"/>
-        </w:rPr>
-        <w:t xml:space="preserve">, </w:t>
-      </w:r>
-      <w:proofErr w:type="spellStart"/>
-      <w:r>
-        <w:rPr>
-          <w:rStyle w:val="Strong"/>
-          <w:rFonts w:ascii="Arial" w:hAnsi="Arial" w:cs="Arial"/>
-          <w:sz w:val="20"/>
-        </w:rPr>
-        <w:t>ElastiCache</w:t>
-      </w:r>
-      <w:proofErr w:type="spellEnd"/>
-      <w:r>
-        <w:rPr>
-          <w:rFonts w:ascii="Arial" w:hAnsi="Arial" w:cs="Arial"/>
-          <w:sz w:val="20"/>
-        </w:rPr>
-        <w:t xml:space="preserve">, </w:t>
-      </w:r>
-      <w:proofErr w:type="spellStart"/>
-      <w:r>
-        <w:rPr>
-          <w:rStyle w:val="Strong"/>
-          <w:rFonts w:ascii="Arial" w:hAnsi="Arial" w:cs="Arial"/>
-          <w:sz w:val="20"/>
-        </w:rPr>
-        <w:t>EventBridge</w:t>
-      </w:r>
-      <w:proofErr w:type="spellEnd"/>
-      <w:r>
-        <w:rPr>
-          <w:rFonts w:ascii="Arial" w:hAnsi="Arial" w:cs="Arial"/>
-          <w:sz w:val="20"/>
-        </w:rPr>
-        <w:t xml:space="preserve">, </w:t>
-      </w:r>
-      <w:r>
-        <w:rPr>
-          <w:rStyle w:val="Strong"/>
-          <w:rFonts w:ascii="Arial" w:hAnsi="Arial" w:cs="Arial"/>
-          <w:sz w:val="20"/>
-        </w:rPr>
-        <w:t>Step Functions</w:t>
-      </w:r>
-      <w:r>
-        <w:rPr>
-          <w:rFonts w:ascii="Arial" w:hAnsi="Arial" w:cs="Arial"/>
-          <w:sz w:val="20"/>
-        </w:rPr>
-        <w:t xml:space="preserve">, </w:t>
-      </w:r>
-      <w:r>
-        <w:rPr>
-          <w:rStyle w:val="Strong"/>
-          <w:rFonts w:ascii="Arial" w:hAnsi="Arial" w:cs="Arial"/>
-          <w:sz w:val="20"/>
-        </w:rPr>
-        <w:t>IAM</w:t>
-      </w:r>
-      <w:r>
-        <w:rPr>
-          <w:rFonts w:ascii="Arial" w:hAnsi="Arial" w:cs="Arial"/>
-          <w:sz w:val="20"/>
-        </w:rPr>
-        <w:t xml:space="preserve">, Azure: </w:t>
-      </w:r>
-      <w:r>
-        <w:rPr>
-          <w:rStyle w:val="Strong"/>
-          <w:rFonts w:ascii="Arial" w:hAnsi="Arial" w:cs="Arial"/>
-          <w:sz w:val="20"/>
-        </w:rPr>
-        <w:t>AKS</w:t>
-      </w:r>
-      <w:r>
-        <w:rPr>
-          <w:rFonts w:ascii="Arial" w:hAnsi="Arial" w:cs="Arial"/>
-          <w:sz w:val="20"/>
-        </w:rPr>
-        <w:t xml:space="preserve">, </w:t>
-      </w:r>
-      <w:r>
-        <w:rPr>
-          <w:rStyle w:val="Strong"/>
-          <w:rFonts w:ascii="Arial" w:hAnsi="Arial" w:cs="Arial"/>
-          <w:sz w:val="20"/>
-        </w:rPr>
-        <w:t>App Service</w:t>
-      </w:r>
-      <w:r>
-        <w:rPr>
-          <w:rFonts w:ascii="Arial" w:hAnsi="Arial" w:cs="Arial"/>
-          <w:sz w:val="20"/>
-        </w:rPr>
-        <w:t xml:space="preserve">, </w:t>
-      </w:r>
-      <w:r>
-        <w:rPr>
-          <w:rStyle w:val="Strong"/>
-          <w:rFonts w:ascii="Arial" w:hAnsi="Arial" w:cs="Arial"/>
-          <w:sz w:val="20"/>
-        </w:rPr>
-        <w:t>Azure SQL</w:t>
-      </w:r>
-      <w:r>
-        <w:rPr>
-          <w:rFonts w:ascii="Arial" w:hAnsi="Arial" w:cs="Arial"/>
-          <w:sz w:val="20"/>
-        </w:rPr>
-        <w:t xml:space="preserve">, </w:t>
-      </w:r>
-      <w:r>
-        <w:rPr>
-          <w:rStyle w:val="Strong"/>
-          <w:rFonts w:ascii="Arial" w:hAnsi="Arial" w:cs="Arial"/>
-          <w:sz w:val="20"/>
-        </w:rPr>
-        <w:t>Service Bus</w:t>
-      </w:r>
-      <w:r>
-        <w:rPr>
-          <w:rFonts w:ascii="Arial" w:hAnsi="Arial" w:cs="Arial"/>
-          <w:sz w:val="20"/>
-        </w:rPr>
-        <w:t xml:space="preserve">, </w:t>
-      </w:r>
-      <w:r>
-        <w:rPr>
-          <w:rStyle w:val="Strong"/>
-          <w:rFonts w:ascii="Arial" w:hAnsi="Arial" w:cs="Arial"/>
-          <w:sz w:val="20"/>
-        </w:rPr>
-        <w:t>Key Vault</w:t>
-      </w:r>
-      <w:r>
-        <w:rPr>
-          <w:rFonts w:ascii="Arial" w:hAnsi="Arial" w:cs="Arial"/>
-          <w:sz w:val="20"/>
-        </w:rPr>
-        <w:t xml:space="preserve">, </w:t>
-      </w:r>
-      <w:r>
-        <w:rPr>
-          <w:rStyle w:val="Strong"/>
-          <w:rFonts w:ascii="Arial" w:hAnsi="Arial" w:cs="Arial"/>
-          <w:sz w:val="20"/>
-        </w:rPr>
-        <w:t>Application Insights</w:t>
-      </w:r>
-      <w:r>
-        <w:rPr>
-          <w:rFonts w:ascii="Arial" w:hAnsi="Arial" w:cs="Arial"/>
-          <w:sz w:val="20"/>
-        </w:rPr>
-        <w:t xml:space="preserve">, GCP: </w:t>
-      </w:r>
-      <w:r>
-        <w:rPr>
-          <w:rStyle w:val="Strong"/>
-          <w:rFonts w:ascii="Arial" w:hAnsi="Arial" w:cs="Arial"/>
-          <w:sz w:val="20"/>
-        </w:rPr>
-        <w:t>GKE</w:t>
-      </w:r>
-      <w:r>
-        <w:rPr>
-          <w:rFonts w:ascii="Arial" w:hAnsi="Arial" w:cs="Arial"/>
-          <w:sz w:val="20"/>
-        </w:rPr>
-        <w:t xml:space="preserve">, </w:t>
-      </w:r>
-      <w:r>
-        <w:rPr>
-          <w:rStyle w:val="Strong"/>
-          <w:rFonts w:ascii="Arial" w:hAnsi="Arial" w:cs="Arial"/>
-          <w:sz w:val="20"/>
-        </w:rPr>
-        <w:t>Cloud Run</w:t>
-      </w:r>
-      <w:r>
-        <w:rPr>
-          <w:rFonts w:ascii="Arial" w:hAnsi="Arial" w:cs="Arial"/>
-          <w:sz w:val="20"/>
-        </w:rPr>
-        <w:t xml:space="preserve">, </w:t>
-      </w:r>
-      <w:r>
-        <w:rPr>
-          <w:rStyle w:val="Strong"/>
-          <w:rFonts w:ascii="Arial" w:hAnsi="Arial" w:cs="Arial"/>
-          <w:sz w:val="20"/>
-        </w:rPr>
-        <w:t>Pub/Sub</w:t>
-      </w:r>
-      <w:r>
-        <w:rPr>
-          <w:rFonts w:ascii="Arial" w:hAnsi="Arial" w:cs="Arial"/>
-          <w:sz w:val="20"/>
-        </w:rPr>
-        <w:t xml:space="preserve">, </w:t>
-      </w:r>
-      <w:r>
-        <w:rPr>
-          <w:rStyle w:val="Strong"/>
-          <w:rFonts w:ascii="Arial" w:hAnsi="Arial" w:cs="Arial"/>
-          <w:sz w:val="20"/>
-        </w:rPr>
-        <w:t>Cloud Storage</w:t>
-      </w:r>
-      <w:r>
-        <w:rPr>
-          <w:rFonts w:ascii="Arial" w:hAnsi="Arial" w:cs="Arial"/>
-          <w:sz w:val="20"/>
-        </w:rPr>
-        <w:t xml:space="preserve">, </w:t>
-      </w:r>
-      <w:proofErr w:type="spellStart"/>
-      <w:r>
-        <w:rPr>
-          <w:rStyle w:val="Strong"/>
-          <w:rFonts w:ascii="Arial" w:hAnsi="Arial" w:cs="Arial"/>
-          <w:sz w:val="20"/>
-        </w:rPr>
-        <w:t>BigQuery</w:t>
-      </w:r>
-      <w:proofErr w:type="spellEnd"/>
-      <w:r>
-        <w:rPr>
-          <w:rFonts w:ascii="Arial" w:hAnsi="Arial" w:cs="Arial"/>
-          <w:sz w:val="20"/>
-        </w:rPr>
-        <w:t xml:space="preserve"> (as consumer/integrator), </w:t>
-      </w:r>
-      <w:proofErr w:type="spellStart"/>
-      <w:r>
-        <w:rPr>
-          <w:rStyle w:val="Strong"/>
-          <w:rFonts w:ascii="Arial" w:hAnsi="Arial" w:cs="Arial"/>
-          <w:sz w:val="20"/>
-        </w:rPr>
-        <w:t>Docker</w:t>
-      </w:r>
-      <w:proofErr w:type="spellEnd"/>
-      <w:r>
-        <w:rPr>
-          <w:rFonts w:ascii="Arial" w:hAnsi="Arial" w:cs="Arial"/>
-          <w:sz w:val="20"/>
-        </w:rPr>
-        <w:t xml:space="preserve">, </w:t>
-      </w:r>
-      <w:proofErr w:type="spellStart"/>
-      <w:r>
-        <w:rPr>
-          <w:rStyle w:val="Strong"/>
-          <w:rFonts w:ascii="Arial" w:hAnsi="Arial" w:cs="Arial"/>
-          <w:sz w:val="20"/>
-        </w:rPr>
-        <w:t>Kubernetes</w:t>
-      </w:r>
-      <w:proofErr w:type="spellEnd"/>
-      <w:r>
-        <w:rPr>
-          <w:rFonts w:ascii="Arial" w:hAnsi="Arial" w:cs="Arial"/>
-          <w:sz w:val="20"/>
-        </w:rPr>
-        <w:t xml:space="preserve">, </w:t>
-      </w:r>
-      <w:r>
-        <w:rPr>
-          <w:rStyle w:val="Strong"/>
-          <w:rFonts w:ascii="Arial" w:hAnsi="Arial" w:cs="Arial"/>
-          <w:sz w:val="20"/>
-        </w:rPr>
-        <w:t>Helm</w:t>
-      </w:r>
-      <w:r>
-        <w:rPr>
-          <w:rFonts w:ascii="Arial" w:hAnsi="Arial" w:cs="Arial"/>
-          <w:sz w:val="20"/>
-        </w:rPr>
-        <w:t xml:space="preserve">, </w:t>
-      </w:r>
-      <w:r>
-        <w:rPr>
-          <w:rStyle w:val="Strong"/>
-          <w:rFonts w:ascii="Arial" w:hAnsi="Arial" w:cs="Arial"/>
-          <w:sz w:val="20"/>
-        </w:rPr>
-        <w:t>Argo CD</w:t>
-      </w:r>
-      <w:r>
-        <w:rPr>
-          <w:rFonts w:ascii="Arial" w:hAnsi="Arial" w:cs="Arial"/>
-          <w:sz w:val="20"/>
-        </w:rPr>
-        <w:t xml:space="preserve">, </w:t>
-      </w:r>
-      <w:proofErr w:type="spellStart"/>
-      <w:r>
-        <w:rPr>
-          <w:rStyle w:val="Strong"/>
-          <w:rFonts w:ascii="Arial" w:hAnsi="Arial" w:cs="Arial"/>
-          <w:sz w:val="20"/>
-        </w:rPr>
-        <w:t>GitOps</w:t>
-      </w:r>
-      <w:proofErr w:type="spellEnd"/>
-      <w:r>
-        <w:rPr>
-          <w:rFonts w:ascii="Arial" w:hAnsi="Arial" w:cs="Arial"/>
-          <w:sz w:val="20"/>
-        </w:rPr>
-        <w:t xml:space="preserve">, </w:t>
-      </w:r>
-      <w:proofErr w:type="spellStart"/>
-      <w:r>
-        <w:rPr>
-          <w:rStyle w:val="Strong"/>
-          <w:rFonts w:ascii="Arial" w:hAnsi="Arial" w:cs="Arial"/>
-          <w:sz w:val="20"/>
-        </w:rPr>
-        <w:t>Terraform</w:t>
-      </w:r>
-      <w:proofErr w:type="spellEnd"/>
-      <w:r>
-        <w:rPr>
-          <w:rFonts w:ascii="Arial" w:hAnsi="Arial" w:cs="Arial"/>
-          <w:sz w:val="20"/>
-        </w:rPr>
-        <w:t xml:space="preserve">, </w:t>
-      </w:r>
-      <w:proofErr w:type="spellStart"/>
-      <w:r>
-        <w:rPr>
-          <w:rStyle w:val="Strong"/>
-          <w:rFonts w:ascii="Arial" w:hAnsi="Arial" w:cs="Arial"/>
-          <w:sz w:val="20"/>
-        </w:rPr>
-        <w:t>CloudFormation</w:t>
-      </w:r>
-      <w:proofErr w:type="spellEnd"/>
-      <w:r>
-        <w:rPr>
-          <w:rFonts w:ascii="Arial" w:hAnsi="Arial" w:cs="Arial"/>
-          <w:sz w:val="20"/>
-        </w:rPr>
-        <w:t xml:space="preserve">, CI/CD: </w:t>
-      </w:r>
-      <w:proofErr w:type="spellStart"/>
-      <w:r>
-        <w:rPr>
-          <w:rStyle w:val="Strong"/>
-          <w:rFonts w:ascii="Arial" w:hAnsi="Arial" w:cs="Arial"/>
-          <w:sz w:val="20"/>
-        </w:rPr>
-        <w:t>GitHub</w:t>
-      </w:r>
-      <w:proofErr w:type="spellEnd"/>
-      <w:r>
-        <w:rPr>
-          <w:rStyle w:val="Strong"/>
-          <w:rFonts w:ascii="Arial" w:hAnsi="Arial" w:cs="Arial"/>
-          <w:sz w:val="20"/>
-        </w:rPr>
-        <w:t xml:space="preserve"> Actions</w:t>
-      </w:r>
-      <w:r>
-        <w:rPr>
-          <w:rFonts w:ascii="Arial" w:hAnsi="Arial" w:cs="Arial"/>
-          <w:sz w:val="20"/>
-        </w:rPr>
-        <w:t xml:space="preserve">, </w:t>
-      </w:r>
-      <w:proofErr w:type="spellStart"/>
-      <w:r>
-        <w:rPr>
-          <w:rStyle w:val="Strong"/>
-          <w:rFonts w:ascii="Arial" w:hAnsi="Arial" w:cs="Arial"/>
-          <w:sz w:val="20"/>
-        </w:rPr>
-        <w:t>GitLab</w:t>
-      </w:r>
-      <w:proofErr w:type="spellEnd"/>
-      <w:r>
-        <w:rPr>
-          <w:rStyle w:val="Strong"/>
-          <w:rFonts w:ascii="Arial" w:hAnsi="Arial" w:cs="Arial"/>
-          <w:sz w:val="20"/>
-        </w:rPr>
-        <w:t xml:space="preserve"> CI</w:t>
-      </w:r>
-      <w:r>
-        <w:rPr>
-          <w:rFonts w:ascii="Arial" w:hAnsi="Arial" w:cs="Arial"/>
-          <w:sz w:val="20"/>
-        </w:rPr>
-        <w:t xml:space="preserve">, </w:t>
-      </w:r>
-      <w:r>
-        <w:rPr>
-          <w:rStyle w:val="Strong"/>
-          <w:rFonts w:ascii="Arial" w:hAnsi="Arial" w:cs="Arial"/>
-          <w:sz w:val="20"/>
-        </w:rPr>
-        <w:t>Jenkins</w:t>
-      </w:r>
-      <w:r>
-        <w:rPr>
-          <w:rFonts w:ascii="Arial" w:hAnsi="Arial" w:cs="Arial"/>
-          <w:sz w:val="20"/>
-        </w:rPr>
-        <w:t xml:space="preserve">, </w:t>
-      </w:r>
-      <w:r>
-        <w:rPr>
-          <w:rStyle w:val="Strong"/>
-          <w:rFonts w:ascii="Arial" w:hAnsi="Arial" w:cs="Arial"/>
-          <w:sz w:val="20"/>
-        </w:rPr>
-        <w:t xml:space="preserve">Azure </w:t>
-      </w:r>
-      <w:proofErr w:type="spellStart"/>
-      <w:r>
-        <w:rPr>
-          <w:rStyle w:val="Strong"/>
-          <w:rFonts w:ascii="Arial" w:hAnsi="Arial" w:cs="Arial"/>
-          <w:sz w:val="20"/>
-        </w:rPr>
-        <w:t>DevOps</w:t>
-      </w:r>
-      <w:proofErr w:type="spellEnd"/>
-      <w:r>
-        <w:rPr>
-          <w:rFonts w:ascii="Arial" w:hAnsi="Arial" w:cs="Arial"/>
-          <w:sz w:val="20"/>
-        </w:rPr>
-        <w:t xml:space="preserve">, </w:t>
-      </w:r>
-      <w:proofErr w:type="spellStart"/>
-      <w:r>
-        <w:rPr>
-          <w:rStyle w:val="Strong"/>
-          <w:rFonts w:ascii="Arial" w:hAnsi="Arial" w:cs="Arial"/>
-          <w:sz w:val="20"/>
+      <w:proofErr w:type="spellStart"/>
+      <w:r>
+        <w:rPr>
+          <w:rFonts w:ascii="Arial" w:hAnsi="Arial" w:cs="Arial"/>
+          <w:sz w:val="18"/>
         </w:rPr>
         <w:t>CircleCI</w:t>
       </w:r>
@@ -1422,48 +1107,47 @@
     </w:p>
     <w:p>
       <w:pPr>
-        <w:pStyle w:val="NormalWeb"/>
+        <w:pStyle w:val="ListParagraph"/>
         <w:numPr>
           <w:ilvl w:val="0"/>
-          <w:numId w:val="2"/>
+          <w:numId w:val="18"/>
         </w:numPr>
         <w:jc w:val="both"/>
         <w:rPr>
           <w:rFonts w:ascii="Arial" w:hAnsi="Arial" w:cs="Arial"/>
-          <w:sz w:val="20"/>
-        </w:rPr>
-      </w:pPr>
-      <w:proofErr w:type="spellStart"/>
-      <w:r>
-        <w:rPr>
-          <w:rStyle w:val="Strong"/>
-          <w:rFonts w:ascii="Arial" w:hAnsi="Arial" w:cs="Arial"/>
-          <w:sz w:val="20"/>
+          <w:sz w:val="18"/>
+        </w:rPr>
+      </w:pPr>
+      <w:proofErr w:type="spellStart"/>
+      <w:r>
+        <w:rPr>
+          <w:rFonts w:ascii="Arial" w:hAnsi="Arial" w:cs="Arial"/>
+          <w:b/>
+          <w:sz w:val="18"/>
         </w:rPr>
         <w:t>Observability</w:t>
       </w:r>
       <w:proofErr w:type="spellEnd"/>
       <w:r>
         <w:rPr>
-          <w:rStyle w:val="Strong"/>
-          <w:rFonts w:ascii="Arial" w:hAnsi="Arial" w:cs="Arial"/>
-          <w:sz w:val="20"/>
-        </w:rPr>
-        <w:t>, Quality &amp; Security</w:t>
-      </w:r>
-      <w:r>
-        <w:rPr>
-          <w:rFonts w:ascii="Arial" w:hAnsi="Arial" w:cs="Arial"/>
-          <w:sz w:val="20"/>
-        </w:rPr>
-        <w:t xml:space="preserve"> — </w:t>
-      </w:r>
-      <w:proofErr w:type="spellStart"/>
-      <w:r>
-        <w:rPr>
-          <w:rStyle w:val="Strong"/>
-          <w:rFonts w:ascii="Arial" w:hAnsi="Arial" w:cs="Arial"/>
-          <w:sz w:val="20"/>
+          <w:rFonts w:ascii="Arial" w:hAnsi="Arial" w:cs="Arial"/>
+          <w:b/>
+          <w:sz w:val="18"/>
+        </w:rPr>
+        <w:t>, Quality &amp; Security —</w:t>
+      </w:r>
+      <w:r>
+        <w:rPr>
+          <w:rFonts w:ascii="Arial" w:hAnsi="Arial" w:cs="Arial"/>
+          <w:sz w:val="18"/>
+        </w:rPr>
+        <w:t xml:space="preserve"> </w:t>
+      </w:r>
+      <w:proofErr w:type="spellStart"/>
+      <w:r>
+        <w:rPr>
+          <w:rFonts w:ascii="Arial" w:hAnsi="Arial" w:cs="Arial"/>
+          <w:sz w:val="18"/>
         </w:rPr>
         <w:t>OpenTelemetry</w:t>
       </w:r>
@@ -1471,16 +1155,15 @@
       <w:r>
         <w:rPr>
           <w:rFonts w:ascii="Arial" w:hAnsi="Arial" w:cs="Arial"/>
-          <w:sz w:val="20"/>
+          <w:sz w:val="18"/>
         </w:rPr>
         <w:t xml:space="preserve">, </w:t>
       </w:r>
       <w:proofErr w:type="spellStart"/>
       <w:r>
         <w:rPr>
-          <w:rStyle w:val="Strong"/>
-          <w:rFonts w:ascii="Arial" w:hAnsi="Arial" w:cs="Arial"/>
-          <w:sz w:val="20"/>
+          <w:rFonts w:ascii="Arial" w:hAnsi="Arial" w:cs="Arial"/>
+          <w:sz w:val="18"/>
         </w:rPr>
         <w:t>Datadog</w:t>
       </w:r>
@@ -1488,31 +1171,15 @@
       <w:r>
         <w:rPr>
           <w:rFonts w:ascii="Arial" w:hAnsi="Arial" w:cs="Arial"/>
-          <w:sz w:val="20"/>
-        </w:rPr>
-        <w:t xml:space="preserve">, </w:t>
-      </w:r>
-      <w:r>
-        <w:rPr>
-          <w:rStyle w:val="Strong"/>
-          <w:rFonts w:ascii="Arial" w:hAnsi="Arial" w:cs="Arial"/>
-          <w:sz w:val="20"/>
-        </w:rPr>
-        <w:t>Prometheus</w:t>
-      </w:r>
-      <w:r>
-        <w:rPr>
-          <w:rFonts w:ascii="Arial" w:hAnsi="Arial" w:cs="Arial"/>
-          <w:sz w:val="20"/>
-        </w:rPr>
-        <w:t xml:space="preserve">, </w:t>
-      </w:r>
-      <w:proofErr w:type="spellStart"/>
-      <w:r>
-        <w:rPr>
-          <w:rStyle w:val="Strong"/>
-          <w:rFonts w:ascii="Arial" w:hAnsi="Arial" w:cs="Arial"/>
-          <w:sz w:val="20"/>
+          <w:sz w:val="18"/>
+        </w:rPr>
+        <w:t xml:space="preserve">, Prometheus, </w:t>
+      </w:r>
+      <w:proofErr w:type="spellStart"/>
+      <w:r>
+        <w:rPr>
+          <w:rFonts w:ascii="Arial" w:hAnsi="Arial" w:cs="Arial"/>
+          <w:sz w:val="18"/>
         </w:rPr>
         <w:t>Grafana</w:t>
       </w:r>
@@ -1520,31 +1187,15 @@
       <w:r>
         <w:rPr>
           <w:rFonts w:ascii="Arial" w:hAnsi="Arial" w:cs="Arial"/>
-          <w:sz w:val="20"/>
-        </w:rPr>
-        <w:t xml:space="preserve">, </w:t>
-      </w:r>
-      <w:r>
-        <w:rPr>
-          <w:rStyle w:val="Strong"/>
-          <w:rFonts w:ascii="Arial" w:hAnsi="Arial" w:cs="Arial"/>
-          <w:sz w:val="20"/>
-        </w:rPr>
-        <w:t>ELK/EFK</w:t>
-      </w:r>
-      <w:r>
-        <w:rPr>
-          <w:rFonts w:ascii="Arial" w:hAnsi="Arial" w:cs="Arial"/>
-          <w:sz w:val="20"/>
-        </w:rPr>
-        <w:t xml:space="preserve">, </w:t>
-      </w:r>
-      <w:proofErr w:type="spellStart"/>
-      <w:r>
-        <w:rPr>
-          <w:rStyle w:val="Strong"/>
-          <w:rFonts w:ascii="Arial" w:hAnsi="Arial" w:cs="Arial"/>
-          <w:sz w:val="20"/>
+          <w:sz w:val="18"/>
+        </w:rPr>
+        <w:t xml:space="preserve">, ELK/EFK, </w:t>
+      </w:r>
+      <w:proofErr w:type="spellStart"/>
+      <w:r>
+        <w:rPr>
+          <w:rFonts w:ascii="Arial" w:hAnsi="Arial" w:cs="Arial"/>
+          <w:sz w:val="18"/>
         </w:rPr>
         <w:t>CloudWatch</w:t>
       </w:r>
@@ -1552,176 +1203,61 @@
       <w:r>
         <w:rPr>
           <w:rFonts w:ascii="Arial" w:hAnsi="Arial" w:cs="Arial"/>
-          <w:sz w:val="20"/>
-        </w:rPr>
-        <w:t xml:space="preserve">, structured logging, Testing: </w:t>
-      </w:r>
-      <w:r>
-        <w:rPr>
-          <w:rStyle w:val="Strong"/>
-          <w:rFonts w:ascii="Arial" w:hAnsi="Arial" w:cs="Arial"/>
-          <w:sz w:val="20"/>
-        </w:rPr>
-        <w:t>Jest</w:t>
-      </w:r>
-      <w:r>
-        <w:rPr>
-          <w:rFonts w:ascii="Arial" w:hAnsi="Arial" w:cs="Arial"/>
-          <w:sz w:val="20"/>
-        </w:rPr>
-        <w:t xml:space="preserve">, </w:t>
-      </w:r>
-      <w:r>
-        <w:rPr>
-          <w:rStyle w:val="Strong"/>
-          <w:rFonts w:ascii="Arial" w:hAnsi="Arial" w:cs="Arial"/>
-          <w:sz w:val="20"/>
-        </w:rPr>
-        <w:t>Mocha</w:t>
-      </w:r>
-      <w:r>
-        <w:rPr>
-          <w:rFonts w:ascii="Arial" w:hAnsi="Arial" w:cs="Arial"/>
-          <w:sz w:val="20"/>
-        </w:rPr>
-        <w:t xml:space="preserve">, </w:t>
-      </w:r>
-      <w:r>
-        <w:rPr>
-          <w:rStyle w:val="Strong"/>
-          <w:rFonts w:ascii="Arial" w:hAnsi="Arial" w:cs="Arial"/>
-          <w:sz w:val="20"/>
-        </w:rPr>
-        <w:t>Chai</w:t>
-      </w:r>
-      <w:r>
-        <w:rPr>
-          <w:rFonts w:ascii="Arial" w:hAnsi="Arial" w:cs="Arial"/>
-          <w:sz w:val="20"/>
-        </w:rPr>
-        <w:t xml:space="preserve">, </w:t>
-      </w:r>
-      <w:r>
-        <w:rPr>
-          <w:rStyle w:val="Strong"/>
-          <w:rFonts w:ascii="Arial" w:hAnsi="Arial" w:cs="Arial"/>
-          <w:sz w:val="20"/>
-        </w:rPr>
-        <w:t>React Testing Library</w:t>
-      </w:r>
-      <w:r>
-        <w:rPr>
-          <w:rFonts w:ascii="Arial" w:hAnsi="Arial" w:cs="Arial"/>
-          <w:sz w:val="20"/>
-        </w:rPr>
-        <w:t xml:space="preserve">, </w:t>
-      </w:r>
-      <w:r>
-        <w:rPr>
-          <w:rStyle w:val="Strong"/>
-          <w:rFonts w:ascii="Arial" w:hAnsi="Arial" w:cs="Arial"/>
-          <w:sz w:val="20"/>
-        </w:rPr>
-        <w:t>Cypress</w:t>
-      </w:r>
-      <w:r>
-        <w:rPr>
-          <w:rFonts w:ascii="Arial" w:hAnsi="Arial" w:cs="Arial"/>
-          <w:sz w:val="20"/>
-        </w:rPr>
-        <w:t xml:space="preserve">, </w:t>
-      </w:r>
-      <w:r>
-        <w:rPr>
-          <w:rStyle w:val="Strong"/>
-          <w:rFonts w:ascii="Arial" w:hAnsi="Arial" w:cs="Arial"/>
-          <w:sz w:val="20"/>
-        </w:rPr>
-        <w:t>Playwright</w:t>
-      </w:r>
-      <w:r>
-        <w:rPr>
-          <w:rFonts w:ascii="Arial" w:hAnsi="Arial" w:cs="Arial"/>
-          <w:sz w:val="20"/>
-        </w:rPr>
-        <w:t>, API contract tests (</w:t>
-      </w:r>
-      <w:r>
-        <w:rPr>
-          <w:rStyle w:val="Strong"/>
-          <w:rFonts w:ascii="Arial" w:hAnsi="Arial" w:cs="Arial"/>
-          <w:sz w:val="20"/>
-        </w:rPr>
-        <w:t>Pact-style</w:t>
-      </w:r>
-      <w:r>
-        <w:rPr>
-          <w:rFonts w:ascii="Arial" w:hAnsi="Arial" w:cs="Arial"/>
-          <w:sz w:val="20"/>
-        </w:rPr>
-        <w:t xml:space="preserve">), Security: </w:t>
-      </w:r>
-      <w:r>
-        <w:rPr>
-          <w:rStyle w:val="Strong"/>
-          <w:rFonts w:ascii="Arial" w:hAnsi="Arial" w:cs="Arial"/>
-          <w:sz w:val="20"/>
-        </w:rPr>
-        <w:t>OAuth2</w:t>
-      </w:r>
-      <w:r>
-        <w:rPr>
-          <w:rFonts w:ascii="Arial" w:hAnsi="Arial" w:cs="Arial"/>
-          <w:sz w:val="20"/>
-        </w:rPr>
-        <w:t xml:space="preserve">, </w:t>
-      </w:r>
-      <w:proofErr w:type="spellStart"/>
-      <w:r>
-        <w:rPr>
-          <w:rStyle w:val="Strong"/>
-          <w:rFonts w:ascii="Arial" w:hAnsi="Arial" w:cs="Arial"/>
-          <w:sz w:val="20"/>
+          <w:sz w:val="18"/>
+        </w:rPr>
+        <w:t xml:space="preserve">, structured logging, </w:t>
+      </w:r>
+      <w:r>
+        <w:rPr>
+          <w:rFonts w:ascii="Arial" w:hAnsi="Arial" w:cs="Arial"/>
+          <w:b/>
+          <w:sz w:val="18"/>
+        </w:rPr>
+        <w:t>Testing</w:t>
+      </w:r>
+      <w:r>
+        <w:rPr>
+          <w:rFonts w:ascii="Arial" w:hAnsi="Arial" w:cs="Arial"/>
+          <w:sz w:val="18"/>
+        </w:rPr>
+        <w:t xml:space="preserve">: Jest, Mocha, Chai, React Testing Library, Cypress, Playwright, API contract tests (Pact-style), </w:t>
+      </w:r>
+      <w:r>
+        <w:rPr>
+          <w:rFonts w:ascii="Arial" w:hAnsi="Arial" w:cs="Arial"/>
+          <w:b/>
+          <w:sz w:val="18"/>
+        </w:rPr>
+        <w:t>Security</w:t>
+      </w:r>
+      <w:r>
+        <w:rPr>
+          <w:rFonts w:ascii="Arial" w:hAnsi="Arial" w:cs="Arial"/>
+          <w:sz w:val="18"/>
+        </w:rPr>
+        <w:t xml:space="preserve">: OAuth2, </w:t>
+      </w:r>
+      <w:proofErr w:type="spellStart"/>
+      <w:r>
+        <w:rPr>
+          <w:rFonts w:ascii="Arial" w:hAnsi="Arial" w:cs="Arial"/>
+          <w:sz w:val="18"/>
         </w:rPr>
         <w:t>OpenID</w:t>
       </w:r>
       <w:proofErr w:type="spellEnd"/>
       <w:r>
         <w:rPr>
-          <w:rStyle w:val="Strong"/>
-          <w:rFonts w:ascii="Arial" w:hAnsi="Arial" w:cs="Arial"/>
-          <w:sz w:val="20"/>
-        </w:rPr>
-        <w:t xml:space="preserve"> Connect</w:t>
-      </w:r>
-      <w:r>
-        <w:rPr>
-          <w:rFonts w:ascii="Arial" w:hAnsi="Arial" w:cs="Arial"/>
-          <w:sz w:val="20"/>
-        </w:rPr>
-        <w:t xml:space="preserve">, </w:t>
-      </w:r>
-      <w:r>
-        <w:rPr>
-          <w:rStyle w:val="Strong"/>
-          <w:rFonts w:ascii="Arial" w:hAnsi="Arial" w:cs="Arial"/>
-          <w:sz w:val="20"/>
-        </w:rPr>
-        <w:t>JWT</w:t>
-      </w:r>
-      <w:r>
-        <w:rPr>
-          <w:rFonts w:ascii="Arial" w:hAnsi="Arial" w:cs="Arial"/>
-          <w:sz w:val="20"/>
-        </w:rPr>
-        <w:t xml:space="preserve">, </w:t>
-      </w:r>
-      <w:proofErr w:type="spellStart"/>
-      <w:r>
-        <w:rPr>
-          <w:rStyle w:val="Strong"/>
-          <w:rFonts w:ascii="Arial" w:hAnsi="Arial" w:cs="Arial"/>
-          <w:sz w:val="20"/>
+          <w:rFonts w:ascii="Arial" w:hAnsi="Arial" w:cs="Arial"/>
+          <w:sz w:val="18"/>
+        </w:rPr>
+        <w:t xml:space="preserve"> Connect, JWT, </w:t>
+      </w:r>
+      <w:proofErr w:type="spellStart"/>
+      <w:r>
+        <w:rPr>
+          <w:rFonts w:ascii="Arial" w:hAnsi="Arial" w:cs="Arial"/>
+          <w:sz w:val="18"/>
         </w:rPr>
         <w:t>Okta</w:t>
       </w:r>
@@ -1729,39 +1265,15 @@
       <w:r>
         <w:rPr>
           <w:rFonts w:ascii="Arial" w:hAnsi="Arial" w:cs="Arial"/>
-          <w:sz w:val="20"/>
-        </w:rPr>
-        <w:t xml:space="preserve">, </w:t>
-      </w:r>
-      <w:r>
-        <w:rPr>
-          <w:rStyle w:val="Strong"/>
-          <w:rFonts w:ascii="Arial" w:hAnsi="Arial" w:cs="Arial"/>
-          <w:sz w:val="20"/>
-        </w:rPr>
-        <w:t>Auth0</w:t>
-      </w:r>
-      <w:r>
-        <w:rPr>
-          <w:rFonts w:ascii="Arial" w:hAnsi="Arial" w:cs="Arial"/>
-          <w:sz w:val="20"/>
-        </w:rPr>
-        <w:t xml:space="preserve">, </w:t>
-      </w:r>
-      <w:r>
-        <w:rPr>
-          <w:rStyle w:val="Strong"/>
-          <w:rFonts w:ascii="Arial" w:hAnsi="Arial" w:cs="Arial"/>
-          <w:sz w:val="20"/>
-        </w:rPr>
-        <w:t xml:space="preserve">AWS </w:t>
-      </w:r>
-      <w:proofErr w:type="spellStart"/>
-      <w:r>
-        <w:rPr>
-          <w:rStyle w:val="Strong"/>
-          <w:rFonts w:ascii="Arial" w:hAnsi="Arial" w:cs="Arial"/>
-          <w:sz w:val="20"/>
+          <w:sz w:val="18"/>
+        </w:rPr>
+        <w:t xml:space="preserve">, Auth0, AWS </w:t>
+      </w:r>
+      <w:proofErr w:type="spellStart"/>
+      <w:r>
+        <w:rPr>
+          <w:rFonts w:ascii="Arial" w:hAnsi="Arial" w:cs="Arial"/>
+          <w:sz w:val="18"/>
         </w:rPr>
         <w:t>Cognito</w:t>
       </w:r>
@@ -1769,47 +1281,9 @@
       <w:r>
         <w:rPr>
           <w:rFonts w:ascii="Arial" w:hAnsi="Arial" w:cs="Arial"/>
-          <w:sz w:val="20"/>
-        </w:rPr>
-        <w:t xml:space="preserve">, </w:t>
-      </w:r>
-      <w:r>
-        <w:rPr>
-          <w:rStyle w:val="Strong"/>
-          <w:rFonts w:ascii="Arial" w:hAnsi="Arial" w:cs="Arial"/>
-          <w:sz w:val="20"/>
-        </w:rPr>
-        <w:t>rate limiting</w:t>
-      </w:r>
-      <w:r>
-        <w:rPr>
-          <w:rFonts w:ascii="Arial" w:hAnsi="Arial" w:cs="Arial"/>
-          <w:sz w:val="20"/>
-        </w:rPr>
-        <w:t xml:space="preserve">, </w:t>
-      </w:r>
-      <w:r>
-        <w:rPr>
-          <w:rStyle w:val="Strong"/>
-          <w:rFonts w:ascii="Arial" w:hAnsi="Arial" w:cs="Arial"/>
-          <w:sz w:val="20"/>
-        </w:rPr>
-        <w:t>RBAC/ABAC</w:t>
-      </w:r>
-      <w:r>
-        <w:rPr>
-          <w:rFonts w:ascii="Arial" w:hAnsi="Arial" w:cs="Arial"/>
-          <w:sz w:val="20"/>
-        </w:rPr>
-        <w:t xml:space="preserve">, </w:t>
-      </w:r>
-      <w:r>
-        <w:rPr>
-          <w:rStyle w:val="Strong"/>
-          <w:rFonts w:ascii="Arial" w:hAnsi="Arial" w:cs="Arial"/>
-          <w:sz w:val="20"/>
-        </w:rPr>
-        <w:t>audit logging</w:t>
+          <w:sz w:val="18"/>
+        </w:rPr>
+        <w:t>, rate limiting, RBAC/ABAC, audit logging</w:t>
       </w:r>
     </w:p>
     <w:p>
@@ -1886,13 +1360,13 @@
         <w:jc w:val="both"/>
         <w:rPr>
           <w:rFonts w:ascii="Arial" w:hAnsi="Arial" w:cs="Arial"/>
-          <w:sz w:val="20"/>
-        </w:rPr>
-      </w:pPr>
-      <w:r>
-        <w:rPr>
-          <w:rFonts w:ascii="Arial" w:hAnsi="Arial" w:cs="Arial"/>
-          <w:sz w:val="20"/>
+          <w:sz w:val="18"/>
+        </w:rPr>
+      </w:pPr>
+      <w:r>
+        <w:rPr>
+          <w:rFonts w:ascii="Arial" w:hAnsi="Arial" w:cs="Arial"/>
+          <w:sz w:val="18"/>
         </w:rPr>
         <w:t xml:space="preserve">Designed and shipped </w:t>
       </w:r>
@@ -1900,14 +1374,14 @@
         <w:rPr>
           <w:rStyle w:val="Strong"/>
           <w:rFonts w:ascii="Arial" w:hAnsi="Arial" w:cs="Arial"/>
-          <w:sz w:val="20"/>
+          <w:sz w:val="18"/>
         </w:rPr>
         <w:t>Python</w:t>
       </w:r>
       <w:r>
         <w:rPr>
           <w:rFonts w:ascii="Arial" w:hAnsi="Arial" w:cs="Arial"/>
-          <w:sz w:val="20"/>
+          <w:sz w:val="18"/>
         </w:rPr>
         <w:t xml:space="preserve"> APIs (</w:t>
       </w:r>
@@ -1915,7 +1389,7 @@
       <w:r>
         <w:rPr>
           <w:rFonts w:ascii="Arial" w:hAnsi="Arial" w:cs="Arial"/>
-          <w:sz w:val="20"/>
+          <w:sz w:val="18"/>
         </w:rPr>
         <w:t>FastAPI</w:t>
       </w:r>
@@ -1923,23 +1397,7 @@
       <w:r>
         <w:rPr>
           <w:rFonts w:ascii="Arial" w:hAnsi="Arial" w:cs="Arial"/>
-          <w:sz w:val="20"/>
-        </w:rPr>
-        <w:t>/</w:t>
-      </w:r>
-      <w:proofErr w:type="spellStart"/>
-      <w:r>
-        <w:rPr>
-          <w:rFonts w:ascii="Arial" w:hAnsi="Arial" w:cs="Arial"/>
-          <w:sz w:val="20"/>
-        </w:rPr>
-        <w:t>Django</w:t>
-      </w:r>
-      <w:proofErr w:type="spellEnd"/>
-      <w:r>
-        <w:rPr>
-          <w:rFonts w:ascii="Arial" w:hAnsi="Arial" w:cs="Arial"/>
-          <w:sz w:val="20"/>
+          <w:sz w:val="18"/>
         </w:rPr>
         <w:t>) for customer workflows with strict validation, consistent error contracts, and predictable pagination/filtering to stabilize integrations across multiple clients.</w:t>
       </w:r>
@@ -1954,13 +1412,13 @@
         <w:jc w:val="both"/>
         <w:rPr>
           <w:rFonts w:ascii="Arial" w:hAnsi="Arial" w:cs="Arial"/>
-          <w:sz w:val="20"/>
-        </w:rPr>
-      </w:pPr>
-      <w:r>
-        <w:rPr>
-          <w:rFonts w:ascii="Arial" w:hAnsi="Arial" w:cs="Arial"/>
-          <w:sz w:val="20"/>
+          <w:sz w:val="18"/>
+        </w:rPr>
+      </w:pPr>
+      <w:r>
+        <w:rPr>
+          <w:rFonts w:ascii="Arial" w:hAnsi="Arial" w:cs="Arial"/>
+          <w:sz w:val="18"/>
         </w:rPr>
         <w:t>Built service boundaries around core domains and introduced clear ownership models, enabling parallel delivery without cross-team merge conflicts.</w:t>
       </w:r>
@@ -1975,13 +1433,13 @@
         <w:jc w:val="both"/>
         <w:rPr>
           <w:rFonts w:ascii="Arial" w:hAnsi="Arial" w:cs="Arial"/>
-          <w:sz w:val="20"/>
-        </w:rPr>
-      </w:pPr>
-      <w:r>
-        <w:rPr>
-          <w:rFonts w:ascii="Arial" w:hAnsi="Arial" w:cs="Arial"/>
-          <w:sz w:val="20"/>
+          <w:sz w:val="18"/>
+        </w:rPr>
+      </w:pPr>
+      <w:r>
+        <w:rPr>
+          <w:rFonts w:ascii="Arial" w:hAnsi="Arial" w:cs="Arial"/>
+          <w:sz w:val="18"/>
         </w:rPr>
         <w:t xml:space="preserve">Implemented </w:t>
       </w:r>
@@ -1989,14 +1447,14 @@
         <w:rPr>
           <w:rStyle w:val="Strong"/>
           <w:rFonts w:ascii="Arial" w:hAnsi="Arial" w:cs="Arial"/>
-          <w:sz w:val="20"/>
+          <w:sz w:val="18"/>
         </w:rPr>
         <w:t>event-driven</w:t>
       </w:r>
       <w:r>
         <w:rPr>
           <w:rFonts w:ascii="Arial" w:hAnsi="Arial" w:cs="Arial"/>
-          <w:sz w:val="20"/>
+          <w:sz w:val="18"/>
         </w:rPr>
         <w:t xml:space="preserve"> processing using </w:t>
       </w:r>
@@ -2004,14 +1462,14 @@
         <w:rPr>
           <w:rStyle w:val="Strong"/>
           <w:rFonts w:ascii="Arial" w:hAnsi="Arial" w:cs="Arial"/>
-          <w:sz w:val="20"/>
+          <w:sz w:val="18"/>
         </w:rPr>
         <w:t>AWS SQS/SNS</w:t>
       </w:r>
       <w:r>
         <w:rPr>
           <w:rFonts w:ascii="Arial" w:hAnsi="Arial" w:cs="Arial"/>
-          <w:sz w:val="20"/>
+          <w:sz w:val="18"/>
         </w:rPr>
         <w:t xml:space="preserve"> and </w:t>
       </w:r>
@@ -2019,14 +1477,14 @@
         <w:rPr>
           <w:rStyle w:val="Strong"/>
           <w:rFonts w:ascii="Arial" w:hAnsi="Arial" w:cs="Arial"/>
-          <w:sz w:val="20"/>
+          <w:sz w:val="18"/>
         </w:rPr>
         <w:t>Kafka</w:t>
       </w:r>
       <w:r>
         <w:rPr>
           <w:rFonts w:ascii="Arial" w:hAnsi="Arial" w:cs="Arial"/>
-          <w:sz w:val="20"/>
+          <w:sz w:val="18"/>
         </w:rPr>
         <w:t xml:space="preserve">, with </w:t>
       </w:r>
@@ -2034,7 +1492,7 @@
       <w:r>
         <w:rPr>
           <w:rFonts w:ascii="Arial" w:hAnsi="Arial" w:cs="Arial"/>
-          <w:sz w:val="20"/>
+          <w:sz w:val="18"/>
         </w:rPr>
         <w:t>deduplication</w:t>
       </w:r>
@@ -2042,7 +1500,7 @@
       <w:r>
         <w:rPr>
           <w:rFonts w:ascii="Arial" w:hAnsi="Arial" w:cs="Arial"/>
-          <w:sz w:val="20"/>
+          <w:sz w:val="18"/>
         </w:rPr>
         <w:t xml:space="preserve"> tables and </w:t>
       </w:r>
@@ -2051,7 +1509,7 @@
         <w:rPr>
           <w:rStyle w:val="Strong"/>
           <w:rFonts w:ascii="Arial" w:hAnsi="Arial" w:cs="Arial"/>
-          <w:sz w:val="20"/>
+          <w:sz w:val="18"/>
         </w:rPr>
         <w:t>idempotency</w:t>
       </w:r>
@@ -2060,14 +1518,14 @@
         <w:rPr>
           <w:rStyle w:val="Strong"/>
           <w:rFonts w:ascii="Arial" w:hAnsi="Arial" w:cs="Arial"/>
-          <w:sz w:val="20"/>
+          <w:sz w:val="18"/>
         </w:rPr>
         <w:t xml:space="preserve"> keys</w:t>
       </w:r>
       <w:r>
         <w:rPr>
           <w:rFonts w:ascii="Arial" w:hAnsi="Arial" w:cs="Arial"/>
-          <w:sz w:val="20"/>
+          <w:sz w:val="18"/>
         </w:rPr>
         <w:t xml:space="preserve"> so retries were safe and side effects were controlled.</w:t>
       </w:r>
@@ -2082,13 +1540,13 @@
         <w:jc w:val="both"/>
         <w:rPr>
           <w:rFonts w:ascii="Arial" w:hAnsi="Arial" w:cs="Arial"/>
-          <w:sz w:val="20"/>
-        </w:rPr>
-      </w:pPr>
-      <w:r>
-        <w:rPr>
-          <w:rFonts w:ascii="Arial" w:hAnsi="Arial" w:cs="Arial"/>
-          <w:sz w:val="20"/>
+          <w:sz w:val="18"/>
+        </w:rPr>
+      </w:pPr>
+      <w:r>
+        <w:rPr>
+          <w:rFonts w:ascii="Arial" w:hAnsi="Arial" w:cs="Arial"/>
+          <w:sz w:val="18"/>
         </w:rPr>
         <w:t xml:space="preserve">Created long-running job pipelines with </w:t>
       </w:r>
@@ -2097,7 +1555,7 @@
         <w:rPr>
           <w:rStyle w:val="Strong"/>
           <w:rFonts w:ascii="Arial" w:hAnsi="Arial" w:cs="Arial"/>
-          <w:sz w:val="20"/>
+          <w:sz w:val="18"/>
         </w:rPr>
         <w:t>RabbitMQ</w:t>
       </w:r>
@@ -2105,7 +1563,7 @@
       <w:r>
         <w:rPr>
           <w:rFonts w:ascii="Arial" w:hAnsi="Arial" w:cs="Arial"/>
-          <w:sz w:val="20"/>
+          <w:sz w:val="18"/>
         </w:rPr>
         <w:t xml:space="preserve"> + Celery workers, adding DLQ patterns and job state models to keep synchronous APIs responsive under load.</w:t>
       </w:r>
@@ -2120,13 +1578,13 @@
         <w:jc w:val="both"/>
         <w:rPr>
           <w:rFonts w:ascii="Arial" w:hAnsi="Arial" w:cs="Arial"/>
-          <w:sz w:val="20"/>
-        </w:rPr>
-      </w:pPr>
-      <w:r>
-        <w:rPr>
-          <w:rFonts w:ascii="Arial" w:hAnsi="Arial" w:cs="Arial"/>
-          <w:sz w:val="20"/>
+          <w:sz w:val="18"/>
+        </w:rPr>
+      </w:pPr>
+      <w:r>
+        <w:rPr>
+          <w:rFonts w:ascii="Arial" w:hAnsi="Arial" w:cs="Arial"/>
+          <w:sz w:val="18"/>
         </w:rPr>
         <w:t xml:space="preserve">Optimized </w:t>
       </w:r>
@@ -2135,7 +1593,7 @@
         <w:rPr>
           <w:rStyle w:val="Strong"/>
           <w:rFonts w:ascii="Arial" w:hAnsi="Arial" w:cs="Arial"/>
-          <w:sz w:val="20"/>
+          <w:sz w:val="18"/>
         </w:rPr>
         <w:t>PostgreSQL</w:t>
       </w:r>
@@ -2143,7 +1601,7 @@
       <w:r>
         <w:rPr>
           <w:rFonts w:ascii="Arial" w:hAnsi="Arial" w:cs="Arial"/>
-          <w:sz w:val="20"/>
+          <w:sz w:val="18"/>
         </w:rPr>
         <w:t xml:space="preserve"> hot paths by reshaping queries, adding targeted indexes, and tuning transaction boundaries to reduce lock contention during concurrency spikes.</w:t>
       </w:r>
@@ -2158,13 +1616,13 @@
         <w:jc w:val="both"/>
         <w:rPr>
           <w:rFonts w:ascii="Arial" w:hAnsi="Arial" w:cs="Arial"/>
-          <w:sz w:val="20"/>
-        </w:rPr>
-      </w:pPr>
-      <w:r>
-        <w:rPr>
-          <w:rFonts w:ascii="Arial" w:hAnsi="Arial" w:cs="Arial"/>
-          <w:sz w:val="20"/>
+          <w:sz w:val="18"/>
+        </w:rPr>
+      </w:pPr>
+      <w:r>
+        <w:rPr>
+          <w:rFonts w:ascii="Arial" w:hAnsi="Arial" w:cs="Arial"/>
+          <w:sz w:val="18"/>
         </w:rPr>
         <w:t xml:space="preserve">Expanded data integrations across </w:t>
       </w:r>
@@ -2172,14 +1630,14 @@
         <w:rPr>
           <w:rStyle w:val="Strong"/>
           <w:rFonts w:ascii="Arial" w:hAnsi="Arial" w:cs="Arial"/>
-          <w:sz w:val="20"/>
+          <w:sz w:val="18"/>
         </w:rPr>
         <w:t>MySQL</w:t>
       </w:r>
       <w:r>
         <w:rPr>
           <w:rFonts w:ascii="Arial" w:hAnsi="Arial" w:cs="Arial"/>
-          <w:sz w:val="20"/>
+          <w:sz w:val="18"/>
         </w:rPr>
         <w:t xml:space="preserve"> and </w:t>
       </w:r>
@@ -2188,7 +1646,7 @@
         <w:rPr>
           <w:rStyle w:val="Strong"/>
           <w:rFonts w:ascii="Arial" w:hAnsi="Arial" w:cs="Arial"/>
-          <w:sz w:val="20"/>
+          <w:sz w:val="18"/>
         </w:rPr>
         <w:t>MongoDB</w:t>
       </w:r>
@@ -2196,7 +1654,7 @@
       <w:r>
         <w:rPr>
           <w:rFonts w:ascii="Arial" w:hAnsi="Arial" w:cs="Arial"/>
-          <w:sz w:val="20"/>
+          <w:sz w:val="18"/>
         </w:rPr>
         <w:t>, standardizing schema/migration practices and introducing repeatable data backfills with auditability.</w:t>
       </w:r>
@@ -2211,13 +1669,13 @@
         <w:jc w:val="both"/>
         <w:rPr>
           <w:rFonts w:ascii="Arial" w:hAnsi="Arial" w:cs="Arial"/>
-          <w:sz w:val="20"/>
-        </w:rPr>
-      </w:pPr>
-      <w:r>
-        <w:rPr>
-          <w:rFonts w:ascii="Arial" w:hAnsi="Arial" w:cs="Arial"/>
-          <w:sz w:val="20"/>
+          <w:sz w:val="18"/>
+        </w:rPr>
+      </w:pPr>
+      <w:r>
+        <w:rPr>
+          <w:rFonts w:ascii="Arial" w:hAnsi="Arial" w:cs="Arial"/>
+          <w:sz w:val="18"/>
         </w:rPr>
         <w:t xml:space="preserve">Implemented multi-tenant storage strategies using </w:t>
       </w:r>
@@ -2226,7 +1684,7 @@
         <w:rPr>
           <w:rStyle w:val="Strong"/>
           <w:rFonts w:ascii="Arial" w:hAnsi="Arial" w:cs="Arial"/>
-          <w:sz w:val="20"/>
+          <w:sz w:val="18"/>
         </w:rPr>
         <w:t>DynamoDB</w:t>
       </w:r>
@@ -2234,7 +1692,7 @@
       <w:r>
         <w:rPr>
           <w:rFonts w:ascii="Arial" w:hAnsi="Arial" w:cs="Arial"/>
-          <w:sz w:val="20"/>
+          <w:sz w:val="18"/>
         </w:rPr>
         <w:t xml:space="preserve"> for high-throughput key access and </w:t>
       </w:r>
@@ -2242,14 +1700,14 @@
         <w:rPr>
           <w:rStyle w:val="Strong"/>
           <w:rFonts w:ascii="Arial" w:hAnsi="Arial" w:cs="Arial"/>
-          <w:sz w:val="20"/>
+          <w:sz w:val="18"/>
         </w:rPr>
         <w:t>RDS</w:t>
       </w:r>
       <w:r>
         <w:rPr>
           <w:rFonts w:ascii="Arial" w:hAnsi="Arial" w:cs="Arial"/>
-          <w:sz w:val="20"/>
+          <w:sz w:val="18"/>
         </w:rPr>
         <w:t xml:space="preserve"> for relational reporting where joins and constraints were required.</w:t>
       </w:r>
@@ -2264,13 +1722,13 @@
         <w:jc w:val="both"/>
         <w:rPr>
           <w:rFonts w:ascii="Arial" w:hAnsi="Arial" w:cs="Arial"/>
-          <w:sz w:val="20"/>
-        </w:rPr>
-      </w:pPr>
-      <w:r>
-        <w:rPr>
-          <w:rFonts w:ascii="Arial" w:hAnsi="Arial" w:cs="Arial"/>
-          <w:sz w:val="20"/>
+          <w:sz w:val="18"/>
+        </w:rPr>
+      </w:pPr>
+      <w:r>
+        <w:rPr>
+          <w:rFonts w:ascii="Arial" w:hAnsi="Arial" w:cs="Arial"/>
+          <w:sz w:val="18"/>
         </w:rPr>
         <w:t xml:space="preserve">Added caching layers with </w:t>
       </w:r>
@@ -2279,7 +1737,7 @@
         <w:rPr>
           <w:rStyle w:val="Strong"/>
           <w:rFonts w:ascii="Arial" w:hAnsi="Arial" w:cs="Arial"/>
-          <w:sz w:val="20"/>
+          <w:sz w:val="18"/>
         </w:rPr>
         <w:t>Redis</w:t>
       </w:r>
@@ -2287,7 +1745,7 @@
       <w:r>
         <w:rPr>
           <w:rFonts w:ascii="Arial" w:hAnsi="Arial" w:cs="Arial"/>
-          <w:sz w:val="20"/>
+          <w:sz w:val="18"/>
         </w:rPr>
         <w:t xml:space="preserve"> and </w:t>
       </w:r>
@@ -2296,7 +1754,7 @@
         <w:rPr>
           <w:rStyle w:val="Strong"/>
           <w:rFonts w:ascii="Arial" w:hAnsi="Arial" w:cs="Arial"/>
-          <w:sz w:val="20"/>
+          <w:sz w:val="18"/>
         </w:rPr>
         <w:t>ElastiCache</w:t>
       </w:r>
@@ -2304,7 +1762,7 @@
       <w:r>
         <w:rPr>
           <w:rFonts w:ascii="Arial" w:hAnsi="Arial" w:cs="Arial"/>
-          <w:sz w:val="20"/>
+          <w:sz w:val="18"/>
         </w:rPr>
         <w:t>, defining TTL, invalidation rules, and cache-key conventions to avoid stale reads and thundering herds.</w:t>
       </w:r>
@@ -2319,13 +1777,13 @@
         <w:jc w:val="both"/>
         <w:rPr>
           <w:rFonts w:ascii="Arial" w:hAnsi="Arial" w:cs="Arial"/>
-          <w:sz w:val="20"/>
-        </w:rPr>
-      </w:pPr>
-      <w:r>
-        <w:rPr>
-          <w:rFonts w:ascii="Arial" w:hAnsi="Arial" w:cs="Arial"/>
-          <w:sz w:val="20"/>
+          <w:sz w:val="18"/>
+        </w:rPr>
+      </w:pPr>
+      <w:r>
+        <w:rPr>
+          <w:rFonts w:ascii="Arial" w:hAnsi="Arial" w:cs="Arial"/>
+          <w:sz w:val="18"/>
         </w:rPr>
         <w:t xml:space="preserve">Delivered search capabilities by indexing domain events into </w:t>
       </w:r>
@@ -2334,7 +1792,7 @@
         <w:rPr>
           <w:rStyle w:val="Strong"/>
           <w:rFonts w:ascii="Arial" w:hAnsi="Arial" w:cs="Arial"/>
-          <w:sz w:val="20"/>
+          <w:sz w:val="18"/>
         </w:rPr>
         <w:t>Elasticsearch</w:t>
       </w:r>
@@ -2342,7 +1800,7 @@
       <w:r>
         <w:rPr>
           <w:rFonts w:ascii="Arial" w:hAnsi="Arial" w:cs="Arial"/>
-          <w:sz w:val="20"/>
+          <w:sz w:val="18"/>
         </w:rPr>
         <w:t xml:space="preserve"> and </w:t>
       </w:r>
@@ -2350,14 +1808,14 @@
         <w:rPr>
           <w:rStyle w:val="Strong"/>
           <w:rFonts w:ascii="Arial" w:hAnsi="Arial" w:cs="Arial"/>
-          <w:sz w:val="20"/>
+          <w:sz w:val="18"/>
         </w:rPr>
         <w:t>OpenSearch</w:t>
       </w:r>
       <w:r>
         <w:rPr>
           <w:rFonts w:ascii="Arial" w:hAnsi="Arial" w:cs="Arial"/>
-          <w:sz w:val="20"/>
+          <w:sz w:val="18"/>
         </w:rPr>
         <w:t xml:space="preserve">, ensuring consistent analyzers, </w:t>
       </w:r>
@@ -2365,7 +1823,7 @@
       <w:r>
         <w:rPr>
           <w:rFonts w:ascii="Arial" w:hAnsi="Arial" w:cs="Arial"/>
-          <w:sz w:val="20"/>
+          <w:sz w:val="18"/>
         </w:rPr>
         <w:t>reindex</w:t>
       </w:r>
@@ -2373,7 +1831,7 @@
       <w:r>
         <w:rPr>
           <w:rFonts w:ascii="Arial" w:hAnsi="Arial" w:cs="Arial"/>
-          <w:sz w:val="20"/>
+          <w:sz w:val="18"/>
         </w:rPr>
         <w:t xml:space="preserve"> playbooks, and query latency guardrails.</w:t>
       </w:r>
@@ -2388,13 +1846,13 @@
         <w:jc w:val="both"/>
         <w:rPr>
           <w:rFonts w:ascii="Arial" w:hAnsi="Arial" w:cs="Arial"/>
-          <w:sz w:val="20"/>
-        </w:rPr>
-      </w:pPr>
-      <w:r>
-        <w:rPr>
-          <w:rFonts w:ascii="Arial" w:hAnsi="Arial" w:cs="Arial"/>
-          <w:sz w:val="20"/>
+          <w:sz w:val="18"/>
+        </w:rPr>
+      </w:pPr>
+      <w:r>
+        <w:rPr>
+          <w:rFonts w:ascii="Arial" w:hAnsi="Arial" w:cs="Arial"/>
+          <w:sz w:val="18"/>
         </w:rPr>
         <w:t xml:space="preserve">Built artifact and media workflows with </w:t>
       </w:r>
@@ -2402,14 +1860,14 @@
         <w:rPr>
           <w:rStyle w:val="Strong"/>
           <w:rFonts w:ascii="Arial" w:hAnsi="Arial" w:cs="Arial"/>
-          <w:sz w:val="20"/>
+          <w:sz w:val="18"/>
         </w:rPr>
         <w:t>S3</w:t>
       </w:r>
       <w:r>
         <w:rPr>
           <w:rFonts w:ascii="Arial" w:hAnsi="Arial" w:cs="Arial"/>
-          <w:sz w:val="20"/>
+          <w:sz w:val="18"/>
         </w:rPr>
         <w:t xml:space="preserve"> + signed URLs and accelerated delivery via </w:t>
       </w:r>
@@ -2418,7 +1876,7 @@
         <w:rPr>
           <w:rStyle w:val="Strong"/>
           <w:rFonts w:ascii="Arial" w:hAnsi="Arial" w:cs="Arial"/>
-          <w:sz w:val="20"/>
+          <w:sz w:val="18"/>
         </w:rPr>
         <w:t>CloudFront</w:t>
       </w:r>
@@ -2426,7 +1884,7 @@
       <w:r>
         <w:rPr>
           <w:rFonts w:ascii="Arial" w:hAnsi="Arial" w:cs="Arial"/>
-          <w:sz w:val="20"/>
+          <w:sz w:val="18"/>
         </w:rPr>
         <w:t xml:space="preserve"> caching policies tuned for security and cost.</w:t>
       </w:r>
@@ -2441,29 +1899,28 @@
         <w:jc w:val="both"/>
         <w:rPr>
           <w:rFonts w:ascii="Arial" w:hAnsi="Arial" w:cs="Arial"/>
-          <w:sz w:val="20"/>
-        </w:rPr>
-      </w:pPr>
-      <w:r>
-        <w:rPr>
-          <w:rFonts w:ascii="Arial" w:hAnsi="Arial" w:cs="Arial"/>
-          <w:sz w:val="20"/>
-        </w:rPr>
-        <w:lastRenderedPageBreak/>
+          <w:sz w:val="18"/>
+        </w:rPr>
+      </w:pPr>
+      <w:r>
+        <w:rPr>
+          <w:rFonts w:ascii="Arial" w:hAnsi="Arial" w:cs="Arial"/>
+          <w:sz w:val="18"/>
+        </w:rPr>
         <w:t xml:space="preserve">Hardened authentication and authorization using </w:t>
       </w:r>
       <w:r>
         <w:rPr>
           <w:rStyle w:val="Strong"/>
           <w:rFonts w:ascii="Arial" w:hAnsi="Arial" w:cs="Arial"/>
-          <w:sz w:val="20"/>
+          <w:sz w:val="18"/>
         </w:rPr>
         <w:t>OAuth2</w:t>
       </w:r>
       <w:r>
         <w:rPr>
           <w:rFonts w:ascii="Arial" w:hAnsi="Arial" w:cs="Arial"/>
-          <w:sz w:val="20"/>
+          <w:sz w:val="18"/>
         </w:rPr>
         <w:t xml:space="preserve">, </w:t>
       </w:r>
@@ -2472,7 +1929,7 @@
         <w:rPr>
           <w:rStyle w:val="Strong"/>
           <w:rFonts w:ascii="Arial" w:hAnsi="Arial" w:cs="Arial"/>
-          <w:sz w:val="20"/>
+          <w:sz w:val="18"/>
         </w:rPr>
         <w:t>OpenID</w:t>
       </w:r>
@@ -2481,14 +1938,14 @@
         <w:rPr>
           <w:rStyle w:val="Strong"/>
           <w:rFonts w:ascii="Arial" w:hAnsi="Arial" w:cs="Arial"/>
-          <w:sz w:val="20"/>
+          <w:sz w:val="18"/>
         </w:rPr>
         <w:t xml:space="preserve"> Connect</w:t>
       </w:r>
       <w:r>
         <w:rPr>
           <w:rFonts w:ascii="Arial" w:hAnsi="Arial" w:cs="Arial"/>
-          <w:sz w:val="20"/>
+          <w:sz w:val="18"/>
         </w:rPr>
         <w:t xml:space="preserve">, </w:t>
       </w:r>
@@ -2496,14 +1953,14 @@
         <w:rPr>
           <w:rStyle w:val="Strong"/>
           <w:rFonts w:ascii="Arial" w:hAnsi="Arial" w:cs="Arial"/>
-          <w:sz w:val="20"/>
+          <w:sz w:val="18"/>
         </w:rPr>
         <w:t>JWT</w:t>
       </w:r>
       <w:r>
         <w:rPr>
           <w:rFonts w:ascii="Arial" w:hAnsi="Arial" w:cs="Arial"/>
-          <w:sz w:val="20"/>
+          <w:sz w:val="18"/>
         </w:rPr>
         <w:t>, and provider integrations (</w:t>
       </w:r>
@@ -2512,7 +1969,7 @@
         <w:rPr>
           <w:rStyle w:val="Strong"/>
           <w:rFonts w:ascii="Arial" w:hAnsi="Arial" w:cs="Arial"/>
-          <w:sz w:val="20"/>
+          <w:sz w:val="18"/>
         </w:rPr>
         <w:t>Okta</w:t>
       </w:r>
@@ -2520,7 +1977,7 @@
       <w:r>
         <w:rPr>
           <w:rFonts w:ascii="Arial" w:hAnsi="Arial" w:cs="Arial"/>
-          <w:sz w:val="20"/>
+          <w:sz w:val="18"/>
         </w:rPr>
         <w:t xml:space="preserve">, </w:t>
       </w:r>
@@ -2528,14 +1985,14 @@
         <w:rPr>
           <w:rStyle w:val="Strong"/>
           <w:rFonts w:ascii="Arial" w:hAnsi="Arial" w:cs="Arial"/>
-          <w:sz w:val="20"/>
+          <w:sz w:val="18"/>
         </w:rPr>
         <w:t>Auth0</w:t>
       </w:r>
       <w:r>
         <w:rPr>
           <w:rFonts w:ascii="Arial" w:hAnsi="Arial" w:cs="Arial"/>
-          <w:sz w:val="20"/>
+          <w:sz w:val="18"/>
         </w:rPr>
         <w:t xml:space="preserve">, </w:t>
       </w:r>
@@ -2543,7 +2000,7 @@
         <w:rPr>
           <w:rStyle w:val="Strong"/>
           <w:rFonts w:ascii="Arial" w:hAnsi="Arial" w:cs="Arial"/>
-          <w:sz w:val="20"/>
+          <w:sz w:val="18"/>
         </w:rPr>
         <w:t xml:space="preserve">AWS </w:t>
       </w:r>
@@ -2552,7 +2009,7 @@
         <w:rPr>
           <w:rStyle w:val="Strong"/>
           <w:rFonts w:ascii="Arial" w:hAnsi="Arial" w:cs="Arial"/>
-          <w:sz w:val="20"/>
+          <w:sz w:val="18"/>
         </w:rPr>
         <w:t>Cognito</w:t>
       </w:r>
@@ -2560,7 +2017,7 @@
       <w:r>
         <w:rPr>
           <w:rFonts w:ascii="Arial" w:hAnsi="Arial" w:cs="Arial"/>
-          <w:sz w:val="20"/>
+          <w:sz w:val="18"/>
         </w:rPr>
         <w:t>) with strong token validation and least-privilege policies.</w:t>
       </w:r>
@@ -2575,13 +2032,13 @@
         <w:jc w:val="both"/>
         <w:rPr>
           <w:rFonts w:ascii="Arial" w:hAnsi="Arial" w:cs="Arial"/>
-          <w:sz w:val="20"/>
-        </w:rPr>
-      </w:pPr>
-      <w:r>
-        <w:rPr>
-          <w:rFonts w:ascii="Arial" w:hAnsi="Arial" w:cs="Arial"/>
-          <w:sz w:val="20"/>
+          <w:sz w:val="18"/>
+        </w:rPr>
+      </w:pPr>
+      <w:r>
+        <w:rPr>
+          <w:rFonts w:ascii="Arial" w:hAnsi="Arial" w:cs="Arial"/>
+          <w:sz w:val="18"/>
         </w:rPr>
         <w:t xml:space="preserve">Enforced platform safeguards using </w:t>
       </w:r>
@@ -2589,14 +2046,14 @@
         <w:rPr>
           <w:rStyle w:val="Strong"/>
           <w:rFonts w:ascii="Arial" w:hAnsi="Arial" w:cs="Arial"/>
-          <w:sz w:val="20"/>
+          <w:sz w:val="18"/>
         </w:rPr>
         <w:t>rate limiting</w:t>
       </w:r>
       <w:r>
         <w:rPr>
           <w:rFonts w:ascii="Arial" w:hAnsi="Arial" w:cs="Arial"/>
-          <w:sz w:val="20"/>
+          <w:sz w:val="18"/>
         </w:rPr>
         <w:t>, request shaping, and outbound retry/</w:t>
       </w:r>
@@ -2604,7 +2061,7 @@
       <w:r>
         <w:rPr>
           <w:rFonts w:ascii="Arial" w:hAnsi="Arial" w:cs="Arial"/>
-          <w:sz w:val="20"/>
+          <w:sz w:val="18"/>
         </w:rPr>
         <w:t>backoff</w:t>
       </w:r>
@@ -2612,7 +2069,7 @@
       <w:r>
         <w:rPr>
           <w:rFonts w:ascii="Arial" w:hAnsi="Arial" w:cs="Arial"/>
-          <w:sz w:val="20"/>
+          <w:sz w:val="18"/>
         </w:rPr>
         <w:t xml:space="preserve"> to prevent dependency failures from cascading into full-service incidents.</w:t>
       </w:r>
@@ -2627,13 +2084,13 @@
         <w:jc w:val="both"/>
         <w:rPr>
           <w:rFonts w:ascii="Arial" w:hAnsi="Arial" w:cs="Arial"/>
-          <w:sz w:val="20"/>
-        </w:rPr>
-      </w:pPr>
-      <w:r>
-        <w:rPr>
-          <w:rFonts w:ascii="Arial" w:hAnsi="Arial" w:cs="Arial"/>
-          <w:sz w:val="20"/>
+          <w:sz w:val="18"/>
+        </w:rPr>
+      </w:pPr>
+      <w:r>
+        <w:rPr>
+          <w:rFonts w:ascii="Arial" w:hAnsi="Arial" w:cs="Arial"/>
+          <w:sz w:val="18"/>
         </w:rPr>
         <w:t xml:space="preserve">Implemented tracing/metrics/logs with </w:t>
       </w:r>
@@ -2642,7 +2099,7 @@
         <w:rPr>
           <w:rStyle w:val="Strong"/>
           <w:rFonts w:ascii="Arial" w:hAnsi="Arial" w:cs="Arial"/>
-          <w:sz w:val="20"/>
+          <w:sz w:val="18"/>
         </w:rPr>
         <w:t>OpenTelemetry</w:t>
       </w:r>
@@ -2650,7 +2107,7 @@
       <w:r>
         <w:rPr>
           <w:rFonts w:ascii="Arial" w:hAnsi="Arial" w:cs="Arial"/>
-          <w:sz w:val="20"/>
+          <w:sz w:val="18"/>
         </w:rPr>
         <w:t xml:space="preserve"> exported into </w:t>
       </w:r>
@@ -2659,7 +2116,7 @@
         <w:rPr>
           <w:rStyle w:val="Strong"/>
           <w:rFonts w:ascii="Arial" w:hAnsi="Arial" w:cs="Arial"/>
-          <w:sz w:val="20"/>
+          <w:sz w:val="18"/>
         </w:rPr>
         <w:t>Datadog</w:t>
       </w:r>
@@ -2667,7 +2124,7 @@
       <w:r>
         <w:rPr>
           <w:rFonts w:ascii="Arial" w:hAnsi="Arial" w:cs="Arial"/>
-          <w:sz w:val="20"/>
+          <w:sz w:val="18"/>
         </w:rPr>
         <w:t xml:space="preserve">, plus dashboards in </w:t>
       </w:r>
@@ -2676,7 +2133,7 @@
         <w:rPr>
           <w:rStyle w:val="Strong"/>
           <w:rFonts w:ascii="Arial" w:hAnsi="Arial" w:cs="Arial"/>
-          <w:sz w:val="20"/>
+          <w:sz w:val="18"/>
         </w:rPr>
         <w:t>Grafana</w:t>
       </w:r>
@@ -2684,7 +2141,7 @@
       <w:r>
         <w:rPr>
           <w:rFonts w:ascii="Arial" w:hAnsi="Arial" w:cs="Arial"/>
-          <w:sz w:val="20"/>
+          <w:sz w:val="18"/>
         </w:rPr>
         <w:t xml:space="preserve"> backed by </w:t>
       </w:r>
@@ -2692,14 +2149,14 @@
         <w:rPr>
           <w:rStyle w:val="Strong"/>
           <w:rFonts w:ascii="Arial" w:hAnsi="Arial" w:cs="Arial"/>
-          <w:sz w:val="20"/>
+          <w:sz w:val="18"/>
         </w:rPr>
         <w:t>Prometheus</w:t>
       </w:r>
       <w:r>
         <w:rPr>
           <w:rFonts w:ascii="Arial" w:hAnsi="Arial" w:cs="Arial"/>
-          <w:sz w:val="20"/>
+          <w:sz w:val="18"/>
         </w:rPr>
         <w:t xml:space="preserve"> for service health and SLO tracking.</w:t>
       </w:r>
@@ -2714,13 +2171,13 @@
         <w:jc w:val="both"/>
         <w:rPr>
           <w:rFonts w:ascii="Arial" w:hAnsi="Arial" w:cs="Arial"/>
-          <w:sz w:val="20"/>
-        </w:rPr>
-      </w:pPr>
-      <w:r>
-        <w:rPr>
-          <w:rFonts w:ascii="Arial" w:hAnsi="Arial" w:cs="Arial"/>
-          <w:sz w:val="20"/>
+          <w:sz w:val="18"/>
+        </w:rPr>
+      </w:pPr>
+      <w:r>
+        <w:rPr>
+          <w:rFonts w:ascii="Arial" w:hAnsi="Arial" w:cs="Arial"/>
+          <w:sz w:val="18"/>
         </w:rPr>
         <w:t xml:space="preserve">Standardized operational logging into </w:t>
       </w:r>
@@ -2728,14 +2185,14 @@
         <w:rPr>
           <w:rStyle w:val="Strong"/>
           <w:rFonts w:ascii="Arial" w:hAnsi="Arial" w:cs="Arial"/>
-          <w:sz w:val="20"/>
+          <w:sz w:val="18"/>
         </w:rPr>
         <w:t>ELK/EFK</w:t>
       </w:r>
       <w:r>
         <w:rPr>
           <w:rFonts w:ascii="Arial" w:hAnsi="Arial" w:cs="Arial"/>
-          <w:sz w:val="20"/>
+          <w:sz w:val="18"/>
         </w:rPr>
         <w:t xml:space="preserve"> and </w:t>
       </w:r>
@@ -2744,7 +2201,7 @@
         <w:rPr>
           <w:rStyle w:val="Strong"/>
           <w:rFonts w:ascii="Arial" w:hAnsi="Arial" w:cs="Arial"/>
-          <w:sz w:val="20"/>
+          <w:sz w:val="18"/>
         </w:rPr>
         <w:t>CloudWatch</w:t>
       </w:r>
@@ -2752,7 +2209,7 @@
       <w:r>
         <w:rPr>
           <w:rFonts w:ascii="Arial" w:hAnsi="Arial" w:cs="Arial"/>
-          <w:sz w:val="20"/>
+          <w:sz w:val="18"/>
         </w:rPr>
         <w:t>, introducing correlation IDs and structured log schemas for fast production triage.</w:t>
       </w:r>
@@ -2765,12 +2222,17 @@
           <w:numId w:val="3"/>
         </w:numPr>
         <w:jc w:val="both"/>
-      </w:pPr>
-      <w:r>
-        <w:rPr>
-          <w:rFonts w:ascii="Arial" w:hAnsi="Arial" w:cs="Arial"/>
-          <w:sz w:val="20"/>
-        </w:rPr>
+        <w:rPr>
+          <w:rFonts w:ascii="Arial" w:hAnsi="Arial" w:cs="Arial"/>
+          <w:sz w:val="18"/>
+        </w:rPr>
+      </w:pPr>
+      <w:r>
+        <w:rPr>
+          <w:rFonts w:ascii="Arial" w:hAnsi="Arial" w:cs="Arial"/>
+          <w:sz w:val="18"/>
+        </w:rPr>
+        <w:lastRenderedPageBreak/>
         <w:t xml:space="preserve">Owned delivery pipelines with </w:t>
       </w:r>
       <w:proofErr w:type="spellStart"/>
@@ -2778,7 +2240,7 @@
         <w:rPr>
           <w:rStyle w:val="Strong"/>
           <w:rFonts w:ascii="Arial" w:hAnsi="Arial" w:cs="Arial"/>
-          <w:sz w:val="20"/>
+          <w:sz w:val="18"/>
         </w:rPr>
         <w:t>Docker</w:t>
       </w:r>
@@ -2786,7 +2248,7 @@
       <w:r>
         <w:rPr>
           <w:rFonts w:ascii="Arial" w:hAnsi="Arial" w:cs="Arial"/>
-          <w:sz w:val="20"/>
+          <w:sz w:val="18"/>
         </w:rPr>
         <w:t xml:space="preserve">, </w:t>
       </w:r>
@@ -2795,7 +2257,7 @@
         <w:rPr>
           <w:rStyle w:val="Strong"/>
           <w:rFonts w:ascii="Arial" w:hAnsi="Arial" w:cs="Arial"/>
-          <w:sz w:val="20"/>
+          <w:sz w:val="18"/>
         </w:rPr>
         <w:t>Kubernetes</w:t>
       </w:r>
@@ -2803,7 +2265,7 @@
       <w:r>
         <w:rPr>
           <w:rFonts w:ascii="Arial" w:hAnsi="Arial" w:cs="Arial"/>
-          <w:sz w:val="20"/>
+          <w:sz w:val="18"/>
         </w:rPr>
         <w:t xml:space="preserve"> (</w:t>
       </w:r>
@@ -2811,14 +2273,14 @@
         <w:rPr>
           <w:rStyle w:val="Strong"/>
           <w:rFonts w:ascii="Arial" w:hAnsi="Arial" w:cs="Arial"/>
-          <w:sz w:val="20"/>
+          <w:sz w:val="18"/>
         </w:rPr>
         <w:t>EKS/ECS</w:t>
       </w:r>
       <w:r>
         <w:rPr>
           <w:rFonts w:ascii="Arial" w:hAnsi="Arial" w:cs="Arial"/>
-          <w:sz w:val="20"/>
+          <w:sz w:val="18"/>
         </w:rPr>
         <w:t xml:space="preserve">), </w:t>
       </w:r>
@@ -2826,14 +2288,14 @@
         <w:rPr>
           <w:rStyle w:val="Strong"/>
           <w:rFonts w:ascii="Arial" w:hAnsi="Arial" w:cs="Arial"/>
-          <w:sz w:val="20"/>
+          <w:sz w:val="18"/>
         </w:rPr>
         <w:t>Helm</w:t>
       </w:r>
       <w:r>
         <w:rPr>
           <w:rFonts w:ascii="Arial" w:hAnsi="Arial" w:cs="Arial"/>
-          <w:sz w:val="20"/>
+          <w:sz w:val="18"/>
         </w:rPr>
         <w:t xml:space="preserve">, </w:t>
       </w:r>
@@ -2841,14 +2303,14 @@
         <w:rPr>
           <w:rStyle w:val="Strong"/>
           <w:rFonts w:ascii="Arial" w:hAnsi="Arial" w:cs="Arial"/>
-          <w:sz w:val="20"/>
+          <w:sz w:val="18"/>
         </w:rPr>
         <w:t>Argo CD</w:t>
       </w:r>
       <w:r>
         <w:rPr>
           <w:rFonts w:ascii="Arial" w:hAnsi="Arial" w:cs="Arial"/>
-          <w:sz w:val="20"/>
+          <w:sz w:val="18"/>
         </w:rPr>
         <w:t xml:space="preserve"> (</w:t>
       </w:r>
@@ -2857,7 +2319,7 @@
         <w:rPr>
           <w:rStyle w:val="Strong"/>
           <w:rFonts w:ascii="Arial" w:hAnsi="Arial" w:cs="Arial"/>
-          <w:sz w:val="20"/>
+          <w:sz w:val="18"/>
         </w:rPr>
         <w:t>GitOps</w:t>
       </w:r>
@@ -2865,7 +2327,7 @@
       <w:r>
         <w:rPr>
           <w:rFonts w:ascii="Arial" w:hAnsi="Arial" w:cs="Arial"/>
-          <w:sz w:val="20"/>
+          <w:sz w:val="18"/>
         </w:rPr>
         <w:t xml:space="preserve">), and </w:t>
       </w:r>
@@ -2873,7 +2335,7 @@
       <w:r>
         <w:rPr>
           <w:rFonts w:ascii="Arial" w:hAnsi="Arial" w:cs="Arial"/>
-          <w:sz w:val="20"/>
+          <w:sz w:val="18"/>
         </w:rPr>
         <w:t>IaC</w:t>
       </w:r>
@@ -2881,7 +2343,7 @@
       <w:r>
         <w:rPr>
           <w:rFonts w:ascii="Arial" w:hAnsi="Arial" w:cs="Arial"/>
-          <w:sz w:val="20"/>
+          <w:sz w:val="18"/>
         </w:rPr>
         <w:t xml:space="preserve"> (</w:t>
       </w:r>
@@ -2890,7 +2352,7 @@
         <w:rPr>
           <w:rStyle w:val="Strong"/>
           <w:rFonts w:ascii="Arial" w:hAnsi="Arial" w:cs="Arial"/>
-          <w:sz w:val="20"/>
+          <w:sz w:val="18"/>
         </w:rPr>
         <w:t>Terraform</w:t>
       </w:r>
@@ -2899,7 +2361,7 @@
         <w:rPr>
           <w:rStyle w:val="Strong"/>
           <w:rFonts w:ascii="Arial" w:hAnsi="Arial" w:cs="Arial"/>
-          <w:sz w:val="20"/>
+          <w:sz w:val="18"/>
         </w:rPr>
         <w:t>/</w:t>
       </w:r>
@@ -2908,7 +2370,7 @@
         <w:rPr>
           <w:rStyle w:val="Strong"/>
           <w:rFonts w:ascii="Arial" w:hAnsi="Arial" w:cs="Arial"/>
-          <w:sz w:val="20"/>
+          <w:sz w:val="18"/>
         </w:rPr>
         <w:t>CloudFormation</w:t>
       </w:r>
@@ -2916,7 +2378,7 @@
       <w:r>
         <w:rPr>
           <w:rFonts w:ascii="Arial" w:hAnsi="Arial" w:cs="Arial"/>
-          <w:sz w:val="20"/>
+          <w:sz w:val="18"/>
         </w:rPr>
         <w:t xml:space="preserve">) plus CI/CD in </w:t>
       </w:r>
@@ -2925,7 +2387,7 @@
         <w:rPr>
           <w:rStyle w:val="Strong"/>
           <w:rFonts w:ascii="Arial" w:hAnsi="Arial" w:cs="Arial"/>
-          <w:sz w:val="20"/>
+          <w:sz w:val="18"/>
         </w:rPr>
         <w:t>GitHub</w:t>
       </w:r>
@@ -2934,7 +2396,7 @@
         <w:rPr>
           <w:rStyle w:val="Strong"/>
           <w:rFonts w:ascii="Arial" w:hAnsi="Arial" w:cs="Arial"/>
-          <w:sz w:val="20"/>
+          <w:sz w:val="18"/>
         </w:rPr>
         <w:t xml:space="preserve"> Actions/Jenkins/</w:t>
       </w:r>
@@ -2943,7 +2405,7 @@
         <w:rPr>
           <w:rStyle w:val="Strong"/>
           <w:rFonts w:ascii="Arial" w:hAnsi="Arial" w:cs="Arial"/>
-          <w:sz w:val="20"/>
+          <w:sz w:val="18"/>
         </w:rPr>
         <w:t>GitLab</w:t>
       </w:r>
@@ -2952,7 +2414,7 @@
         <w:rPr>
           <w:rStyle w:val="Strong"/>
           <w:rFonts w:ascii="Arial" w:hAnsi="Arial" w:cs="Arial"/>
-          <w:sz w:val="20"/>
+          <w:sz w:val="18"/>
         </w:rPr>
         <w:t xml:space="preserve"> CI/</w:t>
       </w:r>
@@ -2961,7 +2423,7 @@
         <w:rPr>
           <w:rStyle w:val="Strong"/>
           <w:rFonts w:ascii="Arial" w:hAnsi="Arial" w:cs="Arial"/>
-          <w:sz w:val="20"/>
+          <w:sz w:val="18"/>
         </w:rPr>
         <w:t>CircleCI</w:t>
       </w:r>
@@ -2969,7 +2431,7 @@
       <w:r>
         <w:rPr>
           <w:rFonts w:ascii="Arial" w:hAnsi="Arial" w:cs="Arial"/>
-          <w:sz w:val="20"/>
+          <w:sz w:val="18"/>
         </w:rPr>
         <w:t xml:space="preserve">, and added </w:t>
       </w:r>
@@ -2977,14 +2439,14 @@
         <w:rPr>
           <w:rStyle w:val="Strong"/>
           <w:rFonts w:ascii="Arial" w:hAnsi="Arial" w:cs="Arial"/>
-          <w:sz w:val="20"/>
+          <w:sz w:val="18"/>
         </w:rPr>
         <w:t>audit logging</w:t>
       </w:r>
       <w:r>
         <w:rPr>
           <w:rFonts w:ascii="Arial" w:hAnsi="Arial" w:cs="Arial"/>
-          <w:sz w:val="20"/>
+          <w:sz w:val="18"/>
         </w:rPr>
         <w:t xml:space="preserve"> for privileged actions end-to-end.</w:t>
       </w:r>
@@ -3043,28 +2505,45 @@
         <w:jc w:val="both"/>
         <w:rPr>
           <w:rFonts w:ascii="Arial" w:hAnsi="Arial" w:cs="Arial"/>
-          <w:sz w:val="20"/>
-        </w:rPr>
-      </w:pPr>
-      <w:r>
-        <w:rPr>
-          <w:rFonts w:ascii="Arial" w:hAnsi="Arial" w:cs="Arial"/>
-          <w:sz w:val="20"/>
-        </w:rPr>
-        <w:t xml:space="preserve">Owned Python backend services powering operational workflows, delivering stable </w:t>
-      </w:r>
-      <w:r>
-        <w:rPr>
-          <w:rStyle w:val="Strong"/>
-          <w:rFonts w:ascii="Arial" w:hAnsi="Arial" w:cs="Arial"/>
-          <w:sz w:val="20"/>
+          <w:sz w:val="18"/>
+        </w:rPr>
+      </w:pPr>
+      <w:r>
+        <w:rPr>
+          <w:rFonts w:ascii="Arial" w:hAnsi="Arial" w:cs="Arial"/>
+          <w:sz w:val="18"/>
+        </w:rPr>
+        <w:t xml:space="preserve">Owned </w:t>
+      </w:r>
+      <w:proofErr w:type="spellStart"/>
+      <w:r>
+        <w:rPr>
+          <w:rFonts w:ascii="Arial" w:hAnsi="Arial" w:cs="Arial"/>
+          <w:b/>
+          <w:sz w:val="18"/>
+        </w:rPr>
+        <w:t>Django</w:t>
+      </w:r>
+      <w:proofErr w:type="spellEnd"/>
+      <w:r>
+        <w:rPr>
+          <w:rFonts w:ascii="Arial" w:hAnsi="Arial" w:cs="Arial"/>
+          <w:sz w:val="18"/>
+        </w:rPr>
+        <w:t xml:space="preserve"> backend services powering operational workflows, delivering stable </w:t>
+      </w:r>
+      <w:r>
+        <w:rPr>
+          <w:rStyle w:val="Strong"/>
+          <w:rFonts w:ascii="Arial" w:hAnsi="Arial" w:cs="Arial"/>
+          <w:sz w:val="18"/>
         </w:rPr>
         <w:t>REST</w:t>
       </w:r>
       <w:r>
         <w:rPr>
           <w:rFonts w:ascii="Arial" w:hAnsi="Arial" w:cs="Arial"/>
-          <w:sz w:val="20"/>
+          <w:sz w:val="18"/>
         </w:rPr>
         <w:t xml:space="preserve"> endpoints with consistent contracts and strict validation to reduce consumer-side special cases.</w:t>
       </w:r>
@@ -3079,13 +2558,13 @@
         <w:jc w:val="both"/>
         <w:rPr>
           <w:rFonts w:ascii="Arial" w:hAnsi="Arial" w:cs="Arial"/>
-          <w:sz w:val="20"/>
-        </w:rPr>
-      </w:pPr>
-      <w:r>
-        <w:rPr>
-          <w:rFonts w:ascii="Arial" w:hAnsi="Arial" w:cs="Arial"/>
-          <w:sz w:val="20"/>
+          <w:sz w:val="18"/>
+        </w:rPr>
+      </w:pPr>
+      <w:r>
+        <w:rPr>
+          <w:rFonts w:ascii="Arial" w:hAnsi="Arial" w:cs="Arial"/>
+          <w:sz w:val="18"/>
         </w:rPr>
         <w:t xml:space="preserve">Built containerized services using </w:t>
       </w:r>
@@ -3094,7 +2573,7 @@
         <w:rPr>
           <w:rStyle w:val="Strong"/>
           <w:rFonts w:ascii="Arial" w:hAnsi="Arial" w:cs="Arial"/>
-          <w:sz w:val="20"/>
+          <w:sz w:val="18"/>
         </w:rPr>
         <w:t>Docker</w:t>
       </w:r>
@@ -3102,7 +2581,7 @@
       <w:r>
         <w:rPr>
           <w:rFonts w:ascii="Arial" w:hAnsi="Arial" w:cs="Arial"/>
-          <w:sz w:val="20"/>
+          <w:sz w:val="18"/>
         </w:rPr>
         <w:t xml:space="preserve"> and standardized runtime configuration to eliminate “works locally” drift across environments.</w:t>
       </w:r>
@@ -3117,13 +2596,13 @@
         <w:jc w:val="both"/>
         <w:rPr>
           <w:rFonts w:ascii="Arial" w:hAnsi="Arial" w:cs="Arial"/>
-          <w:sz w:val="20"/>
-        </w:rPr>
-      </w:pPr>
-      <w:r>
-        <w:rPr>
-          <w:rFonts w:ascii="Arial" w:hAnsi="Arial" w:cs="Arial"/>
-          <w:sz w:val="20"/>
+          <w:sz w:val="18"/>
+        </w:rPr>
+      </w:pPr>
+      <w:r>
+        <w:rPr>
+          <w:rFonts w:ascii="Arial" w:hAnsi="Arial" w:cs="Arial"/>
+          <w:sz w:val="18"/>
         </w:rPr>
         <w:t xml:space="preserve">Implemented </w:t>
       </w:r>
@@ -3131,7 +2610,7 @@
       <w:r>
         <w:rPr>
           <w:rFonts w:ascii="Arial" w:hAnsi="Arial" w:cs="Arial"/>
-          <w:sz w:val="20"/>
+          <w:sz w:val="18"/>
         </w:rPr>
         <w:t>async</w:t>
       </w:r>
@@ -3139,7 +2618,7 @@
       <w:r>
         <w:rPr>
           <w:rFonts w:ascii="Arial" w:hAnsi="Arial" w:cs="Arial"/>
-          <w:sz w:val="20"/>
+          <w:sz w:val="18"/>
         </w:rPr>
         <w:t xml:space="preserve"> processing with Celery and queue scheduling using </w:t>
       </w:r>
@@ -3148,7 +2627,7 @@
         <w:rPr>
           <w:rStyle w:val="Strong"/>
           <w:rFonts w:ascii="Arial" w:hAnsi="Arial" w:cs="Arial"/>
-          <w:sz w:val="20"/>
+          <w:sz w:val="18"/>
         </w:rPr>
         <w:t>RabbitMQ</w:t>
       </w:r>
@@ -3156,7 +2635,7 @@
       <w:r>
         <w:rPr>
           <w:rFonts w:ascii="Arial" w:hAnsi="Arial" w:cs="Arial"/>
-          <w:sz w:val="20"/>
+          <w:sz w:val="18"/>
         </w:rPr>
         <w:t xml:space="preserve"> and </w:t>
       </w:r>
@@ -3164,14 +2643,14 @@
         <w:rPr>
           <w:rStyle w:val="Strong"/>
           <w:rFonts w:ascii="Arial" w:hAnsi="Arial" w:cs="Arial"/>
-          <w:sz w:val="20"/>
+          <w:sz w:val="18"/>
         </w:rPr>
         <w:t>AWS SQS/SNS</w:t>
       </w:r>
       <w:r>
         <w:rPr>
           <w:rFonts w:ascii="Arial" w:hAnsi="Arial" w:cs="Arial"/>
-          <w:sz w:val="20"/>
+          <w:sz w:val="18"/>
         </w:rPr>
         <w:t>, isolating heavy tasks from request paths while preserving traceability.</w:t>
       </w:r>
@@ -3186,13 +2665,13 @@
         <w:jc w:val="both"/>
         <w:rPr>
           <w:rFonts w:ascii="Arial" w:hAnsi="Arial" w:cs="Arial"/>
-          <w:sz w:val="20"/>
-        </w:rPr>
-      </w:pPr>
-      <w:r>
-        <w:rPr>
-          <w:rFonts w:ascii="Arial" w:hAnsi="Arial" w:cs="Arial"/>
-          <w:sz w:val="20"/>
+          <w:sz w:val="18"/>
+        </w:rPr>
+      </w:pPr>
+      <w:r>
+        <w:rPr>
+          <w:rFonts w:ascii="Arial" w:hAnsi="Arial" w:cs="Arial"/>
+          <w:sz w:val="18"/>
         </w:rPr>
         <w:t xml:space="preserve">Improved relational write correctness in </w:t>
       </w:r>
@@ -3201,7 +2680,7 @@
         <w:rPr>
           <w:rStyle w:val="Strong"/>
           <w:rFonts w:ascii="Arial" w:hAnsi="Arial" w:cs="Arial"/>
-          <w:sz w:val="20"/>
+          <w:sz w:val="18"/>
         </w:rPr>
         <w:t>PostgreSQL</w:t>
       </w:r>
@@ -3209,7 +2688,7 @@
       <w:r>
         <w:rPr>
           <w:rFonts w:ascii="Arial" w:hAnsi="Arial" w:cs="Arial"/>
-          <w:sz w:val="20"/>
+          <w:sz w:val="18"/>
         </w:rPr>
         <w:t xml:space="preserve"> and </w:t>
       </w:r>
@@ -3217,14 +2696,14 @@
         <w:rPr>
           <w:rStyle w:val="Strong"/>
           <w:rFonts w:ascii="Arial" w:hAnsi="Arial" w:cs="Arial"/>
-          <w:sz w:val="20"/>
+          <w:sz w:val="18"/>
         </w:rPr>
         <w:t>SQL Server</w:t>
       </w:r>
       <w:r>
         <w:rPr>
           <w:rFonts w:ascii="Arial" w:hAnsi="Arial" w:cs="Arial"/>
-          <w:sz w:val="20"/>
+          <w:sz w:val="18"/>
         </w:rPr>
         <w:t xml:space="preserve"> by tightening transaction scopes and lock strategies to reduce deadlocks and phantom writes.</w:t>
       </w:r>
@@ -3239,13 +2718,13 @@
         <w:jc w:val="both"/>
         <w:rPr>
           <w:rFonts w:ascii="Arial" w:hAnsi="Arial" w:cs="Arial"/>
-          <w:sz w:val="20"/>
-        </w:rPr>
-      </w:pPr>
-      <w:r>
-        <w:rPr>
-          <w:rFonts w:ascii="Arial" w:hAnsi="Arial" w:cs="Arial"/>
-          <w:sz w:val="20"/>
+          <w:sz w:val="18"/>
+        </w:rPr>
+      </w:pPr>
+      <w:r>
+        <w:rPr>
+          <w:rFonts w:ascii="Arial" w:hAnsi="Arial" w:cs="Arial"/>
+          <w:sz w:val="18"/>
         </w:rPr>
         <w:t xml:space="preserve">Introduced </w:t>
       </w:r>
@@ -3254,7 +2733,7 @@
         <w:rPr>
           <w:rStyle w:val="Strong"/>
           <w:rFonts w:ascii="Arial" w:hAnsi="Arial" w:cs="Arial"/>
-          <w:sz w:val="20"/>
+          <w:sz w:val="18"/>
         </w:rPr>
         <w:t>Redis</w:t>
       </w:r>
@@ -3262,7 +2741,7 @@
       <w:r>
         <w:rPr>
           <w:rFonts w:ascii="Arial" w:hAnsi="Arial" w:cs="Arial"/>
-          <w:sz w:val="20"/>
+          <w:sz w:val="18"/>
         </w:rPr>
         <w:t xml:space="preserve"> caching for frequently accessed reference data, carefully aligning TTL and invalidation with real usage patterns to protect database throughput.</w:t>
       </w:r>
@@ -3277,13 +2756,13 @@
         <w:jc w:val="both"/>
         <w:rPr>
           <w:rFonts w:ascii="Arial" w:hAnsi="Arial" w:cs="Arial"/>
-          <w:sz w:val="20"/>
-        </w:rPr>
-      </w:pPr>
-      <w:r>
-        <w:rPr>
-          <w:rFonts w:ascii="Arial" w:hAnsi="Arial" w:cs="Arial"/>
-          <w:sz w:val="20"/>
+          <w:sz w:val="18"/>
+        </w:rPr>
+      </w:pPr>
+      <w:r>
+        <w:rPr>
+          <w:rFonts w:ascii="Arial" w:hAnsi="Arial" w:cs="Arial"/>
+          <w:sz w:val="18"/>
         </w:rPr>
         <w:t xml:space="preserve">Delivered search and filtering experiences backed by </w:t>
       </w:r>
@@ -3292,7 +2771,7 @@
         <w:rPr>
           <w:rStyle w:val="Strong"/>
           <w:rFonts w:ascii="Arial" w:hAnsi="Arial" w:cs="Arial"/>
-          <w:sz w:val="20"/>
+          <w:sz w:val="18"/>
         </w:rPr>
         <w:t>Elasticsearch</w:t>
       </w:r>
@@ -3301,14 +2780,14 @@
         <w:rPr>
           <w:rStyle w:val="Strong"/>
           <w:rFonts w:ascii="Arial" w:hAnsi="Arial" w:cs="Arial"/>
-          <w:sz w:val="20"/>
+          <w:sz w:val="18"/>
         </w:rPr>
         <w:t>/OpenSearch</w:t>
       </w:r>
       <w:r>
         <w:rPr>
           <w:rFonts w:ascii="Arial" w:hAnsi="Arial" w:cs="Arial"/>
-          <w:sz w:val="20"/>
+          <w:sz w:val="18"/>
         </w:rPr>
         <w:t xml:space="preserve">, including index templates, query tuning, and safe </w:t>
       </w:r>
@@ -3316,7 +2795,7 @@
       <w:r>
         <w:rPr>
           <w:rFonts w:ascii="Arial" w:hAnsi="Arial" w:cs="Arial"/>
-          <w:sz w:val="20"/>
+          <w:sz w:val="18"/>
         </w:rPr>
         <w:t>reindex</w:t>
       </w:r>
@@ -3324,7 +2803,7 @@
       <w:r>
         <w:rPr>
           <w:rFonts w:ascii="Arial" w:hAnsi="Arial" w:cs="Arial"/>
-          <w:sz w:val="20"/>
+          <w:sz w:val="18"/>
         </w:rPr>
         <w:t xml:space="preserve"> playbooks.</w:t>
       </w:r>
@@ -3339,13 +2818,13 @@
         <w:jc w:val="both"/>
         <w:rPr>
           <w:rFonts w:ascii="Arial" w:hAnsi="Arial" w:cs="Arial"/>
-          <w:sz w:val="20"/>
-        </w:rPr>
-      </w:pPr>
-      <w:r>
-        <w:rPr>
-          <w:rFonts w:ascii="Arial" w:hAnsi="Arial" w:cs="Arial"/>
-          <w:sz w:val="20"/>
+          <w:sz w:val="18"/>
+        </w:rPr>
+      </w:pPr>
+      <w:r>
+        <w:rPr>
+          <w:rFonts w:ascii="Arial" w:hAnsi="Arial" w:cs="Arial"/>
+          <w:sz w:val="18"/>
         </w:rPr>
         <w:t xml:space="preserve">Built vendor integration layers using </w:t>
       </w:r>
@@ -3353,14 +2832,14 @@
         <w:rPr>
           <w:rStyle w:val="Strong"/>
           <w:rFonts w:ascii="Arial" w:hAnsi="Arial" w:cs="Arial"/>
-          <w:sz w:val="20"/>
+          <w:sz w:val="18"/>
         </w:rPr>
         <w:t>Kafka</w:t>
       </w:r>
       <w:r>
         <w:rPr>
           <w:rFonts w:ascii="Arial" w:hAnsi="Arial" w:cs="Arial"/>
-          <w:sz w:val="20"/>
+          <w:sz w:val="18"/>
         </w:rPr>
         <w:t xml:space="preserve"> event streams with retry/DLQ semantics, ensuring resilience during partial vendor outages and message replays.</w:t>
       </w:r>
@@ -3375,13 +2854,13 @@
         <w:jc w:val="both"/>
         <w:rPr>
           <w:rFonts w:ascii="Arial" w:hAnsi="Arial" w:cs="Arial"/>
-          <w:sz w:val="20"/>
-        </w:rPr>
-      </w:pPr>
-      <w:r>
-        <w:rPr>
-          <w:rFonts w:ascii="Arial" w:hAnsi="Arial" w:cs="Arial"/>
-          <w:sz w:val="20"/>
+          <w:sz w:val="18"/>
+        </w:rPr>
+      </w:pPr>
+      <w:r>
+        <w:rPr>
+          <w:rFonts w:ascii="Arial" w:hAnsi="Arial" w:cs="Arial"/>
+          <w:sz w:val="18"/>
         </w:rPr>
         <w:t xml:space="preserve">Implemented security controls using </w:t>
       </w:r>
@@ -3389,14 +2868,14 @@
         <w:rPr>
           <w:rStyle w:val="Strong"/>
           <w:rFonts w:ascii="Arial" w:hAnsi="Arial" w:cs="Arial"/>
-          <w:sz w:val="20"/>
+          <w:sz w:val="18"/>
         </w:rPr>
         <w:t>JWT</w:t>
       </w:r>
       <w:r>
         <w:rPr>
           <w:rFonts w:ascii="Arial" w:hAnsi="Arial" w:cs="Arial"/>
-          <w:sz w:val="20"/>
+          <w:sz w:val="18"/>
         </w:rPr>
         <w:t xml:space="preserve">, </w:t>
       </w:r>
@@ -3404,14 +2883,14 @@
         <w:rPr>
           <w:rStyle w:val="Strong"/>
           <w:rFonts w:ascii="Arial" w:hAnsi="Arial" w:cs="Arial"/>
-          <w:sz w:val="20"/>
+          <w:sz w:val="18"/>
         </w:rPr>
         <w:t>OAuth2</w:t>
       </w:r>
       <w:r>
         <w:rPr>
           <w:rFonts w:ascii="Arial" w:hAnsi="Arial" w:cs="Arial"/>
-          <w:sz w:val="20"/>
+          <w:sz w:val="18"/>
         </w:rPr>
         <w:t xml:space="preserve">, </w:t>
       </w:r>
@@ -3419,14 +2898,14 @@
         <w:rPr>
           <w:rStyle w:val="Strong"/>
           <w:rFonts w:ascii="Arial" w:hAnsi="Arial" w:cs="Arial"/>
-          <w:sz w:val="20"/>
+          <w:sz w:val="18"/>
         </w:rPr>
         <w:t>RBAC/ABAC</w:t>
       </w:r>
       <w:r>
         <w:rPr>
           <w:rFonts w:ascii="Arial" w:hAnsi="Arial" w:cs="Arial"/>
-          <w:sz w:val="20"/>
+          <w:sz w:val="18"/>
         </w:rPr>
         <w:t xml:space="preserve">, and </w:t>
       </w:r>
@@ -3434,14 +2913,14 @@
         <w:rPr>
           <w:rStyle w:val="Strong"/>
           <w:rFonts w:ascii="Arial" w:hAnsi="Arial" w:cs="Arial"/>
-          <w:sz w:val="20"/>
+          <w:sz w:val="18"/>
         </w:rPr>
         <w:t>audit logging</w:t>
       </w:r>
       <w:r>
         <w:rPr>
           <w:rFonts w:ascii="Arial" w:hAnsi="Arial" w:cs="Arial"/>
-          <w:sz w:val="20"/>
+          <w:sz w:val="18"/>
         </w:rPr>
         <w:t xml:space="preserve"> so sensitive operations were traceable and access was provably constrained.</w:t>
       </w:r>
@@ -3456,13 +2935,13 @@
         <w:jc w:val="both"/>
         <w:rPr>
           <w:rFonts w:ascii="Arial" w:hAnsi="Arial" w:cs="Arial"/>
-          <w:sz w:val="20"/>
-        </w:rPr>
-      </w:pPr>
-      <w:r>
-        <w:rPr>
-          <w:rFonts w:ascii="Arial" w:hAnsi="Arial" w:cs="Arial"/>
-          <w:sz w:val="20"/>
+          <w:sz w:val="18"/>
+        </w:rPr>
+      </w:pPr>
+      <w:r>
+        <w:rPr>
+          <w:rFonts w:ascii="Arial" w:hAnsi="Arial" w:cs="Arial"/>
+          <w:sz w:val="18"/>
         </w:rPr>
         <w:t>Expanded cloud operations across AWS services (</w:t>
       </w:r>
@@ -3470,14 +2949,14 @@
         <w:rPr>
           <w:rStyle w:val="Strong"/>
           <w:rFonts w:ascii="Arial" w:hAnsi="Arial" w:cs="Arial"/>
-          <w:sz w:val="20"/>
+          <w:sz w:val="18"/>
         </w:rPr>
         <w:t>EC2</w:t>
       </w:r>
       <w:r>
         <w:rPr>
           <w:rFonts w:ascii="Arial" w:hAnsi="Arial" w:cs="Arial"/>
-          <w:sz w:val="20"/>
+          <w:sz w:val="18"/>
         </w:rPr>
         <w:t xml:space="preserve">, </w:t>
       </w:r>
@@ -3485,14 +2964,14 @@
         <w:rPr>
           <w:rStyle w:val="Strong"/>
           <w:rFonts w:ascii="Arial" w:hAnsi="Arial" w:cs="Arial"/>
-          <w:sz w:val="20"/>
+          <w:sz w:val="18"/>
         </w:rPr>
         <w:t>Lambda</w:t>
       </w:r>
       <w:r>
         <w:rPr>
           <w:rFonts w:ascii="Arial" w:hAnsi="Arial" w:cs="Arial"/>
-          <w:sz w:val="20"/>
+          <w:sz w:val="18"/>
         </w:rPr>
         <w:t xml:space="preserve">, </w:t>
       </w:r>
@@ -3500,14 +2979,14 @@
         <w:rPr>
           <w:rStyle w:val="Strong"/>
           <w:rFonts w:ascii="Arial" w:hAnsi="Arial" w:cs="Arial"/>
-          <w:sz w:val="20"/>
+          <w:sz w:val="18"/>
         </w:rPr>
         <w:t>API Gateway</w:t>
       </w:r>
       <w:r>
         <w:rPr>
           <w:rFonts w:ascii="Arial" w:hAnsi="Arial" w:cs="Arial"/>
-          <w:sz w:val="20"/>
+          <w:sz w:val="18"/>
         </w:rPr>
         <w:t xml:space="preserve">, </w:t>
       </w:r>
@@ -3515,14 +2994,14 @@
         <w:rPr>
           <w:rStyle w:val="Strong"/>
           <w:rFonts w:ascii="Arial" w:hAnsi="Arial" w:cs="Arial"/>
-          <w:sz w:val="20"/>
+          <w:sz w:val="18"/>
         </w:rPr>
         <w:t>S3</w:t>
       </w:r>
       <w:r>
         <w:rPr>
           <w:rFonts w:ascii="Arial" w:hAnsi="Arial" w:cs="Arial"/>
-          <w:sz w:val="20"/>
+          <w:sz w:val="18"/>
         </w:rPr>
         <w:t xml:space="preserve">, </w:t>
       </w:r>
@@ -3531,7 +3010,7 @@
         <w:rPr>
           <w:rStyle w:val="Strong"/>
           <w:rFonts w:ascii="Arial" w:hAnsi="Arial" w:cs="Arial"/>
-          <w:sz w:val="20"/>
+          <w:sz w:val="18"/>
         </w:rPr>
         <w:t>CloudFront</w:t>
       </w:r>
@@ -3539,7 +3018,7 @@
       <w:r>
         <w:rPr>
           <w:rFonts w:ascii="Arial" w:hAnsi="Arial" w:cs="Arial"/>
-          <w:sz w:val="20"/>
+          <w:sz w:val="18"/>
         </w:rPr>
         <w:t xml:space="preserve">, </w:t>
       </w:r>
@@ -3548,7 +3027,7 @@
         <w:rPr>
           <w:rStyle w:val="Strong"/>
           <w:rFonts w:ascii="Arial" w:hAnsi="Arial" w:cs="Arial"/>
-          <w:sz w:val="20"/>
+          <w:sz w:val="18"/>
         </w:rPr>
         <w:t>EventBridge</w:t>
       </w:r>
@@ -3556,7 +3035,7 @@
       <w:r>
         <w:rPr>
           <w:rFonts w:ascii="Arial" w:hAnsi="Arial" w:cs="Arial"/>
-          <w:sz w:val="20"/>
+          <w:sz w:val="18"/>
         </w:rPr>
         <w:t xml:space="preserve">, </w:t>
       </w:r>
@@ -3564,14 +3043,14 @@
         <w:rPr>
           <w:rStyle w:val="Strong"/>
           <w:rFonts w:ascii="Arial" w:hAnsi="Arial" w:cs="Arial"/>
-          <w:sz w:val="20"/>
+          <w:sz w:val="18"/>
         </w:rPr>
         <w:t>Step Functions</w:t>
       </w:r>
       <w:r>
         <w:rPr>
           <w:rFonts w:ascii="Arial" w:hAnsi="Arial" w:cs="Arial"/>
-          <w:sz w:val="20"/>
+          <w:sz w:val="18"/>
         </w:rPr>
         <w:t xml:space="preserve">, </w:t>
       </w:r>
@@ -3579,14 +3058,14 @@
         <w:rPr>
           <w:rStyle w:val="Strong"/>
           <w:rFonts w:ascii="Arial" w:hAnsi="Arial" w:cs="Arial"/>
-          <w:sz w:val="20"/>
+          <w:sz w:val="18"/>
         </w:rPr>
         <w:t>IAM</w:t>
       </w:r>
       <w:r>
         <w:rPr>
           <w:rFonts w:ascii="Arial" w:hAnsi="Arial" w:cs="Arial"/>
-          <w:sz w:val="20"/>
+          <w:sz w:val="18"/>
         </w:rPr>
         <w:t xml:space="preserve">) for scheduled workflows and event </w:t>
       </w:r>
@@ -3594,7 +3073,7 @@
       <w:r>
         <w:rPr>
           <w:rFonts w:ascii="Arial" w:hAnsi="Arial" w:cs="Arial"/>
-          <w:sz w:val="20"/>
+          <w:sz w:val="18"/>
         </w:rPr>
         <w:t>fanout</w:t>
       </w:r>
@@ -3602,7 +3081,7 @@
       <w:r>
         <w:rPr>
           <w:rFonts w:ascii="Arial" w:hAnsi="Arial" w:cs="Arial"/>
-          <w:sz w:val="20"/>
+          <w:sz w:val="18"/>
         </w:rPr>
         <w:t>.</w:t>
       </w:r>
@@ -3617,13 +3096,13 @@
         <w:jc w:val="both"/>
         <w:rPr>
           <w:rFonts w:ascii="Arial" w:hAnsi="Arial" w:cs="Arial"/>
-          <w:sz w:val="20"/>
-        </w:rPr>
-      </w:pPr>
-      <w:r>
-        <w:rPr>
-          <w:rFonts w:ascii="Arial" w:hAnsi="Arial" w:cs="Arial"/>
-          <w:sz w:val="20"/>
+          <w:sz w:val="18"/>
+        </w:rPr>
+      </w:pPr>
+      <w:r>
+        <w:rPr>
+          <w:rFonts w:ascii="Arial" w:hAnsi="Arial" w:cs="Arial"/>
+          <w:sz w:val="18"/>
         </w:rPr>
         <w:t xml:space="preserve">Added </w:t>
       </w:r>
@@ -3631,7 +3110,7 @@
       <w:r>
         <w:rPr>
           <w:rFonts w:ascii="Arial" w:hAnsi="Arial" w:cs="Arial"/>
-          <w:sz w:val="20"/>
+          <w:sz w:val="18"/>
         </w:rPr>
         <w:t>observability</w:t>
       </w:r>
@@ -3639,7 +3118,7 @@
       <w:r>
         <w:rPr>
           <w:rFonts w:ascii="Arial" w:hAnsi="Arial" w:cs="Arial"/>
-          <w:sz w:val="20"/>
+          <w:sz w:val="18"/>
         </w:rPr>
         <w:t xml:space="preserve"> with </w:t>
       </w:r>
@@ -3648,7 +3127,7 @@
         <w:rPr>
           <w:rStyle w:val="Strong"/>
           <w:rFonts w:ascii="Arial" w:hAnsi="Arial" w:cs="Arial"/>
-          <w:sz w:val="20"/>
+          <w:sz w:val="18"/>
         </w:rPr>
         <w:t>Datadog</w:t>
       </w:r>
@@ -3656,7 +3135,7 @@
       <w:r>
         <w:rPr>
           <w:rFonts w:ascii="Arial" w:hAnsi="Arial" w:cs="Arial"/>
-          <w:sz w:val="20"/>
+          <w:sz w:val="18"/>
         </w:rPr>
         <w:t xml:space="preserve">, </w:t>
       </w:r>
@@ -3664,14 +3143,14 @@
         <w:rPr>
           <w:rStyle w:val="Strong"/>
           <w:rFonts w:ascii="Arial" w:hAnsi="Arial" w:cs="Arial"/>
-          <w:sz w:val="20"/>
+          <w:sz w:val="18"/>
         </w:rPr>
         <w:t>Prometheus</w:t>
       </w:r>
       <w:r>
         <w:rPr>
           <w:rFonts w:ascii="Arial" w:hAnsi="Arial" w:cs="Arial"/>
-          <w:sz w:val="20"/>
+          <w:sz w:val="18"/>
         </w:rPr>
         <w:t xml:space="preserve">, and </w:t>
       </w:r>
@@ -3680,7 +3159,7 @@
         <w:rPr>
           <w:rStyle w:val="Strong"/>
           <w:rFonts w:ascii="Arial" w:hAnsi="Arial" w:cs="Arial"/>
-          <w:sz w:val="20"/>
+          <w:sz w:val="18"/>
         </w:rPr>
         <w:t>Grafana</w:t>
       </w:r>
@@ -3688,7 +3167,7 @@
       <w:r>
         <w:rPr>
           <w:rFonts w:ascii="Arial" w:hAnsi="Arial" w:cs="Arial"/>
-          <w:sz w:val="20"/>
+          <w:sz w:val="18"/>
         </w:rPr>
         <w:t xml:space="preserve"> </w:t>
       </w:r>
@@ -3696,7 +3175,7 @@
       <w:r>
         <w:rPr>
           <w:rFonts w:ascii="Arial" w:hAnsi="Arial" w:cs="Arial"/>
-          <w:sz w:val="20"/>
+          <w:sz w:val="18"/>
         </w:rPr>
         <w:t>dashboards,</w:t>
       </w:r>
@@ -3704,7 +3183,7 @@
       <w:r>
         <w:rPr>
           <w:rFonts w:ascii="Arial" w:hAnsi="Arial" w:cs="Arial"/>
-          <w:sz w:val="20"/>
+          <w:sz w:val="18"/>
         </w:rPr>
         <w:t xml:space="preserve"> then reduced alert noise by tying thresholds to business-impact signals.</w:t>
       </w:r>
@@ -3719,13 +3198,13 @@
         <w:jc w:val="both"/>
         <w:rPr>
           <w:rFonts w:ascii="Arial" w:hAnsi="Arial" w:cs="Arial"/>
-          <w:sz w:val="20"/>
-        </w:rPr>
-      </w:pPr>
-      <w:r>
-        <w:rPr>
-          <w:rFonts w:ascii="Arial" w:hAnsi="Arial" w:cs="Arial"/>
-          <w:sz w:val="20"/>
+          <w:sz w:val="18"/>
+        </w:rPr>
+      </w:pPr>
+      <w:r>
+        <w:rPr>
+          <w:rFonts w:ascii="Arial" w:hAnsi="Arial" w:cs="Arial"/>
+          <w:sz w:val="18"/>
         </w:rPr>
         <w:t xml:space="preserve">Standardized logs into </w:t>
       </w:r>
@@ -3734,7 +3213,7 @@
         <w:rPr>
           <w:rStyle w:val="Strong"/>
           <w:rFonts w:ascii="Arial" w:hAnsi="Arial" w:cs="Arial"/>
-          <w:sz w:val="20"/>
+          <w:sz w:val="18"/>
         </w:rPr>
         <w:t>CloudWatch</w:t>
       </w:r>
@@ -3742,7 +3221,7 @@
       <w:r>
         <w:rPr>
           <w:rFonts w:ascii="Arial" w:hAnsi="Arial" w:cs="Arial"/>
-          <w:sz w:val="20"/>
+          <w:sz w:val="18"/>
         </w:rPr>
         <w:t xml:space="preserve"> and </w:t>
       </w:r>
@@ -3750,14 +3229,14 @@
         <w:rPr>
           <w:rStyle w:val="Strong"/>
           <w:rFonts w:ascii="Arial" w:hAnsi="Arial" w:cs="Arial"/>
-          <w:sz w:val="20"/>
+          <w:sz w:val="18"/>
         </w:rPr>
         <w:t>ELK/EFK</w:t>
       </w:r>
       <w:r>
         <w:rPr>
           <w:rFonts w:ascii="Arial" w:hAnsi="Arial" w:cs="Arial"/>
-          <w:sz w:val="20"/>
+          <w:sz w:val="18"/>
         </w:rPr>
         <w:t xml:space="preserve">, improving incident triage speed through correlation IDs and actionable </w:t>
       </w:r>
@@ -3765,7 +3244,7 @@
       <w:r>
         <w:rPr>
           <w:rFonts w:ascii="Arial" w:hAnsi="Arial" w:cs="Arial"/>
-          <w:sz w:val="20"/>
+          <w:sz w:val="18"/>
         </w:rPr>
         <w:t>runbooks</w:t>
       </w:r>
@@ -3773,7 +3252,7 @@
       <w:r>
         <w:rPr>
           <w:rFonts w:ascii="Arial" w:hAnsi="Arial" w:cs="Arial"/>
-          <w:sz w:val="20"/>
+          <w:sz w:val="18"/>
         </w:rPr>
         <w:t>.</w:t>
       </w:r>
@@ -3788,13 +3267,13 @@
         <w:jc w:val="both"/>
         <w:rPr>
           <w:rFonts w:ascii="Arial" w:hAnsi="Arial" w:cs="Arial"/>
-          <w:sz w:val="20"/>
-        </w:rPr>
-      </w:pPr>
-      <w:r>
-        <w:rPr>
-          <w:rFonts w:ascii="Arial" w:hAnsi="Arial" w:cs="Arial"/>
-          <w:sz w:val="20"/>
+          <w:sz w:val="18"/>
+        </w:rPr>
+      </w:pPr>
+      <w:r>
+        <w:rPr>
+          <w:rFonts w:ascii="Arial" w:hAnsi="Arial" w:cs="Arial"/>
+          <w:sz w:val="18"/>
         </w:rPr>
         <w:t>Supported multi-cloud client needs by integrating exports to Azure (</w:t>
       </w:r>
@@ -3802,14 +3281,14 @@
         <w:rPr>
           <w:rStyle w:val="Strong"/>
           <w:rFonts w:ascii="Arial" w:hAnsi="Arial" w:cs="Arial"/>
-          <w:sz w:val="20"/>
+          <w:sz w:val="18"/>
         </w:rPr>
         <w:t>App Service</w:t>
       </w:r>
       <w:r>
         <w:rPr>
           <w:rFonts w:ascii="Arial" w:hAnsi="Arial" w:cs="Arial"/>
-          <w:sz w:val="20"/>
+          <w:sz w:val="18"/>
         </w:rPr>
         <w:t xml:space="preserve">, </w:t>
       </w:r>
@@ -3817,14 +3296,14 @@
         <w:rPr>
           <w:rStyle w:val="Strong"/>
           <w:rFonts w:ascii="Arial" w:hAnsi="Arial" w:cs="Arial"/>
-          <w:sz w:val="20"/>
+          <w:sz w:val="18"/>
         </w:rPr>
         <w:t>AKS</w:t>
       </w:r>
       <w:r>
         <w:rPr>
           <w:rFonts w:ascii="Arial" w:hAnsi="Arial" w:cs="Arial"/>
-          <w:sz w:val="20"/>
+          <w:sz w:val="18"/>
         </w:rPr>
         <w:t xml:space="preserve">, </w:t>
       </w:r>
@@ -3832,14 +3311,14 @@
         <w:rPr>
           <w:rStyle w:val="Strong"/>
           <w:rFonts w:ascii="Arial" w:hAnsi="Arial" w:cs="Arial"/>
-          <w:sz w:val="20"/>
+          <w:sz w:val="18"/>
         </w:rPr>
         <w:t>Azure SQL</w:t>
       </w:r>
       <w:r>
         <w:rPr>
           <w:rFonts w:ascii="Arial" w:hAnsi="Arial" w:cs="Arial"/>
-          <w:sz w:val="20"/>
+          <w:sz w:val="18"/>
         </w:rPr>
         <w:t xml:space="preserve">, </w:t>
       </w:r>
@@ -3847,14 +3326,14 @@
         <w:rPr>
           <w:rStyle w:val="Strong"/>
           <w:rFonts w:ascii="Arial" w:hAnsi="Arial" w:cs="Arial"/>
-          <w:sz w:val="20"/>
+          <w:sz w:val="18"/>
         </w:rPr>
         <w:t>Service Bus</w:t>
       </w:r>
       <w:r>
         <w:rPr>
           <w:rFonts w:ascii="Arial" w:hAnsi="Arial" w:cs="Arial"/>
-          <w:sz w:val="20"/>
+          <w:sz w:val="18"/>
         </w:rPr>
         <w:t xml:space="preserve">, </w:t>
       </w:r>
@@ -3862,14 +3341,14 @@
         <w:rPr>
           <w:rStyle w:val="Strong"/>
           <w:rFonts w:ascii="Arial" w:hAnsi="Arial" w:cs="Arial"/>
-          <w:sz w:val="20"/>
+          <w:sz w:val="18"/>
         </w:rPr>
         <w:t>Key Vault</w:t>
       </w:r>
       <w:r>
         <w:rPr>
           <w:rFonts w:ascii="Arial" w:hAnsi="Arial" w:cs="Arial"/>
-          <w:sz w:val="20"/>
+          <w:sz w:val="18"/>
         </w:rPr>
         <w:t xml:space="preserve">, </w:t>
       </w:r>
@@ -3877,14 +3356,14 @@
         <w:rPr>
           <w:rStyle w:val="Strong"/>
           <w:rFonts w:ascii="Arial" w:hAnsi="Arial" w:cs="Arial"/>
-          <w:sz w:val="20"/>
+          <w:sz w:val="18"/>
         </w:rPr>
         <w:t>Application Insights</w:t>
       </w:r>
       <w:r>
         <w:rPr>
           <w:rFonts w:ascii="Arial" w:hAnsi="Arial" w:cs="Arial"/>
-          <w:sz w:val="20"/>
+          <w:sz w:val="18"/>
         </w:rPr>
         <w:t>) with consistent contract and error semantics.</w:t>
       </w:r>
@@ -3899,12 +3378,13 @@
         <w:jc w:val="both"/>
         <w:rPr>
           <w:rFonts w:ascii="Arial" w:hAnsi="Arial" w:cs="Arial"/>
-        </w:rPr>
-      </w:pPr>
-      <w:r>
-        <w:rPr>
-          <w:rFonts w:ascii="Arial" w:hAnsi="Arial" w:cs="Arial"/>
-          <w:sz w:val="20"/>
+          <w:sz w:val="18"/>
+        </w:rPr>
+      </w:pPr>
+      <w:r>
+        <w:rPr>
+          <w:rFonts w:ascii="Arial" w:hAnsi="Arial" w:cs="Arial"/>
+          <w:sz w:val="18"/>
         </w:rPr>
         <w:t>Partnered with data teams to consume GCP services (</w:t>
       </w:r>
@@ -3912,14 +3392,14 @@
         <w:rPr>
           <w:rStyle w:val="Strong"/>
           <w:rFonts w:ascii="Arial" w:hAnsi="Arial" w:cs="Arial"/>
-          <w:sz w:val="20"/>
+          <w:sz w:val="18"/>
         </w:rPr>
         <w:t>GKE</w:t>
       </w:r>
       <w:r>
         <w:rPr>
           <w:rFonts w:ascii="Arial" w:hAnsi="Arial" w:cs="Arial"/>
-          <w:sz w:val="20"/>
+          <w:sz w:val="18"/>
         </w:rPr>
         <w:t xml:space="preserve">, </w:t>
       </w:r>
@@ -3927,14 +3407,14 @@
         <w:rPr>
           <w:rStyle w:val="Strong"/>
           <w:rFonts w:ascii="Arial" w:hAnsi="Arial" w:cs="Arial"/>
-          <w:sz w:val="20"/>
+          <w:sz w:val="18"/>
         </w:rPr>
         <w:t>Cloud Run</w:t>
       </w:r>
       <w:r>
         <w:rPr>
           <w:rFonts w:ascii="Arial" w:hAnsi="Arial" w:cs="Arial"/>
-          <w:sz w:val="20"/>
+          <w:sz w:val="18"/>
         </w:rPr>
         <w:t xml:space="preserve">, </w:t>
       </w:r>
@@ -3942,14 +3422,14 @@
         <w:rPr>
           <w:rStyle w:val="Strong"/>
           <w:rFonts w:ascii="Arial" w:hAnsi="Arial" w:cs="Arial"/>
-          <w:sz w:val="20"/>
+          <w:sz w:val="18"/>
         </w:rPr>
         <w:t>Pub/Sub</w:t>
       </w:r>
       <w:r>
         <w:rPr>
           <w:rFonts w:ascii="Arial" w:hAnsi="Arial" w:cs="Arial"/>
-          <w:sz w:val="20"/>
+          <w:sz w:val="18"/>
         </w:rPr>
         <w:t xml:space="preserve">, </w:t>
       </w:r>
@@ -3957,14 +3437,14 @@
         <w:rPr>
           <w:rStyle w:val="Strong"/>
           <w:rFonts w:ascii="Arial" w:hAnsi="Arial" w:cs="Arial"/>
-          <w:sz w:val="20"/>
+          <w:sz w:val="18"/>
         </w:rPr>
         <w:t>Cloud Storage</w:t>
       </w:r>
       <w:r>
         <w:rPr>
           <w:rFonts w:ascii="Arial" w:hAnsi="Arial" w:cs="Arial"/>
-          <w:sz w:val="20"/>
+          <w:sz w:val="18"/>
         </w:rPr>
         <w:t xml:space="preserve">, </w:t>
       </w:r>
@@ -3973,7 +3453,7 @@
         <w:rPr>
           <w:rStyle w:val="Strong"/>
           <w:rFonts w:ascii="Arial" w:hAnsi="Arial" w:cs="Arial"/>
-          <w:sz w:val="20"/>
+          <w:sz w:val="18"/>
         </w:rPr>
         <w:t>BigQuery</w:t>
       </w:r>
@@ -3981,7 +3461,7 @@
       <w:r>
         <w:rPr>
           <w:rFonts w:ascii="Arial" w:hAnsi="Arial" w:cs="Arial"/>
-          <w:sz w:val="20"/>
+          <w:sz w:val="18"/>
         </w:rPr>
         <w:t>) through typed adapters, keeping core services cloud-agnostic where possible.</w:t>
       </w:r>
@@ -4051,15 +3531,32 @@
         <w:jc w:val="both"/>
         <w:rPr>
           <w:rFonts w:ascii="Arial" w:hAnsi="Arial" w:cs="Arial"/>
-          <w:sz w:val="20"/>
-        </w:rPr>
-      </w:pPr>
-      <w:r>
-        <w:rPr>
-          <w:rFonts w:ascii="Arial" w:hAnsi="Arial" w:cs="Arial"/>
-          <w:sz w:val="20"/>
-        </w:rPr>
-        <w:t>Developed Python backend endpoints supporting internal tools and customer modules with consistent error contracts and strict input validation to reduce support ambiguity.</w:t>
+          <w:sz w:val="18"/>
+        </w:rPr>
+      </w:pPr>
+      <w:r>
+        <w:rPr>
+          <w:rFonts w:ascii="Arial" w:hAnsi="Arial" w:cs="Arial"/>
+          <w:sz w:val="18"/>
+        </w:rPr>
+        <w:t xml:space="preserve">Developed </w:t>
+      </w:r>
+      <w:proofErr w:type="spellStart"/>
+      <w:r>
+        <w:rPr>
+          <w:rFonts w:ascii="Arial" w:hAnsi="Arial" w:cs="Arial"/>
+          <w:b/>
+          <w:sz w:val="18"/>
+        </w:rPr>
+        <w:t>Django</w:t>
+      </w:r>
+      <w:proofErr w:type="spellEnd"/>
+      <w:r>
+        <w:rPr>
+          <w:rFonts w:ascii="Arial" w:hAnsi="Arial" w:cs="Arial"/>
+          <w:sz w:val="18"/>
+        </w:rPr>
+        <w:t xml:space="preserve"> backend endpoints supporting internal tools and customer modules with consistent error contracts and strict input validation to reduce support ambiguity.</w:t>
       </w:r>
     </w:p>
     <w:p>
@@ -4072,13 +3569,13 @@
         <w:jc w:val="both"/>
         <w:rPr>
           <w:rFonts w:ascii="Arial" w:hAnsi="Arial" w:cs="Arial"/>
-          <w:sz w:val="20"/>
-        </w:rPr>
-      </w:pPr>
-      <w:r>
-        <w:rPr>
-          <w:rFonts w:ascii="Arial" w:hAnsi="Arial" w:cs="Arial"/>
-          <w:sz w:val="20"/>
+          <w:sz w:val="18"/>
+        </w:rPr>
+      </w:pPr>
+      <w:r>
+        <w:rPr>
+          <w:rFonts w:ascii="Arial" w:hAnsi="Arial" w:cs="Arial"/>
+          <w:sz w:val="18"/>
         </w:rPr>
         <w:t xml:space="preserve">Designed relational data models in </w:t>
       </w:r>
@@ -4087,7 +3584,7 @@
         <w:rPr>
           <w:rStyle w:val="Strong"/>
           <w:rFonts w:ascii="Arial" w:hAnsi="Arial" w:cs="Arial"/>
-          <w:sz w:val="20"/>
+          <w:sz w:val="18"/>
         </w:rPr>
         <w:t>PostgreSQL</w:t>
       </w:r>
@@ -4095,7 +3592,7 @@
       <w:r>
         <w:rPr>
           <w:rFonts w:ascii="Arial" w:hAnsi="Arial" w:cs="Arial"/>
-          <w:sz w:val="20"/>
+          <w:sz w:val="18"/>
         </w:rPr>
         <w:t xml:space="preserve"> and </w:t>
       </w:r>
@@ -4103,14 +3600,14 @@
         <w:rPr>
           <w:rStyle w:val="Strong"/>
           <w:rFonts w:ascii="Arial" w:hAnsi="Arial" w:cs="Arial"/>
-          <w:sz w:val="20"/>
+          <w:sz w:val="18"/>
         </w:rPr>
         <w:t>MySQL</w:t>
       </w:r>
       <w:r>
         <w:rPr>
           <w:rFonts w:ascii="Arial" w:hAnsi="Arial" w:cs="Arial"/>
-          <w:sz w:val="20"/>
+          <w:sz w:val="18"/>
         </w:rPr>
         <w:t>, applying indexing and query tuning to speed up list/search operations used daily by business teams.</w:t>
       </w:r>
@@ -4125,13 +3622,13 @@
         <w:jc w:val="both"/>
         <w:rPr>
           <w:rFonts w:ascii="Arial" w:hAnsi="Arial" w:cs="Arial"/>
-          <w:sz w:val="20"/>
-        </w:rPr>
-      </w:pPr>
-      <w:r>
-        <w:rPr>
-          <w:rFonts w:ascii="Arial" w:hAnsi="Arial" w:cs="Arial"/>
-          <w:sz w:val="20"/>
+          <w:sz w:val="18"/>
+        </w:rPr>
+      </w:pPr>
+      <w:r>
+        <w:rPr>
+          <w:rFonts w:ascii="Arial" w:hAnsi="Arial" w:cs="Arial"/>
+          <w:sz w:val="18"/>
         </w:rPr>
         <w:t xml:space="preserve">Added reporting and reconciliation workflows using </w:t>
       </w:r>
@@ -4139,14 +3636,14 @@
         <w:rPr>
           <w:rStyle w:val="Strong"/>
           <w:rFonts w:ascii="Arial" w:hAnsi="Arial" w:cs="Arial"/>
-          <w:sz w:val="20"/>
+          <w:sz w:val="18"/>
         </w:rPr>
         <w:t>SQL Server</w:t>
       </w:r>
       <w:r>
         <w:rPr>
           <w:rFonts w:ascii="Arial" w:hAnsi="Arial" w:cs="Arial"/>
-          <w:sz w:val="20"/>
+          <w:sz w:val="18"/>
         </w:rPr>
         <w:t>, standardizing stored procedures and query plans for predictable performance.</w:t>
       </w:r>
@@ -4161,13 +3658,13 @@
         <w:jc w:val="both"/>
         <w:rPr>
           <w:rFonts w:ascii="Arial" w:hAnsi="Arial" w:cs="Arial"/>
-          <w:sz w:val="20"/>
-        </w:rPr>
-      </w:pPr>
-      <w:r>
-        <w:rPr>
-          <w:rFonts w:ascii="Arial" w:hAnsi="Arial" w:cs="Arial"/>
-          <w:sz w:val="20"/>
+          <w:sz w:val="18"/>
+        </w:rPr>
+      </w:pPr>
+      <w:r>
+        <w:rPr>
+          <w:rFonts w:ascii="Arial" w:hAnsi="Arial" w:cs="Arial"/>
+          <w:sz w:val="18"/>
         </w:rPr>
         <w:t xml:space="preserve">Built cache-backed read models using </w:t>
       </w:r>
@@ -4177,7 +3674,7 @@
         <w:rPr>
           <w:rStyle w:val="Strong"/>
           <w:rFonts w:ascii="Arial" w:hAnsi="Arial" w:cs="Arial"/>
-          <w:sz w:val="20"/>
+          <w:sz w:val="18"/>
         </w:rPr>
         <w:t>Redis</w:t>
       </w:r>
@@ -4186,7 +3683,7 @@
       <w:r>
         <w:rPr>
           <w:rFonts w:ascii="Arial" w:hAnsi="Arial" w:cs="Arial"/>
-          <w:sz w:val="20"/>
+          <w:sz w:val="18"/>
         </w:rPr>
         <w:t>, preventing repeated expensive lookups and stabilizing response times during traffic bursts.</w:t>
       </w:r>
@@ -4201,13 +3698,13 @@
         <w:jc w:val="both"/>
         <w:rPr>
           <w:rFonts w:ascii="Arial" w:hAnsi="Arial" w:cs="Arial"/>
-          <w:sz w:val="20"/>
-        </w:rPr>
-      </w:pPr>
-      <w:r>
-        <w:rPr>
-          <w:rFonts w:ascii="Arial" w:hAnsi="Arial" w:cs="Arial"/>
-          <w:sz w:val="20"/>
+          <w:sz w:val="18"/>
+        </w:rPr>
+      </w:pPr>
+      <w:r>
+        <w:rPr>
+          <w:rFonts w:ascii="Arial" w:hAnsi="Arial" w:cs="Arial"/>
+          <w:sz w:val="18"/>
         </w:rPr>
         <w:t xml:space="preserve">Implemented background processing and retry controls for long-running operations using queue patterns that later scaled into </w:t>
       </w:r>
@@ -4216,7 +3713,7 @@
         <w:rPr>
           <w:rStyle w:val="Strong"/>
           <w:rFonts w:ascii="Arial" w:hAnsi="Arial" w:cs="Arial"/>
-          <w:sz w:val="20"/>
+          <w:sz w:val="18"/>
         </w:rPr>
         <w:t>RabbitMQ</w:t>
       </w:r>
@@ -4224,7 +3721,7 @@
       <w:r>
         <w:rPr>
           <w:rFonts w:ascii="Arial" w:hAnsi="Arial" w:cs="Arial"/>
-          <w:sz w:val="20"/>
+          <w:sz w:val="18"/>
         </w:rPr>
         <w:t xml:space="preserve"> and </w:t>
       </w:r>
@@ -4232,14 +3729,14 @@
         <w:rPr>
           <w:rStyle w:val="Strong"/>
           <w:rFonts w:ascii="Arial" w:hAnsi="Arial" w:cs="Arial"/>
-          <w:sz w:val="20"/>
+          <w:sz w:val="18"/>
         </w:rPr>
         <w:t>Kafka</w:t>
       </w:r>
       <w:r>
         <w:rPr>
           <w:rFonts w:ascii="Arial" w:hAnsi="Arial" w:cs="Arial"/>
-          <w:sz w:val="20"/>
+          <w:sz w:val="18"/>
         </w:rPr>
         <w:t>-style workflows.</w:t>
       </w:r>
@@ -4254,13 +3751,13 @@
         <w:jc w:val="both"/>
         <w:rPr>
           <w:rFonts w:ascii="Arial" w:hAnsi="Arial" w:cs="Arial"/>
-          <w:sz w:val="20"/>
-        </w:rPr>
-      </w:pPr>
-      <w:r>
-        <w:rPr>
-          <w:rFonts w:ascii="Arial" w:hAnsi="Arial" w:cs="Arial"/>
-          <w:sz w:val="20"/>
+          <w:sz w:val="18"/>
+        </w:rPr>
+      </w:pPr>
+      <w:r>
+        <w:rPr>
+          <w:rFonts w:ascii="Arial" w:hAnsi="Arial" w:cs="Arial"/>
+          <w:sz w:val="18"/>
         </w:rPr>
         <w:t xml:space="preserve">Introduced early search indexing patterns with </w:t>
       </w:r>
@@ -4269,7 +3766,7 @@
         <w:rPr>
           <w:rStyle w:val="Strong"/>
           <w:rFonts w:ascii="Arial" w:hAnsi="Arial" w:cs="Arial"/>
-          <w:sz w:val="20"/>
+          <w:sz w:val="18"/>
         </w:rPr>
         <w:t>Elasticsearch</w:t>
       </w:r>
@@ -4277,7 +3774,7 @@
       <w:r>
         <w:rPr>
           <w:rFonts w:ascii="Arial" w:hAnsi="Arial" w:cs="Arial"/>
-          <w:sz w:val="20"/>
+          <w:sz w:val="18"/>
         </w:rPr>
         <w:t xml:space="preserve"> to support partial-match and faceted filters without overloading OLTP queries.</w:t>
       </w:r>
@@ -4292,15 +3789,14 @@
         <w:jc w:val="both"/>
         <w:rPr>
           <w:rFonts w:ascii="Arial" w:hAnsi="Arial" w:cs="Arial"/>
-          <w:sz w:val="20"/>
-        </w:rPr>
-      </w:pPr>
-      <w:r>
-        <w:rPr>
-          <w:rFonts w:ascii="Arial" w:hAnsi="Arial" w:cs="Arial"/>
-          <w:sz w:val="20"/>
-        </w:rPr>
-        <w:lastRenderedPageBreak/>
+          <w:sz w:val="18"/>
+        </w:rPr>
+      </w:pPr>
+      <w:r>
+        <w:rPr>
+          <w:rFonts w:ascii="Arial" w:hAnsi="Arial" w:cs="Arial"/>
+          <w:sz w:val="18"/>
+        </w:rPr>
         <w:t>Hardened outbound integrations with timeouts, circuit-breaker style guardrails, and consistent retry policies to protect worker capacity.</w:t>
       </w:r>
     </w:p>
@@ -4314,13 +3810,13 @@
         <w:jc w:val="both"/>
         <w:rPr>
           <w:rFonts w:ascii="Arial" w:hAnsi="Arial" w:cs="Arial"/>
-          <w:sz w:val="20"/>
-        </w:rPr>
-      </w:pPr>
-      <w:r>
-        <w:rPr>
-          <w:rFonts w:ascii="Arial" w:hAnsi="Arial" w:cs="Arial"/>
-          <w:sz w:val="20"/>
+          <w:sz w:val="18"/>
+        </w:rPr>
+      </w:pPr>
+      <w:r>
+        <w:rPr>
+          <w:rFonts w:ascii="Arial" w:hAnsi="Arial" w:cs="Arial"/>
+          <w:sz w:val="18"/>
         </w:rPr>
         <w:t xml:space="preserve">Implemented token-based security using </w:t>
       </w:r>
@@ -4328,14 +3824,14 @@
         <w:rPr>
           <w:rStyle w:val="Strong"/>
           <w:rFonts w:ascii="Arial" w:hAnsi="Arial" w:cs="Arial"/>
-          <w:sz w:val="20"/>
+          <w:sz w:val="18"/>
         </w:rPr>
         <w:t>JWT</w:t>
       </w:r>
       <w:r>
         <w:rPr>
           <w:rFonts w:ascii="Arial" w:hAnsi="Arial" w:cs="Arial"/>
-          <w:sz w:val="20"/>
+          <w:sz w:val="18"/>
         </w:rPr>
         <w:t>, role checks (</w:t>
       </w:r>
@@ -4343,14 +3839,14 @@
         <w:rPr>
           <w:rStyle w:val="Strong"/>
           <w:rFonts w:ascii="Arial" w:hAnsi="Arial" w:cs="Arial"/>
-          <w:sz w:val="20"/>
+          <w:sz w:val="18"/>
         </w:rPr>
         <w:t>RBAC/ABAC</w:t>
       </w:r>
       <w:r>
         <w:rPr>
           <w:rFonts w:ascii="Arial" w:hAnsi="Arial" w:cs="Arial"/>
-          <w:sz w:val="20"/>
+          <w:sz w:val="18"/>
         </w:rPr>
         <w:t xml:space="preserve">), and traceable </w:t>
       </w:r>
@@ -4358,14 +3854,14 @@
         <w:rPr>
           <w:rStyle w:val="Strong"/>
           <w:rFonts w:ascii="Arial" w:hAnsi="Arial" w:cs="Arial"/>
-          <w:sz w:val="20"/>
+          <w:sz w:val="18"/>
         </w:rPr>
         <w:t>audit logging</w:t>
       </w:r>
       <w:r>
         <w:rPr>
           <w:rFonts w:ascii="Arial" w:hAnsi="Arial" w:cs="Arial"/>
-          <w:sz w:val="20"/>
+          <w:sz w:val="18"/>
         </w:rPr>
         <w:t xml:space="preserve"> for administrative actions.</w:t>
       </w:r>
@@ -4380,13 +3876,13 @@
         <w:jc w:val="both"/>
         <w:rPr>
           <w:rFonts w:ascii="Arial" w:hAnsi="Arial" w:cs="Arial"/>
-          <w:sz w:val="20"/>
-        </w:rPr>
-      </w:pPr>
-      <w:r>
-        <w:rPr>
-          <w:rFonts w:ascii="Arial" w:hAnsi="Arial" w:cs="Arial"/>
-          <w:sz w:val="20"/>
+          <w:sz w:val="18"/>
+        </w:rPr>
+      </w:pPr>
+      <w:r>
+        <w:rPr>
+          <w:rFonts w:ascii="Arial" w:hAnsi="Arial" w:cs="Arial"/>
+          <w:sz w:val="18"/>
         </w:rPr>
         <w:t xml:space="preserve">Automated deployments and checks using </w:t>
       </w:r>
@@ -4394,14 +3890,14 @@
         <w:rPr>
           <w:rStyle w:val="Strong"/>
           <w:rFonts w:ascii="Arial" w:hAnsi="Arial" w:cs="Arial"/>
-          <w:sz w:val="20"/>
+          <w:sz w:val="18"/>
         </w:rPr>
         <w:t>Jenkins</w:t>
       </w:r>
       <w:r>
         <w:rPr>
           <w:rFonts w:ascii="Arial" w:hAnsi="Arial" w:cs="Arial"/>
-          <w:sz w:val="20"/>
+          <w:sz w:val="18"/>
         </w:rPr>
         <w:t xml:space="preserve"> and early CI conventions, improving release reliability and reducing regressions.</w:t>
       </w:r>
@@ -4416,13 +3912,13 @@
         <w:jc w:val="both"/>
         <w:rPr>
           <w:rFonts w:ascii="Arial" w:hAnsi="Arial" w:cs="Arial"/>
-          <w:sz w:val="20"/>
-        </w:rPr>
-      </w:pPr>
-      <w:r>
-        <w:rPr>
-          <w:rFonts w:ascii="Arial" w:hAnsi="Arial" w:cs="Arial"/>
-          <w:sz w:val="20"/>
+          <w:sz w:val="18"/>
+        </w:rPr>
+      </w:pPr>
+      <w:r>
+        <w:rPr>
+          <w:rFonts w:ascii="Arial" w:hAnsi="Arial" w:cs="Arial"/>
+          <w:sz w:val="18"/>
         </w:rPr>
         <w:t xml:space="preserve">Containerized select services with </w:t>
       </w:r>
@@ -4431,7 +3927,7 @@
         <w:rPr>
           <w:rStyle w:val="Strong"/>
           <w:rFonts w:ascii="Arial" w:hAnsi="Arial" w:cs="Arial"/>
-          <w:sz w:val="20"/>
+          <w:sz w:val="18"/>
         </w:rPr>
         <w:t>Docker</w:t>
       </w:r>
@@ -4439,7 +3935,7 @@
       <w:r>
         <w:rPr>
           <w:rFonts w:ascii="Arial" w:hAnsi="Arial" w:cs="Arial"/>
-          <w:sz w:val="20"/>
+          <w:sz w:val="18"/>
         </w:rPr>
         <w:t xml:space="preserve"> and documented </w:t>
       </w:r>
@@ -4447,7 +3943,7 @@
       <w:r>
         <w:rPr>
           <w:rFonts w:ascii="Arial" w:hAnsi="Arial" w:cs="Arial"/>
-          <w:sz w:val="20"/>
+          <w:sz w:val="18"/>
         </w:rPr>
         <w:t>runbooks</w:t>
       </w:r>
@@ -4455,7 +3951,7 @@
       <w:r>
         <w:rPr>
           <w:rFonts w:ascii="Arial" w:hAnsi="Arial" w:cs="Arial"/>
-          <w:sz w:val="20"/>
+          <w:sz w:val="18"/>
         </w:rPr>
         <w:t xml:space="preserve"> for repeatable local and staging environments.</w:t>
       </w:r>
@@ -4468,11 +3964,15 @@
           <w:numId w:val="7"/>
         </w:numPr>
         <w:jc w:val="both"/>
-      </w:pPr>
-      <w:r>
-        <w:rPr>
-          <w:rFonts w:ascii="Arial" w:hAnsi="Arial" w:cs="Arial"/>
-          <w:sz w:val="20"/>
+        <w:rPr>
+          <w:rFonts w:ascii="Arial" w:hAnsi="Arial" w:cs="Arial"/>
+          <w:sz w:val="18"/>
+        </w:rPr>
+      </w:pPr>
+      <w:r>
+        <w:rPr>
+          <w:rFonts w:ascii="Arial" w:hAnsi="Arial" w:cs="Arial"/>
+          <w:sz w:val="18"/>
         </w:rPr>
         <w:t xml:space="preserve">Improved operational visibility by standardizing structured logging and pushing service metrics into </w:t>
       </w:r>
@@ -4481,7 +3981,7 @@
         <w:rPr>
           <w:rStyle w:val="Strong"/>
           <w:rFonts w:ascii="Arial" w:hAnsi="Arial" w:cs="Arial"/>
-          <w:sz w:val="20"/>
+          <w:sz w:val="18"/>
         </w:rPr>
         <w:t>CloudWatch</w:t>
       </w:r>
@@ -4490,17 +3990,37 @@
         <w:rPr>
           <w:rStyle w:val="Strong"/>
           <w:rFonts w:ascii="Arial" w:hAnsi="Arial" w:cs="Arial"/>
-          <w:sz w:val="20"/>
+          <w:sz w:val="18"/>
         </w:rPr>
         <w:t>/ELK</w:t>
       </w:r>
       <w:r>
         <w:rPr>
           <w:rFonts w:ascii="Arial" w:hAnsi="Arial" w:cs="Arial"/>
-          <w:sz w:val="20"/>
+          <w:sz w:val="18"/>
         </w:rPr>
         <w:t xml:space="preserve"> patterns used by the team.</w:t>
       </w:r>
+    </w:p>
+    <w:p>
+      <w:pPr>
+        <w:pStyle w:val="NormalWeb"/>
+        <w:jc w:val="both"/>
+        <w:rPr>
+          <w:rFonts w:ascii="Arial" w:hAnsi="Arial" w:cs="Arial"/>
+          <w:sz w:val="18"/>
+        </w:rPr>
+      </w:pPr>
+    </w:p>
+    <w:p>
+      <w:pPr>
+        <w:pStyle w:val="NormalWeb"/>
+        <w:jc w:val="both"/>
+        <w:rPr>
+          <w:rFonts w:ascii="Arial" w:hAnsi="Arial" w:cs="Arial"/>
+          <w:sz w:val="18"/>
+        </w:rPr>
+      </w:pPr>
     </w:p>
     <w:p>
       <w:r>
@@ -4512,6 +4032,7 @@
           <w:sz w:val="25"/>
           <w:szCs w:val="25"/>
         </w:rPr>
+        <w:lastRenderedPageBreak/>
         <w:t>Software Engineer Intern</w:t>
       </w:r>
     </w:p>
@@ -4547,13 +4068,13 @@
         <w:jc w:val="both"/>
         <w:rPr>
           <w:rFonts w:ascii="Arial" w:hAnsi="Arial" w:cs="Arial"/>
-          <w:sz w:val="20"/>
-        </w:rPr>
-      </w:pPr>
-      <w:r>
-        <w:rPr>
-          <w:rFonts w:ascii="Arial" w:hAnsi="Arial" w:cs="Arial"/>
-          <w:sz w:val="20"/>
+          <w:sz w:val="18"/>
+        </w:rPr>
+      </w:pPr>
+      <w:r>
+        <w:rPr>
+          <w:rFonts w:ascii="Arial" w:hAnsi="Arial" w:cs="Arial"/>
+          <w:sz w:val="18"/>
         </w:rPr>
         <w:t>Delivered small service improvements with careful validation and safe rollout practices, emphasizing correctness and backwards compatibility.</w:t>
       </w:r>
@@ -4568,13 +4089,13 @@
         <w:jc w:val="both"/>
         <w:rPr>
           <w:rFonts w:ascii="Arial" w:hAnsi="Arial" w:cs="Arial"/>
-          <w:sz w:val="20"/>
-        </w:rPr>
-      </w:pPr>
-      <w:r>
-        <w:rPr>
-          <w:rFonts w:ascii="Arial" w:hAnsi="Arial" w:cs="Arial"/>
-          <w:sz w:val="20"/>
+          <w:sz w:val="18"/>
+        </w:rPr>
+      </w:pPr>
+      <w:r>
+        <w:rPr>
+          <w:rFonts w:ascii="Arial" w:hAnsi="Arial" w:cs="Arial"/>
+          <w:sz w:val="18"/>
         </w:rPr>
         <w:t>Built internal utilities that automated repetitive operational steps, reducing manual error and improving repeatability across environments.</w:t>
       </w:r>
@@ -4589,13 +4110,13 @@
         <w:jc w:val="both"/>
         <w:rPr>
           <w:rFonts w:ascii="Arial" w:hAnsi="Arial" w:cs="Arial"/>
-          <w:sz w:val="20"/>
-        </w:rPr>
-      </w:pPr>
-      <w:r>
-        <w:rPr>
-          <w:rFonts w:ascii="Arial" w:hAnsi="Arial" w:cs="Arial"/>
-          <w:sz w:val="20"/>
+          <w:sz w:val="18"/>
+        </w:rPr>
+      </w:pPr>
+      <w:r>
+        <w:rPr>
+          <w:rFonts w:ascii="Arial" w:hAnsi="Arial" w:cs="Arial"/>
+          <w:sz w:val="18"/>
         </w:rPr>
         <w:t>Improved diagnostics by adding clearer structured logs and contextual metadata to accelerate debugging for the owning team.</w:t>
       </w:r>
@@ -4610,13 +4131,13 @@
         <w:jc w:val="both"/>
         <w:rPr>
           <w:rFonts w:ascii="Arial" w:hAnsi="Arial" w:cs="Arial"/>
-          <w:sz w:val="20"/>
-        </w:rPr>
-      </w:pPr>
-      <w:r>
-        <w:rPr>
-          <w:rFonts w:ascii="Arial" w:hAnsi="Arial" w:cs="Arial"/>
-          <w:sz w:val="20"/>
+          <w:sz w:val="18"/>
+        </w:rPr>
+      </w:pPr>
+      <w:r>
+        <w:rPr>
+          <w:rFonts w:ascii="Arial" w:hAnsi="Arial" w:cs="Arial"/>
+          <w:sz w:val="18"/>
         </w:rPr>
         <w:t>Assisted with API integration tasks by aligning request/response behavior to existing contracts and documenting edge cases.</w:t>
       </w:r>
@@ -4631,13 +4152,13 @@
         <w:jc w:val="both"/>
         <w:rPr>
           <w:rFonts w:ascii="Arial" w:hAnsi="Arial" w:cs="Arial"/>
-          <w:sz w:val="20"/>
-        </w:rPr>
-      </w:pPr>
-      <w:r>
-        <w:rPr>
-          <w:rFonts w:ascii="Arial" w:hAnsi="Arial" w:cs="Arial"/>
-          <w:sz w:val="20"/>
+          <w:sz w:val="18"/>
+        </w:rPr>
+      </w:pPr>
+      <w:r>
+        <w:rPr>
+          <w:rFonts w:ascii="Arial" w:hAnsi="Arial" w:cs="Arial"/>
+          <w:sz w:val="18"/>
         </w:rPr>
         <w:t>Wrote targeted unit tests for bug fixes and new modules, improving regression coverage before merge and deployment.</w:t>
       </w:r>
@@ -4652,13 +4173,13 @@
         <w:jc w:val="both"/>
         <w:rPr>
           <w:rFonts w:ascii="Arial" w:hAnsi="Arial" w:cs="Arial"/>
-          <w:sz w:val="20"/>
-        </w:rPr>
-      </w:pPr>
-      <w:r>
-        <w:rPr>
-          <w:rFonts w:ascii="Arial" w:hAnsi="Arial" w:cs="Arial"/>
-          <w:sz w:val="20"/>
+          <w:sz w:val="18"/>
+        </w:rPr>
+      </w:pPr>
+      <w:r>
+        <w:rPr>
+          <w:rFonts w:ascii="Arial" w:hAnsi="Arial" w:cs="Arial"/>
+          <w:sz w:val="18"/>
         </w:rPr>
         <w:t>Participated in code reviews and incorporated feedback on maintainability, edge cases, and production readiness.</w:t>
       </w:r>
@@ -4673,13 +4194,13 @@
         <w:jc w:val="both"/>
         <w:rPr>
           <w:rFonts w:ascii="Arial" w:hAnsi="Arial" w:cs="Arial"/>
-          <w:sz w:val="20"/>
-        </w:rPr>
-      </w:pPr>
-      <w:r>
-        <w:rPr>
-          <w:rFonts w:ascii="Arial" w:hAnsi="Arial" w:cs="Arial"/>
-          <w:sz w:val="20"/>
+          <w:sz w:val="18"/>
+        </w:rPr>
+      </w:pPr>
+      <w:r>
+        <w:rPr>
+          <w:rFonts w:ascii="Arial" w:hAnsi="Arial" w:cs="Arial"/>
+          <w:sz w:val="18"/>
         </w:rPr>
         <w:t>Helped triage production issues by correlating logs and system signals to isolate root causes faster.</w:t>
       </w:r>
@@ -4694,13 +4215,13 @@
         <w:jc w:val="both"/>
         <w:rPr>
           <w:rFonts w:ascii="Arial" w:hAnsi="Arial" w:cs="Arial"/>
-          <w:sz w:val="20"/>
-        </w:rPr>
-      </w:pPr>
-      <w:r>
-        <w:rPr>
-          <w:rFonts w:ascii="Arial" w:hAnsi="Arial" w:cs="Arial"/>
-          <w:sz w:val="20"/>
+          <w:sz w:val="18"/>
+        </w:rPr>
+      </w:pPr>
+      <w:r>
+        <w:rPr>
+          <w:rFonts w:ascii="Arial" w:hAnsi="Arial" w:cs="Arial"/>
+          <w:sz w:val="18"/>
         </w:rPr>
         <w:t xml:space="preserve">Documented troubleshooting steps and lightweight </w:t>
       </w:r>
@@ -4708,7 +4229,7 @@
       <w:r>
         <w:rPr>
           <w:rFonts w:ascii="Arial" w:hAnsi="Arial" w:cs="Arial"/>
-          <w:sz w:val="20"/>
+          <w:sz w:val="18"/>
         </w:rPr>
         <w:t>runbooks</w:t>
       </w:r>
@@ -4716,7 +4237,7 @@
       <w:r>
         <w:rPr>
           <w:rFonts w:ascii="Arial" w:hAnsi="Arial" w:cs="Arial"/>
-          <w:sz w:val="20"/>
+          <w:sz w:val="18"/>
         </w:rPr>
         <w:t xml:space="preserve"> so teammates could reproduce issues and validate fixes consistently.</w:t>
       </w:r>
@@ -4729,11 +4250,14 @@
           <w:numId w:val="9"/>
         </w:numPr>
         <w:jc w:val="both"/>
-      </w:pPr>
-      <w:r>
-        <w:rPr>
-          <w:rFonts w:ascii="Arial" w:hAnsi="Arial" w:cs="Arial"/>
-          <w:sz w:val="20"/>
+        <w:rPr>
+          <w:sz w:val="22"/>
+        </w:rPr>
+      </w:pPr>
+      <w:r>
+        <w:rPr>
+          <w:rFonts w:ascii="Arial" w:hAnsi="Arial" w:cs="Arial"/>
+          <w:sz w:val="18"/>
         </w:rPr>
         <w:t>Collaborated cross-functionally with engineers and PMs to clarify requirements into testable acceptance criteria.</w:t>
       </w:r>
@@ -4837,11 +4361,13 @@
         <w:jc w:val="both"/>
         <w:rPr>
           <w:rFonts w:ascii="Arial" w:hAnsi="Arial" w:cs="Arial"/>
-        </w:rPr>
-      </w:pPr>
-      <w:r>
-        <w:rPr>
-          <w:rFonts w:ascii="Arial" w:hAnsi="Arial" w:cs="Arial"/>
+          <w:sz w:val="18"/>
+        </w:rPr>
+      </w:pPr>
+      <w:r>
+        <w:rPr>
+          <w:rFonts w:ascii="Arial" w:hAnsi="Arial" w:cs="Arial"/>
+          <w:sz w:val="18"/>
         </w:rPr>
         <w:t xml:space="preserve">Focused on </w:t>
       </w:r>
@@ -4849,12 +4375,14 @@
         <w:rPr>
           <w:rStyle w:val="Strong"/>
           <w:rFonts w:ascii="Arial" w:hAnsi="Arial" w:cs="Arial"/>
+          <w:sz w:val="18"/>
         </w:rPr>
         <w:t>systems</w:t>
       </w:r>
       <w:r>
         <w:rPr>
           <w:rFonts w:ascii="Arial" w:hAnsi="Arial" w:cs="Arial"/>
+          <w:sz w:val="18"/>
         </w:rPr>
         <w:t xml:space="preserve">, </w:t>
       </w:r>
@@ -4862,12 +4390,14 @@
         <w:rPr>
           <w:rStyle w:val="Strong"/>
           <w:rFonts w:ascii="Arial" w:hAnsi="Arial" w:cs="Arial"/>
+          <w:sz w:val="18"/>
         </w:rPr>
         <w:t>data structures</w:t>
       </w:r>
       <w:r>
         <w:rPr>
           <w:rFonts w:ascii="Arial" w:hAnsi="Arial" w:cs="Arial"/>
+          <w:sz w:val="18"/>
         </w:rPr>
         <w:t>, and building reliable software through rigorous fundamentals, with practical team projects that reinforced production-minded engineering habits.</w:t>
       </w:r>
@@ -4897,7 +4427,7 @@
         <w:rPr>
           <w:rFonts w:ascii="Arial" w:hAnsi="Arial" w:cs="Arial"/>
           <w:color w:val="auto"/>
-          <w:sz w:val="20"/>
+          <w:sz w:val="18"/>
         </w:rPr>
       </w:pPr>
       <w:r>
@@ -4906,7 +4436,7 @@
           <w:rFonts w:ascii="Arial" w:hAnsi="Arial" w:cs="Arial"/>
           <w:bCs w:val="0"/>
           <w:color w:val="auto"/>
-          <w:sz w:val="20"/>
+          <w:sz w:val="18"/>
         </w:rPr>
         <w:t>Event-Driven Workflow Platform (APIs + Jobs + Search)</w:t>
       </w:r>
@@ -4921,13 +4451,13 @@
         <w:jc w:val="both"/>
         <w:rPr>
           <w:rFonts w:ascii="Arial" w:hAnsi="Arial" w:cs="Arial"/>
-          <w:sz w:val="20"/>
-        </w:rPr>
-      </w:pPr>
-      <w:r>
-        <w:rPr>
-          <w:rFonts w:ascii="Arial" w:hAnsi="Arial" w:cs="Arial"/>
-          <w:sz w:val="20"/>
+          <w:sz w:val="18"/>
+        </w:rPr>
+      </w:pPr>
+      <w:r>
+        <w:rPr>
+          <w:rFonts w:ascii="Arial" w:hAnsi="Arial" w:cs="Arial"/>
+          <w:sz w:val="18"/>
         </w:rPr>
         <w:t xml:space="preserve">Built a production-ready workflow platform with </w:t>
       </w:r>
@@ -4936,33 +4466,15 @@
         <w:rPr>
           <w:rStyle w:val="Strong"/>
           <w:rFonts w:ascii="Arial" w:hAnsi="Arial" w:cs="Arial"/>
-          <w:sz w:val="20"/>
+          <w:sz w:val="18"/>
         </w:rPr>
         <w:t>FastAPI</w:t>
       </w:r>
       <w:proofErr w:type="spellEnd"/>
       <w:r>
         <w:rPr>
-          <w:rStyle w:val="Strong"/>
-          <w:rFonts w:ascii="Arial" w:hAnsi="Arial" w:cs="Arial"/>
-          <w:sz w:val="20"/>
-        </w:rPr>
-        <w:t>/</w:t>
-      </w:r>
-      <w:proofErr w:type="spellStart"/>
-      <w:r>
-        <w:rPr>
-          <w:rStyle w:val="Strong"/>
-          <w:rFonts w:ascii="Arial" w:hAnsi="Arial" w:cs="Arial"/>
-          <w:sz w:val="20"/>
-        </w:rPr>
-        <w:t>Django</w:t>
-      </w:r>
-      <w:proofErr w:type="spellEnd"/>
-      <w:r>
-        <w:rPr>
-          <w:rFonts w:ascii="Arial" w:hAnsi="Arial" w:cs="Arial"/>
-          <w:sz w:val="20"/>
+          <w:rFonts w:ascii="Arial" w:hAnsi="Arial" w:cs="Arial"/>
+          <w:sz w:val="18"/>
         </w:rPr>
         <w:t xml:space="preserve"> services and background workers, using </w:t>
       </w:r>
@@ -4970,14 +4482,14 @@
         <w:rPr>
           <w:rStyle w:val="Strong"/>
           <w:rFonts w:ascii="Arial" w:hAnsi="Arial" w:cs="Arial"/>
-          <w:sz w:val="20"/>
+          <w:sz w:val="18"/>
         </w:rPr>
         <w:t>AWS SQS/SNS</w:t>
       </w:r>
       <w:r>
         <w:rPr>
           <w:rFonts w:ascii="Arial" w:hAnsi="Arial" w:cs="Arial"/>
-          <w:sz w:val="20"/>
+          <w:sz w:val="18"/>
         </w:rPr>
         <w:t xml:space="preserve">, </w:t>
       </w:r>
@@ -4985,14 +4497,14 @@
         <w:rPr>
           <w:rStyle w:val="Strong"/>
           <w:rFonts w:ascii="Arial" w:hAnsi="Arial" w:cs="Arial"/>
-          <w:sz w:val="20"/>
+          <w:sz w:val="18"/>
         </w:rPr>
         <w:t>Kafka</w:t>
       </w:r>
       <w:r>
         <w:rPr>
           <w:rFonts w:ascii="Arial" w:hAnsi="Arial" w:cs="Arial"/>
-          <w:sz w:val="20"/>
+          <w:sz w:val="18"/>
         </w:rPr>
         <w:t xml:space="preserve">, and </w:t>
       </w:r>
@@ -5001,7 +4513,7 @@
         <w:rPr>
           <w:rStyle w:val="Strong"/>
           <w:rFonts w:ascii="Arial" w:hAnsi="Arial" w:cs="Arial"/>
-          <w:sz w:val="20"/>
+          <w:sz w:val="18"/>
         </w:rPr>
         <w:t>RabbitMQ</w:t>
       </w:r>
@@ -5009,7 +4521,7 @@
       <w:r>
         <w:rPr>
           <w:rFonts w:ascii="Arial" w:hAnsi="Arial" w:cs="Arial"/>
-          <w:sz w:val="20"/>
+          <w:sz w:val="18"/>
         </w:rPr>
         <w:t xml:space="preserve"> for </w:t>
       </w:r>
@@ -5017,7 +4529,7 @@
       <w:r>
         <w:rPr>
           <w:rFonts w:ascii="Arial" w:hAnsi="Arial" w:cs="Arial"/>
-          <w:sz w:val="20"/>
+          <w:sz w:val="18"/>
         </w:rPr>
         <w:t>fanout</w:t>
       </w:r>
@@ -5025,7 +4537,7 @@
       <w:r>
         <w:rPr>
           <w:rFonts w:ascii="Arial" w:hAnsi="Arial" w:cs="Arial"/>
-          <w:sz w:val="20"/>
+          <w:sz w:val="18"/>
         </w:rPr>
         <w:t xml:space="preserve"> and durable processing.</w:t>
       </w:r>
@@ -5040,13 +4552,13 @@
         <w:jc w:val="both"/>
         <w:rPr>
           <w:rFonts w:ascii="Arial" w:hAnsi="Arial" w:cs="Arial"/>
-          <w:sz w:val="20"/>
-        </w:rPr>
-      </w:pPr>
-      <w:r>
-        <w:rPr>
-          <w:rFonts w:ascii="Arial" w:hAnsi="Arial" w:cs="Arial"/>
-          <w:sz w:val="20"/>
+          <w:sz w:val="18"/>
+        </w:rPr>
+      </w:pPr>
+      <w:r>
+        <w:rPr>
+          <w:rFonts w:ascii="Arial" w:hAnsi="Arial" w:cs="Arial"/>
+          <w:sz w:val="18"/>
         </w:rPr>
         <w:t xml:space="preserve">Implemented </w:t>
       </w:r>
@@ -5055,7 +4567,7 @@
         <w:rPr>
           <w:rStyle w:val="Strong"/>
           <w:rFonts w:ascii="Arial" w:hAnsi="Arial" w:cs="Arial"/>
-          <w:sz w:val="20"/>
+          <w:sz w:val="18"/>
         </w:rPr>
         <w:t>idempotency</w:t>
       </w:r>
@@ -5063,7 +4575,7 @@
       <w:r>
         <w:rPr>
           <w:rFonts w:ascii="Arial" w:hAnsi="Arial" w:cs="Arial"/>
-          <w:sz w:val="20"/>
+          <w:sz w:val="18"/>
         </w:rPr>
         <w:t>, safe retries, and DLQ handling with audit trails, ensuring correctness during client retries and message replays.</w:t>
       </w:r>
@@ -5078,13 +4590,13 @@
         <w:jc w:val="both"/>
         <w:rPr>
           <w:rFonts w:ascii="Arial" w:hAnsi="Arial" w:cs="Arial"/>
-          <w:sz w:val="20"/>
-        </w:rPr>
-      </w:pPr>
-      <w:r>
-        <w:rPr>
-          <w:rFonts w:ascii="Arial" w:hAnsi="Arial" w:cs="Arial"/>
-          <w:sz w:val="20"/>
+          <w:sz w:val="18"/>
+        </w:rPr>
+      </w:pPr>
+      <w:r>
+        <w:rPr>
+          <w:rFonts w:ascii="Arial" w:hAnsi="Arial" w:cs="Arial"/>
+          <w:sz w:val="18"/>
         </w:rPr>
         <w:t xml:space="preserve">Added domain search using </w:t>
       </w:r>
@@ -5093,7 +4605,7 @@
         <w:rPr>
           <w:rStyle w:val="Strong"/>
           <w:rFonts w:ascii="Arial" w:hAnsi="Arial" w:cs="Arial"/>
-          <w:sz w:val="20"/>
+          <w:sz w:val="18"/>
         </w:rPr>
         <w:t>Elasticsearch</w:t>
       </w:r>
@@ -5102,14 +4614,14 @@
         <w:rPr>
           <w:rStyle w:val="Strong"/>
           <w:rFonts w:ascii="Arial" w:hAnsi="Arial" w:cs="Arial"/>
-          <w:sz w:val="20"/>
+          <w:sz w:val="18"/>
         </w:rPr>
         <w:t>/OpenSearch</w:t>
       </w:r>
       <w:r>
         <w:rPr>
           <w:rFonts w:ascii="Arial" w:hAnsi="Arial" w:cs="Arial"/>
-          <w:sz w:val="20"/>
+          <w:sz w:val="18"/>
         </w:rPr>
         <w:t xml:space="preserve">, and optimized read performance using </w:t>
       </w:r>
@@ -5118,7 +4630,7 @@
         <w:rPr>
           <w:rStyle w:val="Strong"/>
           <w:rFonts w:ascii="Arial" w:hAnsi="Arial" w:cs="Arial"/>
-          <w:sz w:val="20"/>
+          <w:sz w:val="18"/>
         </w:rPr>
         <w:t>Redis</w:t>
       </w:r>
@@ -5127,7 +4639,7 @@
         <w:rPr>
           <w:rStyle w:val="Strong"/>
           <w:rFonts w:ascii="Arial" w:hAnsi="Arial" w:cs="Arial"/>
-          <w:sz w:val="20"/>
+          <w:sz w:val="18"/>
         </w:rPr>
         <w:t>/</w:t>
       </w:r>
@@ -5136,7 +4648,7 @@
         <w:rPr>
           <w:rStyle w:val="Strong"/>
           <w:rFonts w:ascii="Arial" w:hAnsi="Arial" w:cs="Arial"/>
-          <w:sz w:val="20"/>
+          <w:sz w:val="18"/>
         </w:rPr>
         <w:t>ElastiCache</w:t>
       </w:r>
@@ -5144,7 +4656,7 @@
       <w:r>
         <w:rPr>
           <w:rFonts w:ascii="Arial" w:hAnsi="Arial" w:cs="Arial"/>
-          <w:sz w:val="20"/>
+          <w:sz w:val="18"/>
         </w:rPr>
         <w:t xml:space="preserve"> with explicit invalidation rules.</w:t>
       </w:r>
@@ -5159,13 +4671,13 @@
         <w:jc w:val="both"/>
         <w:rPr>
           <w:rFonts w:ascii="Arial" w:hAnsi="Arial" w:cs="Arial"/>
-          <w:sz w:val="20"/>
-        </w:rPr>
-      </w:pPr>
-      <w:r>
-        <w:rPr>
-          <w:rFonts w:ascii="Arial" w:hAnsi="Arial" w:cs="Arial"/>
-          <w:sz w:val="20"/>
+          <w:sz w:val="18"/>
+        </w:rPr>
+      </w:pPr>
+      <w:r>
+        <w:rPr>
+          <w:rFonts w:ascii="Arial" w:hAnsi="Arial" w:cs="Arial"/>
+          <w:sz w:val="18"/>
         </w:rPr>
         <w:t xml:space="preserve">Shipped on </w:t>
       </w:r>
@@ -5173,14 +4685,14 @@
         <w:rPr>
           <w:rStyle w:val="Strong"/>
           <w:rFonts w:ascii="Arial" w:hAnsi="Arial" w:cs="Arial"/>
-          <w:sz w:val="20"/>
+          <w:sz w:val="18"/>
         </w:rPr>
         <w:t>AWS</w:t>
       </w:r>
       <w:r>
         <w:rPr>
           <w:rFonts w:ascii="Arial" w:hAnsi="Arial" w:cs="Arial"/>
-          <w:sz w:val="20"/>
+          <w:sz w:val="18"/>
         </w:rPr>
         <w:t xml:space="preserve"> with </w:t>
       </w:r>
@@ -5188,14 +4700,14 @@
         <w:rPr>
           <w:rStyle w:val="Strong"/>
           <w:rFonts w:ascii="Arial" w:hAnsi="Arial" w:cs="Arial"/>
-          <w:sz w:val="20"/>
+          <w:sz w:val="18"/>
         </w:rPr>
         <w:t>API Gateway</w:t>
       </w:r>
       <w:r>
         <w:rPr>
           <w:rFonts w:ascii="Arial" w:hAnsi="Arial" w:cs="Arial"/>
-          <w:sz w:val="20"/>
+          <w:sz w:val="18"/>
         </w:rPr>
         <w:t xml:space="preserve">, </w:t>
       </w:r>
@@ -5203,14 +4715,14 @@
         <w:rPr>
           <w:rStyle w:val="Strong"/>
           <w:rFonts w:ascii="Arial" w:hAnsi="Arial" w:cs="Arial"/>
-          <w:sz w:val="20"/>
+          <w:sz w:val="18"/>
         </w:rPr>
         <w:t>Lambda</w:t>
       </w:r>
       <w:r>
         <w:rPr>
           <w:rFonts w:ascii="Arial" w:hAnsi="Arial" w:cs="Arial"/>
-          <w:sz w:val="20"/>
+          <w:sz w:val="18"/>
         </w:rPr>
         <w:t xml:space="preserve">, </w:t>
       </w:r>
@@ -5218,14 +4730,14 @@
         <w:rPr>
           <w:rStyle w:val="Strong"/>
           <w:rFonts w:ascii="Arial" w:hAnsi="Arial" w:cs="Arial"/>
-          <w:sz w:val="20"/>
+          <w:sz w:val="18"/>
         </w:rPr>
         <w:t>EKS/ECS</w:t>
       </w:r>
       <w:r>
         <w:rPr>
           <w:rFonts w:ascii="Arial" w:hAnsi="Arial" w:cs="Arial"/>
-          <w:sz w:val="20"/>
+          <w:sz w:val="18"/>
         </w:rPr>
         <w:t xml:space="preserve">, </w:t>
       </w:r>
@@ -5233,14 +4745,14 @@
         <w:rPr>
           <w:rStyle w:val="Strong"/>
           <w:rFonts w:ascii="Arial" w:hAnsi="Arial" w:cs="Arial"/>
-          <w:sz w:val="20"/>
+          <w:sz w:val="18"/>
         </w:rPr>
         <w:t>S3</w:t>
       </w:r>
       <w:r>
         <w:rPr>
           <w:rFonts w:ascii="Arial" w:hAnsi="Arial" w:cs="Arial"/>
-          <w:sz w:val="20"/>
+          <w:sz w:val="18"/>
         </w:rPr>
         <w:t xml:space="preserve">, </w:t>
       </w:r>
@@ -5249,7 +4761,7 @@
         <w:rPr>
           <w:rStyle w:val="Strong"/>
           <w:rFonts w:ascii="Arial" w:hAnsi="Arial" w:cs="Arial"/>
-          <w:sz w:val="20"/>
+          <w:sz w:val="18"/>
         </w:rPr>
         <w:t>CloudFront</w:t>
       </w:r>
@@ -5257,7 +4769,7 @@
       <w:r>
         <w:rPr>
           <w:rFonts w:ascii="Arial" w:hAnsi="Arial" w:cs="Arial"/>
-          <w:sz w:val="20"/>
+          <w:sz w:val="18"/>
         </w:rPr>
         <w:t xml:space="preserve">, </w:t>
       </w:r>
@@ -5266,7 +4778,7 @@
         <w:rPr>
           <w:rStyle w:val="Strong"/>
           <w:rFonts w:ascii="Arial" w:hAnsi="Arial" w:cs="Arial"/>
-          <w:sz w:val="20"/>
+          <w:sz w:val="18"/>
         </w:rPr>
         <w:t>EventBridge</w:t>
       </w:r>
@@ -5274,7 +4786,7 @@
       <w:r>
         <w:rPr>
           <w:rFonts w:ascii="Arial" w:hAnsi="Arial" w:cs="Arial"/>
-          <w:sz w:val="20"/>
+          <w:sz w:val="18"/>
         </w:rPr>
         <w:t xml:space="preserve">, </w:t>
       </w:r>
@@ -5282,14 +4794,14 @@
         <w:rPr>
           <w:rStyle w:val="Strong"/>
           <w:rFonts w:ascii="Arial" w:hAnsi="Arial" w:cs="Arial"/>
-          <w:sz w:val="20"/>
+          <w:sz w:val="18"/>
         </w:rPr>
         <w:t>Step Functions</w:t>
       </w:r>
       <w:r>
         <w:rPr>
           <w:rFonts w:ascii="Arial" w:hAnsi="Arial" w:cs="Arial"/>
-          <w:sz w:val="20"/>
+          <w:sz w:val="18"/>
         </w:rPr>
         <w:t xml:space="preserve">, and </w:t>
       </w:r>
@@ -5297,41 +4809,34 @@
         <w:rPr>
           <w:rStyle w:val="Strong"/>
           <w:rFonts w:ascii="Arial" w:hAnsi="Arial" w:cs="Arial"/>
-          <w:sz w:val="20"/>
+          <w:sz w:val="18"/>
         </w:rPr>
         <w:t>IAM</w:t>
       </w:r>
       <w:r>
         <w:rPr>
           <w:rFonts w:ascii="Arial" w:hAnsi="Arial" w:cs="Arial"/>
-          <w:sz w:val="20"/>
-        </w:rPr>
-        <w:t>, managed thr</w:t>
+          <w:sz w:val="18"/>
+        </w:rPr>
+        <w:t xml:space="preserve">, managed through </w:t>
+      </w:r>
+      <w:proofErr w:type="spellStart"/>
+      <w:r>
+        <w:rPr>
+          <w:rStyle w:val="Strong"/>
+          <w:rFonts w:ascii="Arial" w:hAnsi="Arial" w:cs="Arial"/>
+          <w:sz w:val="18"/>
+        </w:rPr>
+        <w:t>Terraform</w:t>
       </w:r>
       <w:bookmarkStart w:id="0" w:name="_GoBack"/>
       <w:bookmarkEnd w:id="0"/>
-      <w:r>
-        <w:rPr>
-          <w:rFonts w:ascii="Arial" w:hAnsi="Arial" w:cs="Arial"/>
-          <w:sz w:val="20"/>
-        </w:rPr>
-        <w:t xml:space="preserve">ough </w:t>
-      </w:r>
-      <w:proofErr w:type="spellStart"/>
-      <w:r>
-        <w:rPr>
-          <w:rStyle w:val="Strong"/>
-          <w:rFonts w:ascii="Arial" w:hAnsi="Arial" w:cs="Arial"/>
-          <w:sz w:val="20"/>
-        </w:rPr>
-        <w:t>Terraform</w:t>
-      </w:r>
-      <w:proofErr w:type="spellEnd"/>
-      <w:r>
-        <w:rPr>
-          <w:rStyle w:val="Strong"/>
-          <w:rFonts w:ascii="Arial" w:hAnsi="Arial" w:cs="Arial"/>
-          <w:sz w:val="20"/>
+      <w:proofErr w:type="spellEnd"/>
+      <w:r>
+        <w:rPr>
+          <w:rStyle w:val="Strong"/>
+          <w:rFonts w:ascii="Arial" w:hAnsi="Arial" w:cs="Arial"/>
+          <w:sz w:val="18"/>
         </w:rPr>
         <w:t>/</w:t>
       </w:r>
@@ -5340,7 +4845,7 @@
         <w:rPr>
           <w:rStyle w:val="Strong"/>
           <w:rFonts w:ascii="Arial" w:hAnsi="Arial" w:cs="Arial"/>
-          <w:sz w:val="20"/>
+          <w:sz w:val="18"/>
         </w:rPr>
         <w:t>CloudFormation</w:t>
       </w:r>
@@ -5348,7 +4853,7 @@
       <w:r>
         <w:rPr>
           <w:rFonts w:ascii="Arial" w:hAnsi="Arial" w:cs="Arial"/>
-          <w:sz w:val="20"/>
+          <w:sz w:val="18"/>
         </w:rPr>
         <w:t xml:space="preserve"> and </w:t>
       </w:r>
@@ -5357,7 +4862,7 @@
         <w:rPr>
           <w:rStyle w:val="Strong"/>
           <w:rFonts w:ascii="Arial" w:hAnsi="Arial" w:cs="Arial"/>
-          <w:sz w:val="20"/>
+          <w:sz w:val="18"/>
         </w:rPr>
         <w:t>GitOps</w:t>
       </w:r>
@@ -5365,7 +4870,7 @@
       <w:r>
         <w:rPr>
           <w:rFonts w:ascii="Arial" w:hAnsi="Arial" w:cs="Arial"/>
-          <w:sz w:val="20"/>
+          <w:sz w:val="18"/>
         </w:rPr>
         <w:t xml:space="preserve"> via </w:t>
       </w:r>
@@ -5373,14 +4878,14 @@
         <w:rPr>
           <w:rStyle w:val="Strong"/>
           <w:rFonts w:ascii="Arial" w:hAnsi="Arial" w:cs="Arial"/>
-          <w:sz w:val="20"/>
+          <w:sz w:val="18"/>
         </w:rPr>
         <w:t>Argo CD/Helm</w:t>
       </w:r>
       <w:r>
         <w:rPr>
           <w:rFonts w:ascii="Arial" w:hAnsi="Arial" w:cs="Arial"/>
-          <w:sz w:val="20"/>
+          <w:sz w:val="18"/>
         </w:rPr>
         <w:t>.</w:t>
       </w:r>
@@ -5392,7 +4897,7 @@
         <w:rPr>
           <w:rFonts w:ascii="Arial" w:hAnsi="Arial" w:cs="Arial"/>
           <w:color w:val="auto"/>
-          <w:sz w:val="20"/>
+          <w:sz w:val="18"/>
         </w:rPr>
       </w:pPr>
       <w:r>
@@ -5401,7 +4906,7 @@
           <w:rFonts w:ascii="Arial" w:hAnsi="Arial" w:cs="Arial"/>
           <w:bCs w:val="0"/>
           <w:color w:val="auto"/>
-          <w:sz w:val="20"/>
+          <w:sz w:val="18"/>
         </w:rPr>
         <w:t>Multi-Cloud Export &amp; Analytics Pipeline</w:t>
       </w:r>
@@ -5416,13 +4921,13 @@
         <w:jc w:val="both"/>
         <w:rPr>
           <w:rFonts w:ascii="Arial" w:hAnsi="Arial" w:cs="Arial"/>
-          <w:sz w:val="20"/>
-        </w:rPr>
-      </w:pPr>
-      <w:r>
-        <w:rPr>
-          <w:rFonts w:ascii="Arial" w:hAnsi="Arial" w:cs="Arial"/>
-          <w:sz w:val="20"/>
+          <w:sz w:val="18"/>
+        </w:rPr>
+      </w:pPr>
+      <w:r>
+        <w:rPr>
+          <w:rFonts w:ascii="Arial" w:hAnsi="Arial" w:cs="Arial"/>
+          <w:sz w:val="18"/>
         </w:rPr>
         <w:t xml:space="preserve">Designed export pipelines that delivered curated datasets to Azure and GCP targets using adapters for </w:t>
       </w:r>
@@ -5430,14 +4935,14 @@
         <w:rPr>
           <w:rStyle w:val="Strong"/>
           <w:rFonts w:ascii="Arial" w:hAnsi="Arial" w:cs="Arial"/>
-          <w:sz w:val="20"/>
+          <w:sz w:val="18"/>
         </w:rPr>
         <w:t>Azure Service Bus</w:t>
       </w:r>
       <w:r>
         <w:rPr>
           <w:rFonts w:ascii="Arial" w:hAnsi="Arial" w:cs="Arial"/>
-          <w:sz w:val="20"/>
+          <w:sz w:val="18"/>
         </w:rPr>
         <w:t xml:space="preserve">, </w:t>
       </w:r>
@@ -5445,14 +4950,14 @@
         <w:rPr>
           <w:rStyle w:val="Strong"/>
           <w:rFonts w:ascii="Arial" w:hAnsi="Arial" w:cs="Arial"/>
-          <w:sz w:val="20"/>
+          <w:sz w:val="18"/>
         </w:rPr>
         <w:t>Azure SQL</w:t>
       </w:r>
       <w:r>
         <w:rPr>
           <w:rFonts w:ascii="Arial" w:hAnsi="Arial" w:cs="Arial"/>
-          <w:sz w:val="20"/>
+          <w:sz w:val="18"/>
         </w:rPr>
         <w:t xml:space="preserve">, </w:t>
       </w:r>
@@ -5460,14 +4965,14 @@
         <w:rPr>
           <w:rStyle w:val="Strong"/>
           <w:rFonts w:ascii="Arial" w:hAnsi="Arial" w:cs="Arial"/>
-          <w:sz w:val="20"/>
+          <w:sz w:val="18"/>
         </w:rPr>
         <w:t>Key Vault</w:t>
       </w:r>
       <w:r>
         <w:rPr>
           <w:rFonts w:ascii="Arial" w:hAnsi="Arial" w:cs="Arial"/>
-          <w:sz w:val="20"/>
+          <w:sz w:val="18"/>
         </w:rPr>
         <w:t xml:space="preserve">, and GCP </w:t>
       </w:r>
@@ -5475,14 +4980,14 @@
         <w:rPr>
           <w:rStyle w:val="Strong"/>
           <w:rFonts w:ascii="Arial" w:hAnsi="Arial" w:cs="Arial"/>
-          <w:sz w:val="20"/>
+          <w:sz w:val="18"/>
         </w:rPr>
         <w:t>Pub/Sub</w:t>
       </w:r>
       <w:r>
         <w:rPr>
           <w:rFonts w:ascii="Arial" w:hAnsi="Arial" w:cs="Arial"/>
-          <w:sz w:val="20"/>
+          <w:sz w:val="18"/>
         </w:rPr>
         <w:t xml:space="preserve">, </w:t>
       </w:r>
@@ -5490,14 +4995,14 @@
         <w:rPr>
           <w:rStyle w:val="Strong"/>
           <w:rFonts w:ascii="Arial" w:hAnsi="Arial" w:cs="Arial"/>
-          <w:sz w:val="20"/>
+          <w:sz w:val="18"/>
         </w:rPr>
         <w:t>Cloud Storage</w:t>
       </w:r>
       <w:r>
         <w:rPr>
           <w:rFonts w:ascii="Arial" w:hAnsi="Arial" w:cs="Arial"/>
-          <w:sz w:val="20"/>
+          <w:sz w:val="18"/>
         </w:rPr>
         <w:t xml:space="preserve">, </w:t>
       </w:r>
@@ -5506,7 +5011,7 @@
         <w:rPr>
           <w:rStyle w:val="Strong"/>
           <w:rFonts w:ascii="Arial" w:hAnsi="Arial" w:cs="Arial"/>
-          <w:sz w:val="20"/>
+          <w:sz w:val="18"/>
         </w:rPr>
         <w:t>BigQuery</w:t>
       </w:r>
@@ -5514,7 +5019,7 @@
       <w:r>
         <w:rPr>
           <w:rFonts w:ascii="Arial" w:hAnsi="Arial" w:cs="Arial"/>
-          <w:sz w:val="20"/>
+          <w:sz w:val="18"/>
         </w:rPr>
         <w:t>.</w:t>
       </w:r>
@@ -5529,13 +5034,13 @@
         <w:jc w:val="both"/>
         <w:rPr>
           <w:rFonts w:ascii="Arial" w:hAnsi="Arial" w:cs="Arial"/>
-          <w:sz w:val="20"/>
-        </w:rPr>
-      </w:pPr>
-      <w:r>
-        <w:rPr>
-          <w:rFonts w:ascii="Arial" w:hAnsi="Arial" w:cs="Arial"/>
-          <w:sz w:val="20"/>
+          <w:sz w:val="18"/>
+        </w:rPr>
+      </w:pPr>
+      <w:r>
+        <w:rPr>
+          <w:rFonts w:ascii="Arial" w:hAnsi="Arial" w:cs="Arial"/>
+          <w:sz w:val="18"/>
         </w:rPr>
         <w:t xml:space="preserve">Implemented validation, schema governance, and operational dashboards with </w:t>
       </w:r>
@@ -5544,7 +5049,7 @@
         <w:rPr>
           <w:rStyle w:val="Strong"/>
           <w:rFonts w:ascii="Arial" w:hAnsi="Arial" w:cs="Arial"/>
-          <w:sz w:val="20"/>
+          <w:sz w:val="18"/>
         </w:rPr>
         <w:t>OpenTelemetry</w:t>
       </w:r>
@@ -5552,7 +5057,7 @@
       <w:r>
         <w:rPr>
           <w:rFonts w:ascii="Arial" w:hAnsi="Arial" w:cs="Arial"/>
-          <w:sz w:val="20"/>
+          <w:sz w:val="18"/>
         </w:rPr>
         <w:t xml:space="preserve">, </w:t>
       </w:r>
@@ -5561,7 +5066,7 @@
         <w:rPr>
           <w:rStyle w:val="Strong"/>
           <w:rFonts w:ascii="Arial" w:hAnsi="Arial" w:cs="Arial"/>
-          <w:sz w:val="20"/>
+          <w:sz w:val="18"/>
         </w:rPr>
         <w:t>Datadog</w:t>
       </w:r>
@@ -5569,7 +5074,7 @@
       <w:r>
         <w:rPr>
           <w:rFonts w:ascii="Arial" w:hAnsi="Arial" w:cs="Arial"/>
-          <w:sz w:val="20"/>
+          <w:sz w:val="18"/>
         </w:rPr>
         <w:t xml:space="preserve">, </w:t>
       </w:r>
@@ -5577,14 +5082,14 @@
         <w:rPr>
           <w:rStyle w:val="Strong"/>
           <w:rFonts w:ascii="Arial" w:hAnsi="Arial" w:cs="Arial"/>
-          <w:sz w:val="20"/>
+          <w:sz w:val="18"/>
         </w:rPr>
         <w:t>Prometheus</w:t>
       </w:r>
       <w:r>
         <w:rPr>
           <w:rFonts w:ascii="Arial" w:hAnsi="Arial" w:cs="Arial"/>
-          <w:sz w:val="20"/>
+          <w:sz w:val="18"/>
         </w:rPr>
         <w:t xml:space="preserve">, and </w:t>
       </w:r>
@@ -5593,7 +5098,7 @@
         <w:rPr>
           <w:rStyle w:val="Strong"/>
           <w:rFonts w:ascii="Arial" w:hAnsi="Arial" w:cs="Arial"/>
-          <w:sz w:val="20"/>
+          <w:sz w:val="18"/>
         </w:rPr>
         <w:t>Grafana</w:t>
       </w:r>
@@ -5601,7 +5106,7 @@
       <w:r>
         <w:rPr>
           <w:rFonts w:ascii="Arial" w:hAnsi="Arial" w:cs="Arial"/>
-          <w:sz w:val="20"/>
+          <w:sz w:val="18"/>
         </w:rPr>
         <w:t xml:space="preserve">, plus searchable logs via </w:t>
       </w:r>
@@ -5609,14 +5114,14 @@
         <w:rPr>
           <w:rStyle w:val="Strong"/>
           <w:rFonts w:ascii="Arial" w:hAnsi="Arial" w:cs="Arial"/>
-          <w:sz w:val="20"/>
+          <w:sz w:val="18"/>
         </w:rPr>
         <w:t>ELK/EFK</w:t>
       </w:r>
       <w:r>
         <w:rPr>
           <w:rFonts w:ascii="Arial" w:hAnsi="Arial" w:cs="Arial"/>
-          <w:sz w:val="20"/>
+          <w:sz w:val="18"/>
         </w:rPr>
         <w:t xml:space="preserve"> and </w:t>
       </w:r>
@@ -5625,7 +5130,7 @@
         <w:rPr>
           <w:rStyle w:val="Strong"/>
           <w:rFonts w:ascii="Arial" w:hAnsi="Arial" w:cs="Arial"/>
-          <w:sz w:val="20"/>
+          <w:sz w:val="18"/>
         </w:rPr>
         <w:t>CloudWatch</w:t>
       </w:r>
@@ -5633,7 +5138,7 @@
       <w:r>
         <w:rPr>
           <w:rFonts w:ascii="Arial" w:hAnsi="Arial" w:cs="Arial"/>
-          <w:sz w:val="20"/>
+          <w:sz w:val="18"/>
         </w:rPr>
         <w:t>.</w:t>
       </w:r>
@@ -5648,15 +5153,14 @@
         <w:jc w:val="both"/>
         <w:rPr>
           <w:rFonts w:ascii="Arial" w:hAnsi="Arial" w:cs="Arial"/>
-          <w:sz w:val="20"/>
-        </w:rPr>
-      </w:pPr>
-      <w:r>
-        <w:rPr>
-          <w:rFonts w:ascii="Arial" w:hAnsi="Arial" w:cs="Arial"/>
-          <w:sz w:val="20"/>
-        </w:rPr>
-        <w:lastRenderedPageBreak/>
+          <w:sz w:val="18"/>
+        </w:rPr>
+      </w:pPr>
+      <w:r>
+        <w:rPr>
+          <w:rFonts w:ascii="Arial" w:hAnsi="Arial" w:cs="Arial"/>
+          <w:sz w:val="18"/>
+        </w:rPr>
         <w:t xml:space="preserve">Delivered CI quality gates with </w:t>
       </w:r>
       <w:proofErr w:type="spellStart"/>
@@ -5664,7 +5168,7 @@
         <w:rPr>
           <w:rStyle w:val="Strong"/>
           <w:rFonts w:ascii="Arial" w:hAnsi="Arial" w:cs="Arial"/>
-          <w:sz w:val="20"/>
+          <w:sz w:val="18"/>
         </w:rPr>
         <w:t>GitHub</w:t>
       </w:r>
@@ -5673,14 +5177,14 @@
         <w:rPr>
           <w:rStyle w:val="Strong"/>
           <w:rFonts w:ascii="Arial" w:hAnsi="Arial" w:cs="Arial"/>
-          <w:sz w:val="20"/>
+          <w:sz w:val="18"/>
         </w:rPr>
         <w:t xml:space="preserve"> Actions</w:t>
       </w:r>
       <w:r>
         <w:rPr>
           <w:rFonts w:ascii="Arial" w:hAnsi="Arial" w:cs="Arial"/>
-          <w:sz w:val="20"/>
+          <w:sz w:val="18"/>
         </w:rPr>
         <w:t xml:space="preserve">, </w:t>
       </w:r>
@@ -5689,7 +5193,7 @@
         <w:rPr>
           <w:rStyle w:val="Strong"/>
           <w:rFonts w:ascii="Arial" w:hAnsi="Arial" w:cs="Arial"/>
-          <w:sz w:val="20"/>
+          <w:sz w:val="18"/>
         </w:rPr>
         <w:t>GitLab</w:t>
       </w:r>
@@ -5698,14 +5202,14 @@
         <w:rPr>
           <w:rStyle w:val="Strong"/>
           <w:rFonts w:ascii="Arial" w:hAnsi="Arial" w:cs="Arial"/>
-          <w:sz w:val="20"/>
+          <w:sz w:val="18"/>
         </w:rPr>
         <w:t xml:space="preserve"> CI</w:t>
       </w:r>
       <w:r>
         <w:rPr>
           <w:rFonts w:ascii="Arial" w:hAnsi="Arial" w:cs="Arial"/>
-          <w:sz w:val="20"/>
+          <w:sz w:val="18"/>
         </w:rPr>
         <w:t xml:space="preserve">, </w:t>
       </w:r>
@@ -5713,14 +5217,14 @@
         <w:rPr>
           <w:rStyle w:val="Strong"/>
           <w:rFonts w:ascii="Arial" w:hAnsi="Arial" w:cs="Arial"/>
-          <w:sz w:val="20"/>
+          <w:sz w:val="18"/>
         </w:rPr>
         <w:t>Jenkins</w:t>
       </w:r>
       <w:r>
         <w:rPr>
           <w:rFonts w:ascii="Arial" w:hAnsi="Arial" w:cs="Arial"/>
-          <w:sz w:val="20"/>
+          <w:sz w:val="18"/>
         </w:rPr>
         <w:t xml:space="preserve">, </w:t>
       </w:r>
@@ -5728,7 +5232,7 @@
         <w:rPr>
           <w:rStyle w:val="Strong"/>
           <w:rFonts w:ascii="Arial" w:hAnsi="Arial" w:cs="Arial"/>
-          <w:sz w:val="20"/>
+          <w:sz w:val="18"/>
         </w:rPr>
         <w:t xml:space="preserve">Azure </w:t>
       </w:r>
@@ -5737,7 +5241,7 @@
         <w:rPr>
           <w:rStyle w:val="Strong"/>
           <w:rFonts w:ascii="Arial" w:hAnsi="Arial" w:cs="Arial"/>
-          <w:sz w:val="20"/>
+          <w:sz w:val="18"/>
         </w:rPr>
         <w:t>DevOps</w:t>
       </w:r>
@@ -5745,7 +5249,7 @@
       <w:r>
         <w:rPr>
           <w:rFonts w:ascii="Arial" w:hAnsi="Arial" w:cs="Arial"/>
-          <w:sz w:val="20"/>
+          <w:sz w:val="18"/>
         </w:rPr>
         <w:t xml:space="preserve">, and </w:t>
       </w:r>
@@ -5754,7 +5258,7 @@
         <w:rPr>
           <w:rStyle w:val="Strong"/>
           <w:rFonts w:ascii="Arial" w:hAnsi="Arial" w:cs="Arial"/>
-          <w:sz w:val="20"/>
+          <w:sz w:val="18"/>
         </w:rPr>
         <w:t>CircleCI</w:t>
       </w:r>
@@ -5762,7 +5266,7 @@
       <w:r>
         <w:rPr>
           <w:rFonts w:ascii="Arial" w:hAnsi="Arial" w:cs="Arial"/>
-          <w:sz w:val="20"/>
+          <w:sz w:val="18"/>
         </w:rPr>
         <w:t xml:space="preserve">, including </w:t>
       </w:r>
@@ -5770,14 +5274,14 @@
         <w:rPr>
           <w:rStyle w:val="Strong"/>
           <w:rFonts w:ascii="Arial" w:hAnsi="Arial" w:cs="Arial"/>
-          <w:sz w:val="20"/>
+          <w:sz w:val="18"/>
         </w:rPr>
         <w:t>Pact-style</w:t>
       </w:r>
       <w:r>
         <w:rPr>
           <w:rFonts w:ascii="Arial" w:hAnsi="Arial" w:cs="Arial"/>
-          <w:sz w:val="20"/>
+          <w:sz w:val="18"/>
         </w:rPr>
         <w:t xml:space="preserve"> contract tests and end-to-end validations.</w:t>
       </w:r>
@@ -5789,7 +5293,7 @@
         <w:rPr>
           <w:rFonts w:ascii="Arial" w:hAnsi="Arial" w:cs="Arial"/>
           <w:color w:val="auto"/>
-          <w:sz w:val="20"/>
+          <w:sz w:val="18"/>
         </w:rPr>
       </w:pPr>
       <w:r>
@@ -5798,7 +5302,7 @@
           <w:rFonts w:ascii="Arial" w:hAnsi="Arial" w:cs="Arial"/>
           <w:bCs w:val="0"/>
           <w:color w:val="auto"/>
-          <w:sz w:val="20"/>
+          <w:sz w:val="18"/>
         </w:rPr>
         <w:t>Secure Access &amp; Audit Layer for Internal Tools</w:t>
       </w:r>
@@ -5813,13 +5317,13 @@
         <w:jc w:val="both"/>
         <w:rPr>
           <w:rFonts w:ascii="Arial" w:hAnsi="Arial" w:cs="Arial"/>
-          <w:sz w:val="20"/>
-        </w:rPr>
-      </w:pPr>
-      <w:r>
-        <w:rPr>
-          <w:rFonts w:ascii="Arial" w:hAnsi="Arial" w:cs="Arial"/>
-          <w:sz w:val="20"/>
+          <w:sz w:val="18"/>
+        </w:rPr>
+      </w:pPr>
+      <w:r>
+        <w:rPr>
+          <w:rFonts w:ascii="Arial" w:hAnsi="Arial" w:cs="Arial"/>
+          <w:sz w:val="18"/>
         </w:rPr>
         <w:t xml:space="preserve">Built an authorization layer supporting </w:t>
       </w:r>
@@ -5827,14 +5331,14 @@
         <w:rPr>
           <w:rStyle w:val="Strong"/>
           <w:rFonts w:ascii="Arial" w:hAnsi="Arial" w:cs="Arial"/>
-          <w:sz w:val="20"/>
+          <w:sz w:val="18"/>
         </w:rPr>
         <w:t>OAuth2</w:t>
       </w:r>
       <w:r>
         <w:rPr>
           <w:rFonts w:ascii="Arial" w:hAnsi="Arial" w:cs="Arial"/>
-          <w:sz w:val="20"/>
+          <w:sz w:val="18"/>
         </w:rPr>
         <w:t xml:space="preserve">, </w:t>
       </w:r>
@@ -5843,7 +5347,7 @@
         <w:rPr>
           <w:rStyle w:val="Strong"/>
           <w:rFonts w:ascii="Arial" w:hAnsi="Arial" w:cs="Arial"/>
-          <w:sz w:val="20"/>
+          <w:sz w:val="18"/>
         </w:rPr>
         <w:t>OpenID</w:t>
       </w:r>
@@ -5852,14 +5356,14 @@
         <w:rPr>
           <w:rStyle w:val="Strong"/>
           <w:rFonts w:ascii="Arial" w:hAnsi="Arial" w:cs="Arial"/>
-          <w:sz w:val="20"/>
+          <w:sz w:val="18"/>
         </w:rPr>
         <w:t xml:space="preserve"> Connect</w:t>
       </w:r>
       <w:r>
         <w:rPr>
           <w:rFonts w:ascii="Arial" w:hAnsi="Arial" w:cs="Arial"/>
-          <w:sz w:val="20"/>
+          <w:sz w:val="18"/>
         </w:rPr>
         <w:t xml:space="preserve">, </w:t>
       </w:r>
@@ -5867,14 +5371,14 @@
         <w:rPr>
           <w:rStyle w:val="Strong"/>
           <w:rFonts w:ascii="Arial" w:hAnsi="Arial" w:cs="Arial"/>
-          <w:sz w:val="20"/>
+          <w:sz w:val="18"/>
         </w:rPr>
         <w:t>JWT</w:t>
       </w:r>
       <w:r>
         <w:rPr>
           <w:rFonts w:ascii="Arial" w:hAnsi="Arial" w:cs="Arial"/>
-          <w:sz w:val="20"/>
+          <w:sz w:val="18"/>
         </w:rPr>
         <w:t xml:space="preserve">, </w:t>
       </w:r>
@@ -5883,7 +5387,7 @@
         <w:rPr>
           <w:rStyle w:val="Strong"/>
           <w:rFonts w:ascii="Arial" w:hAnsi="Arial" w:cs="Arial"/>
-          <w:sz w:val="20"/>
+          <w:sz w:val="18"/>
         </w:rPr>
         <w:t>Okta</w:t>
       </w:r>
@@ -5892,7 +5396,7 @@
         <w:rPr>
           <w:rStyle w:val="Strong"/>
           <w:rFonts w:ascii="Arial" w:hAnsi="Arial" w:cs="Arial"/>
-          <w:sz w:val="20"/>
+          <w:sz w:val="18"/>
         </w:rPr>
         <w:t xml:space="preserve">/Auth0/AWS </w:t>
       </w:r>
@@ -5901,7 +5405,7 @@
         <w:rPr>
           <w:rStyle w:val="Strong"/>
           <w:rFonts w:ascii="Arial" w:hAnsi="Arial" w:cs="Arial"/>
-          <w:sz w:val="20"/>
+          <w:sz w:val="18"/>
         </w:rPr>
         <w:t>Cognito</w:t>
       </w:r>
@@ -5909,7 +5413,7 @@
       <w:r>
         <w:rPr>
           <w:rFonts w:ascii="Arial" w:hAnsi="Arial" w:cs="Arial"/>
-          <w:sz w:val="20"/>
+          <w:sz w:val="18"/>
         </w:rPr>
         <w:t xml:space="preserve">, enforcing </w:t>
       </w:r>
@@ -5917,14 +5421,14 @@
         <w:rPr>
           <w:rStyle w:val="Strong"/>
           <w:rFonts w:ascii="Arial" w:hAnsi="Arial" w:cs="Arial"/>
-          <w:sz w:val="20"/>
+          <w:sz w:val="18"/>
         </w:rPr>
         <w:t>RBAC/ABAC</w:t>
       </w:r>
       <w:r>
         <w:rPr>
           <w:rFonts w:ascii="Arial" w:hAnsi="Arial" w:cs="Arial"/>
-          <w:sz w:val="20"/>
+          <w:sz w:val="18"/>
         </w:rPr>
         <w:t xml:space="preserve">, </w:t>
       </w:r>
@@ -5932,14 +5436,14 @@
         <w:rPr>
           <w:rStyle w:val="Strong"/>
           <w:rFonts w:ascii="Arial" w:hAnsi="Arial" w:cs="Arial"/>
-          <w:sz w:val="20"/>
+          <w:sz w:val="18"/>
         </w:rPr>
         <w:t>rate limiting</w:t>
       </w:r>
       <w:r>
         <w:rPr>
           <w:rFonts w:ascii="Arial" w:hAnsi="Arial" w:cs="Arial"/>
-          <w:sz w:val="20"/>
+          <w:sz w:val="18"/>
         </w:rPr>
         <w:t xml:space="preserve">, and tamper-resistant </w:t>
       </w:r>
@@ -5947,14 +5451,14 @@
         <w:rPr>
           <w:rStyle w:val="Strong"/>
           <w:rFonts w:ascii="Arial" w:hAnsi="Arial" w:cs="Arial"/>
-          <w:sz w:val="20"/>
+          <w:sz w:val="18"/>
         </w:rPr>
         <w:t>audit logging</w:t>
       </w:r>
       <w:r>
         <w:rPr>
           <w:rFonts w:ascii="Arial" w:hAnsi="Arial" w:cs="Arial"/>
-          <w:sz w:val="20"/>
+          <w:sz w:val="18"/>
         </w:rPr>
         <w:t>.</w:t>
       </w:r>
@@ -5969,13 +5473,13 @@
         <w:jc w:val="both"/>
         <w:rPr>
           <w:rFonts w:ascii="Arial" w:hAnsi="Arial" w:cs="Arial"/>
-          <w:sz w:val="20"/>
-        </w:rPr>
-      </w:pPr>
-      <w:r>
-        <w:rPr>
-          <w:rFonts w:ascii="Arial" w:hAnsi="Arial" w:cs="Arial"/>
-          <w:sz w:val="20"/>
+          <w:sz w:val="18"/>
+        </w:rPr>
+      </w:pPr>
+      <w:r>
+        <w:rPr>
+          <w:rFonts w:ascii="Arial" w:hAnsi="Arial" w:cs="Arial"/>
+          <w:sz w:val="18"/>
         </w:rPr>
         <w:t xml:space="preserve">Added test coverage with </w:t>
       </w:r>
@@ -5983,14 +5487,14 @@
         <w:rPr>
           <w:rStyle w:val="Strong"/>
           <w:rFonts w:ascii="Arial" w:hAnsi="Arial" w:cs="Arial"/>
-          <w:sz w:val="20"/>
+          <w:sz w:val="18"/>
         </w:rPr>
         <w:t>Jest</w:t>
       </w:r>
       <w:r>
         <w:rPr>
           <w:rFonts w:ascii="Arial" w:hAnsi="Arial" w:cs="Arial"/>
-          <w:sz w:val="20"/>
+          <w:sz w:val="18"/>
         </w:rPr>
         <w:t xml:space="preserve">, </w:t>
       </w:r>
@@ -5998,14 +5502,14 @@
         <w:rPr>
           <w:rStyle w:val="Strong"/>
           <w:rFonts w:ascii="Arial" w:hAnsi="Arial" w:cs="Arial"/>
-          <w:sz w:val="20"/>
+          <w:sz w:val="18"/>
         </w:rPr>
         <w:t>Mocha</w:t>
       </w:r>
       <w:r>
         <w:rPr>
           <w:rFonts w:ascii="Arial" w:hAnsi="Arial" w:cs="Arial"/>
-          <w:sz w:val="20"/>
+          <w:sz w:val="18"/>
         </w:rPr>
         <w:t xml:space="preserve">, </w:t>
       </w:r>
@@ -6013,14 +5517,14 @@
         <w:rPr>
           <w:rStyle w:val="Strong"/>
           <w:rFonts w:ascii="Arial" w:hAnsi="Arial" w:cs="Arial"/>
-          <w:sz w:val="20"/>
+          <w:sz w:val="18"/>
         </w:rPr>
         <w:t>Chai</w:t>
       </w:r>
       <w:r>
         <w:rPr>
           <w:rFonts w:ascii="Arial" w:hAnsi="Arial" w:cs="Arial"/>
-          <w:sz w:val="20"/>
+          <w:sz w:val="18"/>
         </w:rPr>
         <w:t xml:space="preserve">, </w:t>
       </w:r>
@@ -6028,14 +5532,14 @@
         <w:rPr>
           <w:rStyle w:val="Strong"/>
           <w:rFonts w:ascii="Arial" w:hAnsi="Arial" w:cs="Arial"/>
-          <w:sz w:val="20"/>
+          <w:sz w:val="18"/>
         </w:rPr>
         <w:t>React Testing Library</w:t>
       </w:r>
       <w:r>
         <w:rPr>
           <w:rFonts w:ascii="Arial" w:hAnsi="Arial" w:cs="Arial"/>
-          <w:sz w:val="20"/>
+          <w:sz w:val="18"/>
         </w:rPr>
         <w:t xml:space="preserve">, </w:t>
       </w:r>
@@ -6043,14 +5547,14 @@
         <w:rPr>
           <w:rStyle w:val="Strong"/>
           <w:rFonts w:ascii="Arial" w:hAnsi="Arial" w:cs="Arial"/>
-          <w:sz w:val="20"/>
+          <w:sz w:val="18"/>
         </w:rPr>
         <w:t>Cypress</w:t>
       </w:r>
       <w:r>
         <w:rPr>
           <w:rFonts w:ascii="Arial" w:hAnsi="Arial" w:cs="Arial"/>
-          <w:sz w:val="20"/>
+          <w:sz w:val="18"/>
         </w:rPr>
         <w:t xml:space="preserve">, and </w:t>
       </w:r>
@@ -6058,14 +5562,14 @@
         <w:rPr>
           <w:rStyle w:val="Strong"/>
           <w:rFonts w:ascii="Arial" w:hAnsi="Arial" w:cs="Arial"/>
-          <w:sz w:val="20"/>
+          <w:sz w:val="18"/>
         </w:rPr>
         <w:t>Playwright</w:t>
       </w:r>
       <w:r>
         <w:rPr>
           <w:rFonts w:ascii="Arial" w:hAnsi="Arial" w:cs="Arial"/>
-          <w:sz w:val="20"/>
+          <w:sz w:val="18"/>
         </w:rPr>
         <w:t xml:space="preserve"> for critical flows and regression prevention.</w:t>
       </w:r>
@@ -6658,9 +6162,9 @@
       <w:lvlJc w:val="left"/>
       <w:pPr>
         <w:tabs>
-          <w:tab w:val="num" w:pos="720"/>
+          <w:tab w:val="num" w:pos="360"/>
         </w:tabs>
-        <w:ind w:left="720" w:hanging="360"/>
+        <w:ind w:left="360" w:hanging="360"/>
       </w:pPr>
       <w:rPr>
         <w:rFonts w:ascii="Yu Gothic" w:eastAsia="Yu Gothic" w:hAnsi="Yu Gothic" w:hint="eastAsia"/>
@@ -6674,9 +6178,9 @@
       <w:lvlJc w:val="left"/>
       <w:pPr>
         <w:tabs>
-          <w:tab w:val="num" w:pos="1440"/>
+          <w:tab w:val="num" w:pos="1080"/>
         </w:tabs>
-        <w:ind w:left="1440" w:hanging="360"/>
+        <w:ind w:left="1080" w:hanging="360"/>
       </w:pPr>
       <w:rPr>
         <w:rFonts w:ascii="Courier New" w:hAnsi="Courier New" w:hint="default"/>
@@ -6690,9 +6194,9 @@
       <w:lvlJc w:val="left"/>
       <w:pPr>
         <w:tabs>
-          <w:tab w:val="num" w:pos="2160"/>
+          <w:tab w:val="num" w:pos="1800"/>
         </w:tabs>
-        <w:ind w:left="2160" w:hanging="360"/>
+        <w:ind w:left="1800" w:hanging="360"/>
       </w:pPr>
       <w:rPr>
         <w:rFonts w:ascii="Wingdings" w:hAnsi="Wingdings" w:hint="default"/>
@@ -6706,9 +6210,9 @@
       <w:lvlJc w:val="left"/>
       <w:pPr>
         <w:tabs>
-          <w:tab w:val="num" w:pos="2880"/>
+          <w:tab w:val="num" w:pos="2520"/>
         </w:tabs>
-        <w:ind w:left="2880" w:hanging="360"/>
+        <w:ind w:left="2520" w:hanging="360"/>
       </w:pPr>
       <w:rPr>
         <w:rFonts w:ascii="Wingdings" w:hAnsi="Wingdings" w:hint="default"/>
@@ -6722,9 +6226,9 @@
       <w:lvlJc w:val="left"/>
       <w:pPr>
         <w:tabs>
-          <w:tab w:val="num" w:pos="3600"/>
+          <w:tab w:val="num" w:pos="3240"/>
         </w:tabs>
-        <w:ind w:left="3600" w:hanging="360"/>
+        <w:ind w:left="3240" w:hanging="360"/>
       </w:pPr>
       <w:rPr>
         <w:rFonts w:ascii="Wingdings" w:hAnsi="Wingdings" w:hint="default"/>
@@ -6738,9 +6242,9 @@
       <w:lvlJc w:val="left"/>
       <w:pPr>
         <w:tabs>
-          <w:tab w:val="num" w:pos="4320"/>
+          <w:tab w:val="num" w:pos="3960"/>
         </w:tabs>
-        <w:ind w:left="4320" w:hanging="360"/>
+        <w:ind w:left="3960" w:hanging="360"/>
       </w:pPr>
       <w:rPr>
         <w:rFonts w:ascii="Wingdings" w:hAnsi="Wingdings" w:hint="default"/>
@@ -6754,9 +6258,9 @@
       <w:lvlJc w:val="left"/>
       <w:pPr>
         <w:tabs>
-          <w:tab w:val="num" w:pos="5040"/>
+          <w:tab w:val="num" w:pos="4680"/>
         </w:tabs>
-        <w:ind w:left="5040" w:hanging="360"/>
+        <w:ind w:left="4680" w:hanging="360"/>
       </w:pPr>
       <w:rPr>
         <w:rFonts w:ascii="Wingdings" w:hAnsi="Wingdings" w:hint="default"/>
@@ -6770,9 +6274,9 @@
       <w:lvlJc w:val="left"/>
       <w:pPr>
         <w:tabs>
-          <w:tab w:val="num" w:pos="5760"/>
+          <w:tab w:val="num" w:pos="5400"/>
         </w:tabs>
-        <w:ind w:left="5760" w:hanging="360"/>
+        <w:ind w:left="5400" w:hanging="360"/>
       </w:pPr>
       <w:rPr>
         <w:rFonts w:ascii="Wingdings" w:hAnsi="Wingdings" w:hint="default"/>
@@ -6786,9 +6290,9 @@
       <w:lvlJc w:val="left"/>
       <w:pPr>
         <w:tabs>
-          <w:tab w:val="num" w:pos="6480"/>
+          <w:tab w:val="num" w:pos="6120"/>
         </w:tabs>
-        <w:ind w:left="6480" w:hanging="360"/>
+        <w:ind w:left="6120" w:hanging="360"/>
       </w:pPr>
       <w:rPr>
         <w:rFonts w:ascii="Wingdings" w:hAnsi="Wingdings" w:hint="default"/>
@@ -7258,9 +6762,9 @@
       <w:lvlJc w:val="left"/>
       <w:pPr>
         <w:tabs>
-          <w:tab w:val="num" w:pos="720"/>
+          <w:tab w:val="num" w:pos="360"/>
         </w:tabs>
-        <w:ind w:left="720" w:hanging="360"/>
+        <w:ind w:left="360" w:hanging="360"/>
       </w:pPr>
       <w:rPr>
         <w:rFonts w:ascii="Yu Gothic" w:eastAsia="Yu Gothic" w:hAnsi="Yu Gothic" w:hint="eastAsia"/>
@@ -7274,9 +6778,9 @@
       <w:lvlJc w:val="left"/>
       <w:pPr>
         <w:tabs>
-          <w:tab w:val="num" w:pos="1440"/>
+          <w:tab w:val="num" w:pos="1080"/>
         </w:tabs>
-        <w:ind w:left="1440" w:hanging="360"/>
+        <w:ind w:left="1080" w:hanging="360"/>
       </w:pPr>
       <w:rPr>
         <w:rFonts w:ascii="Courier New" w:hAnsi="Courier New" w:hint="default"/>
@@ -7290,9 +6794,9 @@
       <w:lvlJc w:val="left"/>
       <w:pPr>
         <w:tabs>
-          <w:tab w:val="num" w:pos="2160"/>
+          <w:tab w:val="num" w:pos="1800"/>
         </w:tabs>
-        <w:ind w:left="2160" w:hanging="360"/>
+        <w:ind w:left="1800" w:hanging="360"/>
       </w:pPr>
       <w:rPr>
         <w:rFonts w:ascii="Wingdings" w:hAnsi="Wingdings" w:hint="default"/>
@@ -7306,9 +6810,9 @@
       <w:lvlJc w:val="left"/>
       <w:pPr>
         <w:tabs>
-          <w:tab w:val="num" w:pos="2880"/>
+          <w:tab w:val="num" w:pos="2520"/>
         </w:tabs>
-        <w:ind w:left="2880" w:hanging="360"/>
+        <w:ind w:left="2520" w:hanging="360"/>
       </w:pPr>
       <w:rPr>
         <w:rFonts w:ascii="Wingdings" w:hAnsi="Wingdings" w:hint="default"/>
@@ -7322,9 +6826,9 @@
       <w:lvlJc w:val="left"/>
       <w:pPr>
         <w:tabs>
-          <w:tab w:val="num" w:pos="3600"/>
+          <w:tab w:val="num" w:pos="3240"/>
         </w:tabs>
-        <w:ind w:left="3600" w:hanging="360"/>
+        <w:ind w:left="3240" w:hanging="360"/>
       </w:pPr>
       <w:rPr>
         <w:rFonts w:ascii="Wingdings" w:hAnsi="Wingdings" w:hint="default"/>
@@ -7338,9 +6842,9 @@
       <w:lvlJc w:val="left"/>
       <w:pPr>
         <w:tabs>
-          <w:tab w:val="num" w:pos="4320"/>
+          <w:tab w:val="num" w:pos="3960"/>
         </w:tabs>
-        <w:ind w:left="4320" w:hanging="360"/>
+        <w:ind w:left="3960" w:hanging="360"/>
       </w:pPr>
       <w:rPr>
         <w:rFonts w:ascii="Wingdings" w:hAnsi="Wingdings" w:hint="default"/>
@@ -7354,9 +6858,9 @@
       <w:lvlJc w:val="left"/>
       <w:pPr>
         <w:tabs>
-          <w:tab w:val="num" w:pos="5040"/>
+          <w:tab w:val="num" w:pos="4680"/>
         </w:tabs>
-        <w:ind w:left="5040" w:hanging="360"/>
+        <w:ind w:left="4680" w:hanging="360"/>
       </w:pPr>
       <w:rPr>
         <w:rFonts w:ascii="Wingdings" w:hAnsi="Wingdings" w:hint="default"/>
@@ -7370,9 +6874,9 @@
       <w:lvlJc w:val="left"/>
       <w:pPr>
         <w:tabs>
-          <w:tab w:val="num" w:pos="5760"/>
+          <w:tab w:val="num" w:pos="5400"/>
         </w:tabs>
-        <w:ind w:left="5760" w:hanging="360"/>
+        <w:ind w:left="5400" w:hanging="360"/>
       </w:pPr>
       <w:rPr>
         <w:rFonts w:ascii="Wingdings" w:hAnsi="Wingdings" w:hint="default"/>
@@ -7386,9 +6890,9 @@
       <w:lvlJc w:val="left"/>
       <w:pPr>
         <w:tabs>
-          <w:tab w:val="num" w:pos="6480"/>
+          <w:tab w:val="num" w:pos="6120"/>
         </w:tabs>
-        <w:ind w:left="6480" w:hanging="360"/>
+        <w:ind w:left="6120" w:hanging="360"/>
       </w:pPr>
       <w:rPr>
         <w:rFonts w:ascii="Wingdings" w:hAnsi="Wingdings" w:hint="default"/>
@@ -7407,9 +6911,9 @@
       <w:lvlJc w:val="left"/>
       <w:pPr>
         <w:tabs>
-          <w:tab w:val="num" w:pos="720"/>
+          <w:tab w:val="num" w:pos="360"/>
         </w:tabs>
-        <w:ind w:left="720" w:hanging="360"/>
+        <w:ind w:left="360" w:hanging="360"/>
       </w:pPr>
       <w:rPr>
         <w:rFonts w:ascii="Yu Gothic" w:eastAsia="Yu Gothic" w:hAnsi="Yu Gothic" w:hint="eastAsia"/>
@@ -7423,9 +6927,9 @@
       <w:lvlJc w:val="left"/>
       <w:pPr>
         <w:tabs>
-          <w:tab w:val="num" w:pos="1440"/>
+          <w:tab w:val="num" w:pos="1080"/>
         </w:tabs>
-        <w:ind w:left="1440" w:hanging="360"/>
+        <w:ind w:left="1080" w:hanging="360"/>
       </w:pPr>
       <w:rPr>
         <w:rFonts w:ascii="Courier New" w:hAnsi="Courier New" w:hint="default"/>
@@ -7439,9 +6943,9 @@
       <w:lvlJc w:val="left"/>
       <w:pPr>
         <w:tabs>
-          <w:tab w:val="num" w:pos="2160"/>
+          <w:tab w:val="num" w:pos="1800"/>
         </w:tabs>
-        <w:ind w:left="2160" w:hanging="360"/>
+        <w:ind w:left="1800" w:hanging="360"/>
       </w:pPr>
       <w:rPr>
         <w:rFonts w:ascii="Wingdings" w:hAnsi="Wingdings" w:hint="default"/>
@@ -7455,9 +6959,9 @@
       <w:lvlJc w:val="left"/>
       <w:pPr>
         <w:tabs>
-          <w:tab w:val="num" w:pos="2880"/>
+          <w:tab w:val="num" w:pos="2520"/>
         </w:tabs>
-        <w:ind w:left="2880" w:hanging="360"/>
+        <w:ind w:left="2520" w:hanging="360"/>
       </w:pPr>
       <w:rPr>
         <w:rFonts w:ascii="Wingdings" w:hAnsi="Wingdings" w:hint="default"/>
@@ -7471,9 +6975,9 @@
       <w:lvlJc w:val="left"/>
       <w:pPr>
         <w:tabs>
-          <w:tab w:val="num" w:pos="3600"/>
+          <w:tab w:val="num" w:pos="3240"/>
         </w:tabs>
-        <w:ind w:left="3600" w:hanging="360"/>
+        <w:ind w:left="3240" w:hanging="360"/>
       </w:pPr>
       <w:rPr>
         <w:rFonts w:ascii="Wingdings" w:hAnsi="Wingdings" w:hint="default"/>
@@ -7487,9 +6991,9 @@
       <w:lvlJc w:val="left"/>
       <w:pPr>
         <w:tabs>
-          <w:tab w:val="num" w:pos="4320"/>
+          <w:tab w:val="num" w:pos="3960"/>
         </w:tabs>
-        <w:ind w:left="4320" w:hanging="360"/>
+        <w:ind w:left="3960" w:hanging="360"/>
       </w:pPr>
       <w:rPr>
         <w:rFonts w:ascii="Wingdings" w:hAnsi="Wingdings" w:hint="default"/>
@@ -7503,9 +7007,9 @@
       <w:lvlJc w:val="left"/>
       <w:pPr>
         <w:tabs>
-          <w:tab w:val="num" w:pos="5040"/>
+          <w:tab w:val="num" w:pos="4680"/>
         </w:tabs>
-        <w:ind w:left="5040" w:hanging="360"/>
+        <w:ind w:left="4680" w:hanging="360"/>
       </w:pPr>
       <w:rPr>
         <w:rFonts w:ascii="Wingdings" w:hAnsi="Wingdings" w:hint="default"/>
@@ -7519,9 +7023,9 @@
       <w:lvlJc w:val="left"/>
       <w:pPr>
         <w:tabs>
-          <w:tab w:val="num" w:pos="5760"/>
+          <w:tab w:val="num" w:pos="5400"/>
         </w:tabs>
-        <w:ind w:left="5760" w:hanging="360"/>
+        <w:ind w:left="5400" w:hanging="360"/>
       </w:pPr>
       <w:rPr>
         <w:rFonts w:ascii="Wingdings" w:hAnsi="Wingdings" w:hint="default"/>
@@ -7535,9 +7039,9 @@
       <w:lvlJc w:val="left"/>
       <w:pPr>
         <w:tabs>
-          <w:tab w:val="num" w:pos="6480"/>
+          <w:tab w:val="num" w:pos="6120"/>
         </w:tabs>
-        <w:ind w:left="6480" w:hanging="360"/>
+        <w:ind w:left="6120" w:hanging="360"/>
       </w:pPr>
       <w:rPr>
         <w:rFonts w:ascii="Wingdings" w:hAnsi="Wingdings" w:hint="default"/>
@@ -8082,6 +7586,119 @@
     </w:lvl>
   </w:abstractNum>
   <w:abstractNum w:abstractNumId="16">
+    <w:nsid w:val="67C67768"/>
+    <w:multiLevelType w:val="hybridMultilevel"/>
+    <w:tmpl w:val="505C3868"/>
+    <w:lvl w:ilvl="0" w:tplc="D320F798">
+      <w:start w:val="1"/>
+      <w:numFmt w:val="bullet"/>
+      <w:lvlText w:val="-"/>
+      <w:lvlJc w:val="left"/>
+      <w:pPr>
+        <w:ind w:left="360" w:hanging="360"/>
+      </w:pPr>
+      <w:rPr>
+        <w:rFonts w:ascii="Yu Gothic" w:eastAsia="Yu Gothic" w:hAnsi="Yu Gothic" w:hint="eastAsia"/>
+      </w:rPr>
+    </w:lvl>
+    <w:lvl w:ilvl="1" w:tplc="04090003" w:tentative="1">
+      <w:start w:val="1"/>
+      <w:numFmt w:val="bullet"/>
+      <w:lvlText w:val="o"/>
+      <w:lvlJc w:val="left"/>
+      <w:pPr>
+        <w:ind w:left="1080" w:hanging="360"/>
+      </w:pPr>
+      <w:rPr>
+        <w:rFonts w:ascii="Courier New" w:hAnsi="Courier New" w:cs="Courier New" w:hint="default"/>
+      </w:rPr>
+    </w:lvl>
+    <w:lvl w:ilvl="2" w:tplc="04090005" w:tentative="1">
+      <w:start w:val="1"/>
+      <w:numFmt w:val="bullet"/>
+      <w:lvlText w:val=""/>
+      <w:lvlJc w:val="left"/>
+      <w:pPr>
+        <w:ind w:left="1800" w:hanging="360"/>
+      </w:pPr>
+      <w:rPr>
+        <w:rFonts w:ascii="Wingdings" w:hAnsi="Wingdings" w:hint="default"/>
+      </w:rPr>
+    </w:lvl>
+    <w:lvl w:ilvl="3" w:tplc="04090001" w:tentative="1">
+      <w:start w:val="1"/>
+      <w:numFmt w:val="bullet"/>
+      <w:lvlText w:val=""/>
+      <w:lvlJc w:val="left"/>
+      <w:pPr>
+        <w:ind w:left="2520" w:hanging="360"/>
+      </w:pPr>
+      <w:rPr>
+        <w:rFonts w:ascii="Symbol" w:hAnsi="Symbol" w:hint="default"/>
+      </w:rPr>
+    </w:lvl>
+    <w:lvl w:ilvl="4" w:tplc="04090003" w:tentative="1">
+      <w:start w:val="1"/>
+      <w:numFmt w:val="bullet"/>
+      <w:lvlText w:val="o"/>
+      <w:lvlJc w:val="left"/>
+      <w:pPr>
+        <w:ind w:left="3240" w:hanging="360"/>
+      </w:pPr>
+      <w:rPr>
+        <w:rFonts w:ascii="Courier New" w:hAnsi="Courier New" w:cs="Courier New" w:hint="default"/>
+      </w:rPr>
+    </w:lvl>
+    <w:lvl w:ilvl="5" w:tplc="04090005" w:tentative="1">
+      <w:start w:val="1"/>
+      <w:numFmt w:val="bullet"/>
+      <w:lvlText w:val=""/>
+      <w:lvlJc w:val="left"/>
+      <w:pPr>
+        <w:ind w:left="3960" w:hanging="360"/>
+      </w:pPr>
+      <w:rPr>
+        <w:rFonts w:ascii="Wingdings" w:hAnsi="Wingdings" w:hint="default"/>
+      </w:rPr>
+    </w:lvl>
+    <w:lvl w:ilvl="6" w:tplc="04090001" w:tentative="1">
+      <w:start w:val="1"/>
+      <w:numFmt w:val="bullet"/>
+      <w:lvlText w:val=""/>
+      <w:lvlJc w:val="left"/>
+      <w:pPr>
+        <w:ind w:left="4680" w:hanging="360"/>
+      </w:pPr>
+      <w:rPr>
+        <w:rFonts w:ascii="Symbol" w:hAnsi="Symbol" w:hint="default"/>
+      </w:rPr>
+    </w:lvl>
+    <w:lvl w:ilvl="7" w:tplc="04090003" w:tentative="1">
+      <w:start w:val="1"/>
+      <w:numFmt w:val="bullet"/>
+      <w:lvlText w:val="o"/>
+      <w:lvlJc w:val="left"/>
+      <w:pPr>
+        <w:ind w:left="5400" w:hanging="360"/>
+      </w:pPr>
+      <w:rPr>
+        <w:rFonts w:ascii="Courier New" w:hAnsi="Courier New" w:cs="Courier New" w:hint="default"/>
+      </w:rPr>
+    </w:lvl>
+    <w:lvl w:ilvl="8" w:tplc="04090005" w:tentative="1">
+      <w:start w:val="1"/>
+      <w:numFmt w:val="bullet"/>
+      <w:lvlText w:val=""/>
+      <w:lvlJc w:val="left"/>
+      <w:pPr>
+        <w:ind w:left="6120" w:hanging="360"/>
+      </w:pPr>
+      <w:rPr>
+        <w:rFonts w:ascii="Wingdings" w:hAnsi="Wingdings" w:hint="default"/>
+      </w:rPr>
+    </w:lvl>
+  </w:abstractNum>
+  <w:abstractNum w:abstractNumId="17">
     <w:nsid w:val="6AF46411"/>
     <w:multiLevelType w:val="hybridMultilevel"/>
     <w:tmpl w:val="8A821F38"/>
@@ -8224,7 +7841,7 @@
     <w:abstractNumId w:val="0"/>
   </w:num>
   <w:num w:numId="10">
-    <w:abstractNumId w:val="16"/>
+    <w:abstractNumId w:val="17"/>
   </w:num>
   <w:num w:numId="11">
     <w:abstractNumId w:val="8"/>
@@ -8246,6 +7863,9 @@
   </w:num>
   <w:num w:numId="17">
     <w:abstractNumId w:val="9"/>
+  </w:num>
+  <w:num w:numId="18">
+    <w:abstractNumId w:val="16"/>
   </w:num>
 </w:numbering>
 </file>
@@ -9199,4 +8819,16 @@
   <a:objectDefaults/>
   <a:extraClrSchemeLst/>
 </a:theme>
+</file>
+
+<file path=customXml/item1.xml><?xml version="1.0" encoding="utf-8"?>
+<b:Sources xmlns:b="http://schemas.openxmlformats.org/officeDocument/2006/bibliography" xmlns="http://schemas.openxmlformats.org/officeDocument/2006/bibliography" SelectedStyle="\APA.XSL" StyleName="APA"/>
+</file>
+
+<file path=customXml/itemProps1.xml><?xml version="1.0" encoding="utf-8"?>
+<ds:datastoreItem xmlns:ds="http://schemas.openxmlformats.org/officeDocument/2006/customXml" ds:itemID="{C151F9D0-51A6-4A99-A00F-9B2743D67261}">
+  <ds:schemaRefs>
+    <ds:schemaRef ds:uri="http://schemas.openxmlformats.org/officeDocument/2006/bibliography"/>
+  </ds:schemaRefs>
+</ds:datastoreItem>
 </file>
--- a/idris/Python Backend/Idris_Sadiq.docx
+++ b/idris/Python Backend/Idris_Sadiq.docx
@@ -47,7 +47,6 @@
               <w:spacing w:after="40"/>
               <w:jc w:val="center"/>
             </w:pPr>
-            <w:proofErr w:type="spellStart"/>
             <w:r>
               <w:rPr>
                 <w:rFonts w:ascii="Arial" w:eastAsia="Arial" w:hAnsi="Arial" w:cs="Arial"/>
@@ -57,33 +56,8 @@
                 <w:sz w:val="48"/>
                 <w:szCs w:val="48"/>
               </w:rPr>
-              <w:t>Idris</w:t>
+              <w:t>Idris Sadiq</w:t>
             </w:r>
-            <w:proofErr w:type="spellEnd"/>
-            <w:r>
-              <w:rPr>
-                <w:rFonts w:ascii="Arial" w:eastAsia="Arial" w:hAnsi="Arial" w:cs="Arial"/>
-                <w:b/>
-                <w:bCs/>
-                <w:color w:val="FFFFFF"/>
-                <w:sz w:val="48"/>
-                <w:szCs w:val="48"/>
-              </w:rPr>
-              <w:t xml:space="preserve"> </w:t>
-            </w:r>
-            <w:proofErr w:type="spellStart"/>
-            <w:r>
-              <w:rPr>
-                <w:rFonts w:ascii="Arial" w:eastAsia="Arial" w:hAnsi="Arial" w:cs="Arial"/>
-                <w:b/>
-                <w:bCs/>
-                <w:color w:val="FFFFFF"/>
-                <w:sz w:val="48"/>
-                <w:szCs w:val="48"/>
-              </w:rPr>
-              <w:t>Sadiq</w:t>
-            </w:r>
-            <w:proofErr w:type="spellEnd"/>
           </w:p>
           <w:p>
             <w:pPr>
@@ -104,41 +78,27 @@
             <w:pPr>
               <w:spacing w:after="40"/>
               <w:jc w:val="center"/>
+              <w:rPr>
+                <w:rFonts w:ascii="Arial" w:eastAsia="Arial" w:hAnsi="Arial" w:cs="Arial"/>
+                <w:color w:val="BBBBBB"/>
+              </w:rPr>
             </w:pPr>
             <w:r>
               <w:rPr>
                 <w:rFonts w:ascii="Arial" w:eastAsia="Arial" w:hAnsi="Arial" w:cs="Arial"/>
                 <w:color w:val="BBBBBB"/>
               </w:rPr>
-              <w:t xml:space="preserve">Idrissadiq.pro@outlook.com  </w:t>
+              <w:t>Idrissdev@outlook.com | +1 (424) 458-6548 | Spring Valley, California, United States</w:t>
+            </w:r>
+            <w:r>
+              <w:t xml:space="preserve"> </w:t>
             </w:r>
             <w:r>
               <w:rPr>
                 <w:rFonts w:ascii="Arial" w:eastAsia="Arial" w:hAnsi="Arial" w:cs="Arial"/>
                 <w:color w:val="BBBBBB"/>
               </w:rPr>
-              <w:t>+1 (424) 458-6548</w:t>
-            </w:r>
-            <w:r>
-              <w:rPr>
-                <w:rFonts w:ascii="Arial" w:eastAsia="Arial" w:hAnsi="Arial" w:cs="Arial"/>
-                <w:color w:val="BBBBBB"/>
-              </w:rPr>
-              <w:t xml:space="preserve">|  </w:t>
-            </w:r>
-            <w:r>
-              <w:rPr>
-                <w:rFonts w:ascii="Arial" w:eastAsia="Arial" w:hAnsi="Arial" w:cs="Arial"/>
-                <w:color w:val="BBBBBB"/>
-              </w:rPr>
-              <w:t>Spring Valley</w:t>
-            </w:r>
-            <w:r>
-              <w:rPr>
-                <w:rFonts w:ascii="Arial" w:eastAsia="Arial" w:hAnsi="Arial" w:cs="Arial"/>
-                <w:color w:val="BBBBBB"/>
-              </w:rPr>
-              <w:t>, California, United States</w:t>
+              <w:t xml:space="preserve">https://www.linkedin.com/in/idris-sadiq-1b824b3b4 </w:t>
             </w:r>
           </w:p>
           <w:p>
@@ -150,15 +110,10 @@
                 <w:rFonts w:ascii="Arial" w:eastAsia="Arial" w:hAnsi="Arial" w:cs="Arial"/>
                 <w:color w:val="BBBBBB"/>
               </w:rPr>
-              <w:t xml:space="preserve">LinkedIn: </w:t>
+              <w:t>US citizen | White | English (Native)</w:t>
             </w:r>
-            <w:r>
-              <w:rPr>
-                <w:rFonts w:ascii="Arial" w:eastAsia="Arial" w:hAnsi="Arial" w:cs="Arial"/>
-                <w:color w:val="BBBBBB"/>
-              </w:rPr>
-              <w:t>https://www.linkedin.com/in/idris-sadiq-0640ab3b4/</w:t>
-            </w:r>
+            <w:bookmarkStart w:id="0" w:name="_GoBack"/>
+            <w:bookmarkEnd w:id="0"/>
           </w:p>
         </w:tc>
       </w:tr>
@@ -270,14 +225,7 @@
         <w:rPr>
           <w:rFonts w:ascii="Arial" w:hAnsi="Arial" w:cs="Arial"/>
         </w:rPr>
-        <w:t xml:space="preserve"> improvements. </w:t>
-      </w:r>
-      <w:proofErr w:type="gramStart"/>
-      <w:r>
-        <w:rPr>
-          <w:rFonts w:ascii="Arial" w:hAnsi="Arial" w:cs="Arial"/>
-        </w:rPr>
-        <w:t xml:space="preserve">Strong track record translating ambiguous requirements into shippable increments with clear ownership, safe rollouts, and predictable failure modes using </w:t>
+        <w:t xml:space="preserve"> improvements. Strong track record translating ambiguous requirements into shippable increments with clear ownership, safe rollouts, and predictable failure modes using </w:t>
       </w:r>
       <w:r>
         <w:rPr>
@@ -292,7 +240,6 @@
         </w:rPr>
         <w:t xml:space="preserve">, </w:t>
       </w:r>
-      <w:proofErr w:type="spellStart"/>
       <w:r>
         <w:rPr>
           <w:rStyle w:val="Strong"/>
@@ -300,14 +247,12 @@
         </w:rPr>
         <w:t>idempotency</w:t>
       </w:r>
-      <w:proofErr w:type="spellEnd"/>
       <w:r>
         <w:rPr>
           <w:rFonts w:ascii="Arial" w:hAnsi="Arial" w:cs="Arial"/>
         </w:rPr>
         <w:t xml:space="preserve">, and </w:t>
       </w:r>
-      <w:proofErr w:type="spellStart"/>
       <w:r>
         <w:rPr>
           <w:rStyle w:val="Strong"/>
@@ -315,19 +260,11 @@
         </w:rPr>
         <w:t>observability</w:t>
       </w:r>
-      <w:proofErr w:type="spellEnd"/>
-      <w:r>
-        <w:rPr>
-          <w:rFonts w:ascii="Arial" w:hAnsi="Arial" w:cs="Arial"/>
-        </w:rPr>
-        <w:t>.</w:t>
-      </w:r>
-      <w:proofErr w:type="gramEnd"/>
-      <w:r>
-        <w:rPr>
-          <w:rFonts w:ascii="Arial" w:hAnsi="Arial" w:cs="Arial"/>
-        </w:rPr>
-        <w:t xml:space="preserve"> Experienced with </w:t>
+      <w:r>
+        <w:rPr>
+          <w:rFonts w:ascii="Arial" w:hAnsi="Arial" w:cs="Arial"/>
+        </w:rPr>
+        <w:t xml:space="preserve">. Experienced with </w:t>
       </w:r>
       <w:r>
         <w:rPr>
@@ -426,23 +363,7 @@
           <w:rFonts w:ascii="Arial" w:hAnsi="Arial" w:cs="Arial"/>
           <w:sz w:val="18"/>
         </w:rPr>
-        <w:t xml:space="preserve"> React, </w:t>
-      </w:r>
-      <w:proofErr w:type="spellStart"/>
-      <w:r>
-        <w:rPr>
-          <w:rFonts w:ascii="Arial" w:hAnsi="Arial" w:cs="Arial"/>
-          <w:sz w:val="18"/>
-        </w:rPr>
-        <w:t>TypeScript</w:t>
-      </w:r>
-      <w:proofErr w:type="spellEnd"/>
-      <w:r>
-        <w:rPr>
-          <w:rFonts w:ascii="Arial" w:hAnsi="Arial" w:cs="Arial"/>
-          <w:sz w:val="18"/>
-        </w:rPr>
-        <w:t>, JavaScript, HTML, CSS, Tailwind CSS</w:t>
+        <w:t xml:space="preserve"> React, TypeScript, JavaScript, HTML, CSS, Tailwind CSS</w:t>
       </w:r>
     </w:p>
     <w:p>
@@ -471,103 +392,7 @@
           <w:rFonts w:ascii="Arial" w:hAnsi="Arial" w:cs="Arial"/>
           <w:sz w:val="18"/>
         </w:rPr>
-        <w:t xml:space="preserve"> Python, </w:t>
-      </w:r>
-      <w:proofErr w:type="spellStart"/>
-      <w:r>
-        <w:rPr>
-          <w:rFonts w:ascii="Arial" w:hAnsi="Arial" w:cs="Arial"/>
-          <w:sz w:val="18"/>
-        </w:rPr>
-        <w:t>Django</w:t>
-      </w:r>
-      <w:proofErr w:type="spellEnd"/>
-      <w:r>
-        <w:rPr>
-          <w:rFonts w:ascii="Arial" w:hAnsi="Arial" w:cs="Arial"/>
-          <w:sz w:val="18"/>
-        </w:rPr>
-        <w:t xml:space="preserve">, </w:t>
-      </w:r>
-      <w:proofErr w:type="spellStart"/>
-      <w:r>
-        <w:rPr>
-          <w:rFonts w:ascii="Arial" w:hAnsi="Arial" w:cs="Arial"/>
-          <w:sz w:val="18"/>
-        </w:rPr>
-        <w:t>FastAPI</w:t>
-      </w:r>
-      <w:proofErr w:type="spellEnd"/>
-      <w:r>
-        <w:rPr>
-          <w:rFonts w:ascii="Arial" w:hAnsi="Arial" w:cs="Arial"/>
-          <w:sz w:val="18"/>
-        </w:rPr>
-        <w:t xml:space="preserve">, Flask, REST, </w:t>
-      </w:r>
-      <w:proofErr w:type="spellStart"/>
-      <w:r>
-        <w:rPr>
-          <w:rFonts w:ascii="Arial" w:hAnsi="Arial" w:cs="Arial"/>
-          <w:sz w:val="18"/>
-        </w:rPr>
-        <w:t>GraphQL</w:t>
-      </w:r>
-      <w:proofErr w:type="spellEnd"/>
-      <w:r>
-        <w:rPr>
-          <w:rFonts w:ascii="Arial" w:hAnsi="Arial" w:cs="Arial"/>
-          <w:sz w:val="18"/>
-        </w:rPr>
-        <w:t xml:space="preserve"> (integration), </w:t>
-      </w:r>
-      <w:proofErr w:type="spellStart"/>
-      <w:r>
-        <w:rPr>
-          <w:rFonts w:ascii="Arial" w:hAnsi="Arial" w:cs="Arial"/>
-          <w:sz w:val="18"/>
-        </w:rPr>
-        <w:t>WebSockets</w:t>
-      </w:r>
-      <w:proofErr w:type="spellEnd"/>
-      <w:r>
-        <w:rPr>
-          <w:rFonts w:ascii="Arial" w:hAnsi="Arial" w:cs="Arial"/>
-          <w:sz w:val="18"/>
-        </w:rPr>
-        <w:t xml:space="preserve">, background jobs, Celery, </w:t>
-      </w:r>
-      <w:proofErr w:type="spellStart"/>
-      <w:r>
-        <w:rPr>
-          <w:rFonts w:ascii="Arial" w:hAnsi="Arial" w:cs="Arial"/>
-          <w:sz w:val="18"/>
-        </w:rPr>
-        <w:t>webhooks</w:t>
-      </w:r>
-      <w:proofErr w:type="spellEnd"/>
-      <w:r>
-        <w:rPr>
-          <w:rFonts w:ascii="Arial" w:hAnsi="Arial" w:cs="Arial"/>
-          <w:sz w:val="18"/>
-        </w:rPr>
-        <w:t xml:space="preserve">, </w:t>
-      </w:r>
-      <w:proofErr w:type="spellStart"/>
-      <w:r>
-        <w:rPr>
-          <w:rFonts w:ascii="Arial" w:hAnsi="Arial" w:cs="Arial"/>
-          <w:sz w:val="18"/>
-        </w:rPr>
-        <w:t>OpenAPI</w:t>
-      </w:r>
-      <w:proofErr w:type="spellEnd"/>
-      <w:r>
-        <w:rPr>
-          <w:rFonts w:ascii="Arial" w:hAnsi="Arial" w:cs="Arial"/>
-          <w:sz w:val="18"/>
-        </w:rPr>
-        <w:t>/Swagger, Bash, Go (scripting)</w:t>
+        <w:t xml:space="preserve"> Python, Django, FastAPI, Flask, REST, GraphQL (integration), WebSockets, background jobs, Celery, webhooks, OpenAPI/Swagger, Bash, Go (scripting)</w:t>
       </w:r>
     </w:p>
     <w:p>
@@ -611,25 +436,8 @@
           <w:rFonts w:ascii="Arial" w:hAnsi="Arial" w:cs="Arial"/>
           <w:sz w:val="18"/>
         </w:rPr>
-        <w:t xml:space="preserve">: </w:t>
-      </w:r>
-      <w:proofErr w:type="spellStart"/>
-      <w:r>
-        <w:rPr>
-          <w:rFonts w:ascii="Arial" w:hAnsi="Arial" w:cs="Arial"/>
-          <w:sz w:val="18"/>
-        </w:rPr>
-        <w:t>PostgreSQL</w:t>
-      </w:r>
-      <w:proofErr w:type="spellEnd"/>
-      <w:r>
-        <w:rPr>
-          <w:rFonts w:ascii="Arial" w:hAnsi="Arial" w:cs="Arial"/>
-          <w:sz w:val="18"/>
-        </w:rPr>
-        <w:t xml:space="preserve">, MySQL, SQL Server, </w:t>
-      </w:r>
-      <w:proofErr w:type="spellStart"/>
+        <w:t xml:space="preserve">: PostgreSQL, MySQL, SQL Server, </w:t>
+      </w:r>
       <w:r>
         <w:rPr>
           <w:rFonts w:ascii="Arial" w:hAnsi="Arial" w:cs="Arial"/>
@@ -638,61 +446,12 @@
         </w:rPr>
         <w:t>NoSQL</w:t>
       </w:r>
-      <w:proofErr w:type="spellEnd"/>
-      <w:r>
-        <w:rPr>
-          <w:rFonts w:ascii="Arial" w:hAnsi="Arial" w:cs="Arial"/>
-          <w:sz w:val="18"/>
-        </w:rPr>
-        <w:t xml:space="preserve">: </w:t>
-      </w:r>
-      <w:proofErr w:type="spellStart"/>
-      <w:r>
-        <w:rPr>
-          <w:rFonts w:ascii="Arial" w:hAnsi="Arial" w:cs="Arial"/>
-          <w:sz w:val="18"/>
-        </w:rPr>
-        <w:t>Redis</w:t>
-      </w:r>
-      <w:proofErr w:type="spellEnd"/>
-      <w:r>
-        <w:rPr>
-          <w:rFonts w:ascii="Arial" w:hAnsi="Arial" w:cs="Arial"/>
-          <w:sz w:val="18"/>
-        </w:rPr>
-        <w:t xml:space="preserve">, </w:t>
-      </w:r>
-      <w:proofErr w:type="spellStart"/>
-      <w:r>
-        <w:rPr>
-          <w:rFonts w:ascii="Arial" w:hAnsi="Arial" w:cs="Arial"/>
-          <w:sz w:val="18"/>
-        </w:rPr>
-        <w:t>MongoDB</w:t>
-      </w:r>
-      <w:proofErr w:type="spellEnd"/>
-      <w:r>
-        <w:rPr>
-          <w:rFonts w:ascii="Arial" w:hAnsi="Arial" w:cs="Arial"/>
-          <w:sz w:val="18"/>
-        </w:rPr>
-        <w:t xml:space="preserve">, </w:t>
-      </w:r>
-      <w:proofErr w:type="spellStart"/>
-      <w:r>
-        <w:rPr>
-          <w:rFonts w:ascii="Arial" w:hAnsi="Arial" w:cs="Arial"/>
-          <w:sz w:val="18"/>
-        </w:rPr>
-        <w:t>DynamoDB</w:t>
-      </w:r>
-      <w:proofErr w:type="spellEnd"/>
-      <w:r>
-        <w:rPr>
-          <w:rFonts w:ascii="Arial" w:hAnsi="Arial" w:cs="Arial"/>
-          <w:sz w:val="18"/>
-        </w:rPr>
-        <w:t xml:space="preserve">, </w:t>
+      <w:r>
+        <w:rPr>
+          <w:rFonts w:ascii="Arial" w:hAnsi="Arial" w:cs="Arial"/>
+          <w:sz w:val="18"/>
+        </w:rPr>
+        <w:t xml:space="preserve">: Redis, MongoDB, DynamoDB, </w:t>
       </w:r>
       <w:r>
         <w:rPr>
@@ -707,23 +466,7 @@
           <w:rFonts w:ascii="Arial" w:hAnsi="Arial" w:cs="Arial"/>
           <w:sz w:val="18"/>
         </w:rPr>
-        <w:t xml:space="preserve">: AWS SQS/SNS, Kafka, </w:t>
-      </w:r>
-      <w:proofErr w:type="spellStart"/>
-      <w:r>
-        <w:rPr>
-          <w:rFonts w:ascii="Arial" w:hAnsi="Arial" w:cs="Arial"/>
-          <w:sz w:val="18"/>
-        </w:rPr>
-        <w:t>RabbitMQ</w:t>
-      </w:r>
-      <w:proofErr w:type="spellEnd"/>
-      <w:r>
-        <w:rPr>
-          <w:rFonts w:ascii="Arial" w:hAnsi="Arial" w:cs="Arial"/>
-          <w:sz w:val="18"/>
-        </w:rPr>
-        <w:t xml:space="preserve">, </w:t>
+        <w:t xml:space="preserve">: AWS SQS/SNS, Kafka, RabbitMQ, </w:t>
       </w:r>
       <w:r>
         <w:rPr>
@@ -738,23 +481,7 @@
           <w:rFonts w:ascii="Arial" w:hAnsi="Arial" w:cs="Arial"/>
           <w:sz w:val="18"/>
         </w:rPr>
-        <w:t xml:space="preserve">: </w:t>
-      </w:r>
-      <w:proofErr w:type="spellStart"/>
-      <w:r>
-        <w:rPr>
-          <w:rFonts w:ascii="Arial" w:hAnsi="Arial" w:cs="Arial"/>
-          <w:sz w:val="18"/>
-        </w:rPr>
-        <w:t>Elasticsearch</w:t>
-      </w:r>
-      <w:proofErr w:type="spellEnd"/>
-      <w:r>
-        <w:rPr>
-          <w:rFonts w:ascii="Arial" w:hAnsi="Arial" w:cs="Arial"/>
-          <w:sz w:val="18"/>
-        </w:rPr>
-        <w:t xml:space="preserve">, OpenSearch, </w:t>
+        <w:t xml:space="preserve">: Elasticsearch, OpenSearch, </w:t>
       </w:r>
       <w:r>
         <w:rPr>
@@ -769,17 +496,8 @@
           <w:rFonts w:ascii="Arial" w:hAnsi="Arial" w:cs="Arial"/>
           <w:sz w:val="18"/>
         </w:rPr>
-        <w:t xml:space="preserve">: Redshift, </w:t>
-      </w:r>
-      <w:proofErr w:type="spellStart"/>
-      <w:r>
-        <w:rPr>
-          <w:rFonts w:ascii="Arial" w:hAnsi="Arial" w:cs="Arial"/>
-          <w:sz w:val="18"/>
-        </w:rPr>
-        <w:t>BigQuery</w:t>
-      </w:r>
-      <w:proofErr w:type="spellEnd"/>
+        <w:t>: Redshift, BigQuery</w:t>
+      </w:r>
     </w:p>
     <w:p>
       <w:pPr>
@@ -800,112 +518,51 @@
           <w:b/>
           <w:sz w:val="18"/>
         </w:rPr>
-        <w:t xml:space="preserve">Cloud &amp; </w:t>
-      </w:r>
-      <w:proofErr w:type="spellStart"/>
+        <w:t>Cloud &amp; DevOps —</w:t>
+      </w:r>
+      <w:r>
+        <w:rPr>
+          <w:rFonts w:ascii="Arial" w:hAnsi="Arial" w:cs="Arial"/>
+          <w:sz w:val="18"/>
+        </w:rPr>
+        <w:t xml:space="preserve"> </w:t>
+      </w:r>
+      <w:r>
+        <w:rPr>
+          <w:rFonts w:ascii="Arial" w:hAnsi="Arial" w:cs="Arial"/>
+          <w:sz w:val="18"/>
+        </w:rPr>
+        <w:t xml:space="preserve">Docker, Kubernetes, Helm, Argo CD, GitOps, Terraform, CloudFormation, </w:t>
+      </w:r>
       <w:r>
         <w:rPr>
           <w:rFonts w:ascii="Arial" w:hAnsi="Arial" w:cs="Arial"/>
           <w:b/>
           <w:sz w:val="18"/>
         </w:rPr>
-        <w:t>DevOps</w:t>
-      </w:r>
-      <w:proofErr w:type="spellEnd"/>
+        <w:t>AWS</w:t>
+      </w:r>
+      <w:r>
+        <w:rPr>
+          <w:rFonts w:ascii="Arial" w:hAnsi="Arial" w:cs="Arial"/>
+          <w:sz w:val="18"/>
+        </w:rPr>
+        <w:t xml:space="preserve">: EKS, ECS, EC2, Lambda, API Gateway, S3, CloudFront, RDS, DynamoDB, ElastiCache, EventBridge, Step Functions, IAM, </w:t>
+      </w:r>
       <w:r>
         <w:rPr>
           <w:rFonts w:ascii="Arial" w:hAnsi="Arial" w:cs="Arial"/>
           <w:b/>
           <w:sz w:val="18"/>
         </w:rPr>
-        <w:t xml:space="preserve"> —</w:t>
-      </w:r>
-      <w:r>
-        <w:rPr>
-          <w:rFonts w:ascii="Arial" w:hAnsi="Arial" w:cs="Arial"/>
-          <w:sz w:val="18"/>
-        </w:rPr>
-        <w:t xml:space="preserve"> </w:t>
-      </w:r>
-      <w:proofErr w:type="spellStart"/>
-      <w:r>
-        <w:rPr>
-          <w:rFonts w:ascii="Arial" w:hAnsi="Arial" w:cs="Arial"/>
-          <w:sz w:val="18"/>
-        </w:rPr>
-        <w:t>Docker</w:t>
-      </w:r>
-      <w:proofErr w:type="spellEnd"/>
-      <w:r>
-        <w:rPr>
-          <w:rFonts w:ascii="Arial" w:hAnsi="Arial" w:cs="Arial"/>
-          <w:sz w:val="18"/>
-        </w:rPr>
-        <w:t xml:space="preserve">, </w:t>
-      </w:r>
-      <w:proofErr w:type="spellStart"/>
-      <w:r>
-        <w:rPr>
-          <w:rFonts w:ascii="Arial" w:hAnsi="Arial" w:cs="Arial"/>
-          <w:sz w:val="18"/>
-        </w:rPr>
-        <w:t>Kubernetes</w:t>
-      </w:r>
-      <w:proofErr w:type="spellEnd"/>
-      <w:r>
-        <w:rPr>
-          <w:rFonts w:ascii="Arial" w:hAnsi="Arial" w:cs="Arial"/>
-          <w:sz w:val="18"/>
-        </w:rPr>
-        <w:t xml:space="preserve">, Helm, Argo CD, </w:t>
-      </w:r>
-      <w:proofErr w:type="spellStart"/>
-      <w:r>
-        <w:rPr>
-          <w:rFonts w:ascii="Arial" w:hAnsi="Arial" w:cs="Arial"/>
-          <w:sz w:val="18"/>
-        </w:rPr>
-        <w:t>GitOps</w:t>
-      </w:r>
-      <w:proofErr w:type="spellEnd"/>
-      <w:r>
-        <w:rPr>
-          <w:rFonts w:ascii="Arial" w:hAnsi="Arial" w:cs="Arial"/>
-          <w:sz w:val="18"/>
-        </w:rPr>
-        <w:t xml:space="preserve">, </w:t>
-      </w:r>
-      <w:proofErr w:type="spellStart"/>
-      <w:r>
-        <w:rPr>
-          <w:rFonts w:ascii="Arial" w:hAnsi="Arial" w:cs="Arial"/>
-          <w:sz w:val="18"/>
-        </w:rPr>
-        <w:t>Terraform</w:t>
-      </w:r>
-      <w:proofErr w:type="spellEnd"/>
-      <w:r>
-        <w:rPr>
-          <w:rFonts w:ascii="Arial" w:hAnsi="Arial" w:cs="Arial"/>
-          <w:sz w:val="18"/>
-        </w:rPr>
-        <w:t xml:space="preserve">, </w:t>
-      </w:r>
-      <w:proofErr w:type="spellStart"/>
-      <w:r>
-        <w:rPr>
-          <w:rFonts w:ascii="Arial" w:hAnsi="Arial" w:cs="Arial"/>
-          <w:sz w:val="18"/>
-        </w:rPr>
-        <w:t>CloudFormation</w:t>
-      </w:r>
-      <w:proofErr w:type="spellEnd"/>
-      <w:r>
-        <w:rPr>
-          <w:rFonts w:ascii="Arial" w:hAnsi="Arial" w:cs="Arial"/>
-          <w:sz w:val="18"/>
-        </w:rPr>
-        <w:t xml:space="preserve">, </w:t>
+        <w:t>Azure</w:t>
+      </w:r>
+      <w:r>
+        <w:rPr>
+          <w:rFonts w:ascii="Arial" w:hAnsi="Arial" w:cs="Arial"/>
+          <w:sz w:val="18"/>
+        </w:rPr>
+        <w:t xml:space="preserve">: AKS, App Service, Azure SQL, Service Bus, Key Vault, Application Insights, </w:t>
       </w:r>
       <w:r>
         <w:rPr>
@@ -913,78 +570,14 @@
           <w:b/>
           <w:sz w:val="18"/>
         </w:rPr>
-        <w:t>AWS</w:t>
-      </w:r>
-      <w:r>
-        <w:rPr>
-          <w:rFonts w:ascii="Arial" w:hAnsi="Arial" w:cs="Arial"/>
-          <w:sz w:val="18"/>
-        </w:rPr>
-        <w:t xml:space="preserve">: EKS, ECS, EC2, Lambda, API Gateway, S3, </w:t>
-      </w:r>
-      <w:proofErr w:type="spellStart"/>
-      <w:r>
-        <w:rPr>
-          <w:rFonts w:ascii="Arial" w:hAnsi="Arial" w:cs="Arial"/>
-          <w:sz w:val="18"/>
-        </w:rPr>
-        <w:t>CloudFront</w:t>
-      </w:r>
-      <w:proofErr w:type="spellEnd"/>
-      <w:r>
-        <w:rPr>
-          <w:rFonts w:ascii="Arial" w:hAnsi="Arial" w:cs="Arial"/>
-          <w:sz w:val="18"/>
-        </w:rPr>
-        <w:t xml:space="preserve">, RDS, </w:t>
-      </w:r>
-      <w:proofErr w:type="spellStart"/>
-      <w:r>
-        <w:rPr>
-          <w:rFonts w:ascii="Arial" w:hAnsi="Arial" w:cs="Arial"/>
-          <w:sz w:val="18"/>
-        </w:rPr>
-        <w:t>DynamoDB</w:t>
-      </w:r>
-      <w:proofErr w:type="spellEnd"/>
-      <w:r>
-        <w:rPr>
-          <w:rFonts w:ascii="Arial" w:hAnsi="Arial" w:cs="Arial"/>
-          <w:sz w:val="18"/>
-        </w:rPr>
-        <w:t xml:space="preserve">, </w:t>
-      </w:r>
-      <w:proofErr w:type="spellStart"/>
-      <w:r>
-        <w:rPr>
-          <w:rFonts w:ascii="Arial" w:hAnsi="Arial" w:cs="Arial"/>
-          <w:sz w:val="18"/>
-        </w:rPr>
-        <w:t>ElastiCache</w:t>
-      </w:r>
-      <w:proofErr w:type="spellEnd"/>
-      <w:r>
-        <w:rPr>
-          <w:rFonts w:ascii="Arial" w:hAnsi="Arial" w:cs="Arial"/>
-          <w:sz w:val="18"/>
-        </w:rPr>
-        <w:t xml:space="preserve">, </w:t>
-      </w:r>
-      <w:proofErr w:type="spellStart"/>
-      <w:r>
-        <w:rPr>
-          <w:rFonts w:ascii="Arial" w:hAnsi="Arial" w:cs="Arial"/>
-          <w:sz w:val="18"/>
-        </w:rPr>
-        <w:t>EventBridge</w:t>
-      </w:r>
-      <w:proofErr w:type="spellEnd"/>
-      <w:r>
-        <w:rPr>
-          <w:rFonts w:ascii="Arial" w:hAnsi="Arial" w:cs="Arial"/>
-          <w:sz w:val="18"/>
-        </w:rPr>
-        <w:t xml:space="preserve">, Step Functions, IAM, </w:t>
+        <w:t>GCP</w:t>
+      </w:r>
+      <w:r>
+        <w:rPr>
+          <w:rFonts w:ascii="Arial" w:hAnsi="Arial" w:cs="Arial"/>
+          <w:sz w:val="18"/>
+        </w:rPr>
+        <w:t xml:space="preserve">: GKE, Cloud Run, Pub/Sub, Cloud Storage, BigQuery (as consumer/integrator), </w:t>
       </w:r>
       <w:r>
         <w:rPr>
@@ -992,52 +585,6 @@
           <w:b/>
           <w:sz w:val="18"/>
         </w:rPr>
-        <w:t>Azure</w:t>
-      </w:r>
-      <w:r>
-        <w:rPr>
-          <w:rFonts w:ascii="Arial" w:hAnsi="Arial" w:cs="Arial"/>
-          <w:sz w:val="18"/>
-        </w:rPr>
-        <w:t xml:space="preserve">: AKS, App Service, Azure SQL, Service Bus, Key Vault, Application Insights, </w:t>
-      </w:r>
-      <w:r>
-        <w:rPr>
-          <w:rFonts w:ascii="Arial" w:hAnsi="Arial" w:cs="Arial"/>
-          <w:b/>
-          <w:sz w:val="18"/>
-        </w:rPr>
-        <w:t>GCP</w:t>
-      </w:r>
-      <w:r>
-        <w:rPr>
-          <w:rFonts w:ascii="Arial" w:hAnsi="Arial" w:cs="Arial"/>
-          <w:sz w:val="18"/>
-        </w:rPr>
-        <w:t xml:space="preserve">: GKE, Cloud Run, Pub/Sub, Cloud Storage, </w:t>
-      </w:r>
-      <w:proofErr w:type="spellStart"/>
-      <w:r>
-        <w:rPr>
-          <w:rFonts w:ascii="Arial" w:hAnsi="Arial" w:cs="Arial"/>
-          <w:sz w:val="18"/>
-        </w:rPr>
-        <w:t>BigQuery</w:t>
-      </w:r>
-      <w:proofErr w:type="spellEnd"/>
-      <w:r>
-        <w:rPr>
-          <w:rFonts w:ascii="Arial" w:hAnsi="Arial" w:cs="Arial"/>
-          <w:sz w:val="18"/>
-        </w:rPr>
-        <w:t xml:space="preserve"> (as consumer/integrator), </w:t>
-      </w:r>
-      <w:r>
-        <w:rPr>
-          <w:rFonts w:ascii="Arial" w:hAnsi="Arial" w:cs="Arial"/>
-          <w:b/>
-          <w:sz w:val="18"/>
-        </w:rPr>
         <w:t>CI/CD</w:t>
       </w:r>
       <w:r>
@@ -1045,65 +592,8 @@
           <w:rFonts w:ascii="Arial" w:hAnsi="Arial" w:cs="Arial"/>
           <w:sz w:val="18"/>
         </w:rPr>
-        <w:t xml:space="preserve">: </w:t>
-      </w:r>
-      <w:proofErr w:type="spellStart"/>
-      <w:r>
-        <w:rPr>
-          <w:rFonts w:ascii="Arial" w:hAnsi="Arial" w:cs="Arial"/>
-          <w:sz w:val="18"/>
-        </w:rPr>
-        <w:t>GitHub</w:t>
-      </w:r>
-      <w:proofErr w:type="spellEnd"/>
-      <w:r>
-        <w:rPr>
-          <w:rFonts w:ascii="Arial" w:hAnsi="Arial" w:cs="Arial"/>
-          <w:sz w:val="18"/>
-        </w:rPr>
-        <w:t xml:space="preserve"> Actions, </w:t>
-      </w:r>
-      <w:proofErr w:type="spellStart"/>
-      <w:r>
-        <w:rPr>
-          <w:rFonts w:ascii="Arial" w:hAnsi="Arial" w:cs="Arial"/>
-          <w:sz w:val="18"/>
-        </w:rPr>
-        <w:t>GitLab</w:t>
-      </w:r>
-      <w:proofErr w:type="spellEnd"/>
-      <w:r>
-        <w:rPr>
-          <w:rFonts w:ascii="Arial" w:hAnsi="Arial" w:cs="Arial"/>
-          <w:sz w:val="18"/>
-        </w:rPr>
-        <w:t xml:space="preserve"> CI, Jenkins, Azure </w:t>
-      </w:r>
-      <w:proofErr w:type="spellStart"/>
-      <w:r>
-        <w:rPr>
-          <w:rFonts w:ascii="Arial" w:hAnsi="Arial" w:cs="Arial"/>
-          <w:sz w:val="18"/>
-        </w:rPr>
-        <w:t>DevOps</w:t>
-      </w:r>
-      <w:proofErr w:type="spellEnd"/>
-      <w:r>
-        <w:rPr>
-          <w:rFonts w:ascii="Arial" w:hAnsi="Arial" w:cs="Arial"/>
-          <w:sz w:val="18"/>
-        </w:rPr>
-        <w:t xml:space="preserve">, </w:t>
-      </w:r>
-      <w:proofErr w:type="spellStart"/>
-      <w:r>
-        <w:rPr>
-          <w:rFonts w:ascii="Arial" w:hAnsi="Arial" w:cs="Arial"/>
-          <w:sz w:val="18"/>
-        </w:rPr>
-        <w:t>CircleCI</w:t>
-      </w:r>
-      <w:proofErr w:type="spellEnd"/>
+        <w:t>: GitHub Actions, GitLab CI, Jenkins, Azure DevOps, CircleCI</w:t>
+      </w:r>
     </w:p>
     <w:p>
       <w:pPr>
@@ -1118,94 +608,35 @@
           <w:sz w:val="18"/>
         </w:rPr>
       </w:pPr>
-      <w:proofErr w:type="spellStart"/>
       <w:r>
         <w:rPr>
           <w:rFonts w:ascii="Arial" w:hAnsi="Arial" w:cs="Arial"/>
           <w:b/>
           <w:sz w:val="18"/>
         </w:rPr>
-        <w:t>Observability</w:t>
-      </w:r>
-      <w:proofErr w:type="spellEnd"/>
+        <w:t>Observability, Quality &amp; Security —</w:t>
+      </w:r>
+      <w:r>
+        <w:rPr>
+          <w:rFonts w:ascii="Arial" w:hAnsi="Arial" w:cs="Arial"/>
+          <w:sz w:val="18"/>
+        </w:rPr>
+        <w:t xml:space="preserve"> OpenTelemetry, Datadog, Prometheus, Grafana, ELK/EFK, CloudWatch, structured logging, </w:t>
+      </w:r>
       <w:r>
         <w:rPr>
           <w:rFonts w:ascii="Arial" w:hAnsi="Arial" w:cs="Arial"/>
           <w:b/>
           <w:sz w:val="18"/>
         </w:rPr>
-        <w:t>, Quality &amp; Security —</w:t>
-      </w:r>
-      <w:r>
-        <w:rPr>
-          <w:rFonts w:ascii="Arial" w:hAnsi="Arial" w:cs="Arial"/>
-          <w:sz w:val="18"/>
-        </w:rPr>
-        <w:t xml:space="preserve"> </w:t>
-      </w:r>
-      <w:proofErr w:type="spellStart"/>
-      <w:r>
-        <w:rPr>
-          <w:rFonts w:ascii="Arial" w:hAnsi="Arial" w:cs="Arial"/>
-          <w:sz w:val="18"/>
-        </w:rPr>
-        <w:t>OpenTelemetry</w:t>
-      </w:r>
-      <w:proofErr w:type="spellEnd"/>
-      <w:r>
-        <w:rPr>
-          <w:rFonts w:ascii="Arial" w:hAnsi="Arial" w:cs="Arial"/>
-          <w:sz w:val="18"/>
-        </w:rPr>
-        <w:t xml:space="preserve">, </w:t>
-      </w:r>
-      <w:proofErr w:type="spellStart"/>
-      <w:r>
-        <w:rPr>
-          <w:rFonts w:ascii="Arial" w:hAnsi="Arial" w:cs="Arial"/>
-          <w:sz w:val="18"/>
-        </w:rPr>
-        <w:t>Datadog</w:t>
-      </w:r>
-      <w:proofErr w:type="spellEnd"/>
-      <w:r>
-        <w:rPr>
-          <w:rFonts w:ascii="Arial" w:hAnsi="Arial" w:cs="Arial"/>
-          <w:sz w:val="18"/>
-        </w:rPr>
-        <w:t xml:space="preserve">, Prometheus, </w:t>
-      </w:r>
-      <w:proofErr w:type="spellStart"/>
-      <w:r>
-        <w:rPr>
-          <w:rFonts w:ascii="Arial" w:hAnsi="Arial" w:cs="Arial"/>
-          <w:sz w:val="18"/>
-        </w:rPr>
-        <w:t>Grafana</w:t>
-      </w:r>
-      <w:proofErr w:type="spellEnd"/>
-      <w:r>
-        <w:rPr>
-          <w:rFonts w:ascii="Arial" w:hAnsi="Arial" w:cs="Arial"/>
-          <w:sz w:val="18"/>
-        </w:rPr>
-        <w:t xml:space="preserve">, ELK/EFK, </w:t>
-      </w:r>
-      <w:proofErr w:type="spellStart"/>
-      <w:r>
-        <w:rPr>
-          <w:rFonts w:ascii="Arial" w:hAnsi="Arial" w:cs="Arial"/>
-          <w:sz w:val="18"/>
-        </w:rPr>
-        <w:t>CloudWatch</w:t>
-      </w:r>
-      <w:proofErr w:type="spellEnd"/>
-      <w:r>
-        <w:rPr>
-          <w:rFonts w:ascii="Arial" w:hAnsi="Arial" w:cs="Arial"/>
-          <w:sz w:val="18"/>
-        </w:rPr>
-        <w:t xml:space="preserve">, structured logging, </w:t>
+        <w:t>Testing</w:t>
+      </w:r>
+      <w:r>
+        <w:rPr>
+          <w:rFonts w:ascii="Arial" w:hAnsi="Arial" w:cs="Arial"/>
+          <w:sz w:val="18"/>
+        </w:rPr>
+        <w:t xml:space="preserve">: Jest, Mocha, Chai, React Testing Library, Cypress, Playwright, API contract tests (Pact-style), </w:t>
       </w:r>
       <w:r>
         <w:rPr>
@@ -1213,21 +644,6 @@
           <w:b/>
           <w:sz w:val="18"/>
         </w:rPr>
-        <w:t>Testing</w:t>
-      </w:r>
-      <w:r>
-        <w:rPr>
-          <w:rFonts w:ascii="Arial" w:hAnsi="Arial" w:cs="Arial"/>
-          <w:sz w:val="18"/>
-        </w:rPr>
-        <w:t xml:space="preserve">: Jest, Mocha, Chai, React Testing Library, Cypress, Playwright, API contract tests (Pact-style), </w:t>
-      </w:r>
-      <w:r>
-        <w:rPr>
-          <w:rFonts w:ascii="Arial" w:hAnsi="Arial" w:cs="Arial"/>
-          <w:b/>
-          <w:sz w:val="18"/>
-        </w:rPr>
         <w:t>Security</w:t>
       </w:r>
       <w:r>
@@ -1235,55 +651,7 @@
           <w:rFonts w:ascii="Arial" w:hAnsi="Arial" w:cs="Arial"/>
           <w:sz w:val="18"/>
         </w:rPr>
-        <w:t xml:space="preserve">: OAuth2, </w:t>
-      </w:r>
-      <w:proofErr w:type="spellStart"/>
-      <w:r>
-        <w:rPr>
-          <w:rFonts w:ascii="Arial" w:hAnsi="Arial" w:cs="Arial"/>
-          <w:sz w:val="18"/>
-        </w:rPr>
-        <w:t>OpenID</w:t>
-      </w:r>
-      <w:proofErr w:type="spellEnd"/>
-      <w:r>
-        <w:rPr>
-          <w:rFonts w:ascii="Arial" w:hAnsi="Arial" w:cs="Arial"/>
-          <w:sz w:val="18"/>
-        </w:rPr>
-        <w:t xml:space="preserve"> Connect, JWT, </w:t>
-      </w:r>
-      <w:proofErr w:type="spellStart"/>
-      <w:r>
-        <w:rPr>
-          <w:rFonts w:ascii="Arial" w:hAnsi="Arial" w:cs="Arial"/>
-          <w:sz w:val="18"/>
-        </w:rPr>
-        <w:t>Okta</w:t>
-      </w:r>
-      <w:proofErr w:type="spellEnd"/>
-      <w:r>
-        <w:rPr>
-          <w:rFonts w:ascii="Arial" w:hAnsi="Arial" w:cs="Arial"/>
-          <w:sz w:val="18"/>
-        </w:rPr>
-        <w:t xml:space="preserve">, Auth0, AWS </w:t>
-      </w:r>
-      <w:proofErr w:type="spellStart"/>
-      <w:r>
-        <w:rPr>
-          <w:rFonts w:ascii="Arial" w:hAnsi="Arial" w:cs="Arial"/>
-          <w:sz w:val="18"/>
-        </w:rPr>
-        <w:t>Cognito</w:t>
-      </w:r>
-      <w:proofErr w:type="spellEnd"/>
-      <w:r>
-        <w:rPr>
-          <w:rFonts w:ascii="Arial" w:hAnsi="Arial" w:cs="Arial"/>
-          <w:sz w:val="18"/>
-        </w:rPr>
-        <w:t>, rate limiting, RBAC/ABAC, audit logging</w:t>
+        <w:t>: OAuth2, OpenID Connect, JWT, Okta, Auth0, AWS Cognito, rate limiting, RBAC/ABAC, audit logging</w:t>
       </w:r>
     </w:p>
     <w:p>
@@ -1318,8 +686,6 @@
       </w:r>
     </w:p>
     <w:p>
-      <w:proofErr w:type="spellStart"/>
-      <w:proofErr w:type="gramStart"/>
       <w:r>
         <w:rPr>
           <w:rFonts w:ascii="Arial" w:eastAsia="Arial" w:hAnsi="Arial" w:cs="Arial"/>
@@ -1327,27 +693,7 @@
           <w:sz w:val="21"/>
           <w:szCs w:val="21"/>
         </w:rPr>
-        <w:t>SumatoSoft</w:t>
-      </w:r>
-      <w:proofErr w:type="spellEnd"/>
-      <w:r>
-        <w:rPr>
-          <w:rFonts w:ascii="Arial" w:eastAsia="Arial" w:hAnsi="Arial" w:cs="Arial"/>
-          <w:color w:val="555555"/>
-          <w:sz w:val="21"/>
-          <w:szCs w:val="21"/>
-        </w:rPr>
-        <w:t xml:space="preserve">  |</w:t>
-      </w:r>
-      <w:proofErr w:type="gramEnd"/>
-      <w:r>
-        <w:rPr>
-          <w:rFonts w:ascii="Arial" w:eastAsia="Arial" w:hAnsi="Arial" w:cs="Arial"/>
-          <w:color w:val="555555"/>
-          <w:sz w:val="21"/>
-          <w:szCs w:val="21"/>
-        </w:rPr>
-        <w:t xml:space="preserve">  January 2021 - December 2025</w:t>
+        <w:t>SumatoSoft  |  January 2021 - December 2025</w:t>
       </w:r>
     </w:p>
     <w:p>
@@ -1383,23 +729,7 @@
           <w:rFonts w:ascii="Arial" w:hAnsi="Arial" w:cs="Arial"/>
           <w:sz w:val="18"/>
         </w:rPr>
-        <w:t xml:space="preserve"> APIs (</w:t>
-      </w:r>
-      <w:proofErr w:type="spellStart"/>
-      <w:r>
-        <w:rPr>
-          <w:rFonts w:ascii="Arial" w:hAnsi="Arial" w:cs="Arial"/>
-          <w:sz w:val="18"/>
-        </w:rPr>
-        <w:t>FastAPI</w:t>
-      </w:r>
-      <w:proofErr w:type="spellEnd"/>
-      <w:r>
-        <w:rPr>
-          <w:rFonts w:ascii="Arial" w:hAnsi="Arial" w:cs="Arial"/>
-          <w:sz w:val="18"/>
-        </w:rPr>
-        <w:t>) for customer workflows with strict validation, consistent error contracts, and predictable pagination/filtering to stabilize integrations across multiple clients.</w:t>
+        <w:t xml:space="preserve"> APIs (FastAPI) for customer workflows with strict validation, consistent error contracts, and predictable pagination/filtering to stabilize integrations across multiple clients.</w:t>
       </w:r>
     </w:p>
     <w:p>
@@ -1486,41 +816,15 @@
           <w:rFonts w:ascii="Arial" w:hAnsi="Arial" w:cs="Arial"/>
           <w:sz w:val="18"/>
         </w:rPr>
-        <w:t xml:space="preserve">, with </w:t>
-      </w:r>
-      <w:proofErr w:type="spellStart"/>
-      <w:r>
-        <w:rPr>
-          <w:rFonts w:ascii="Arial" w:hAnsi="Arial" w:cs="Arial"/>
-          <w:sz w:val="18"/>
-        </w:rPr>
-        <w:t>deduplication</w:t>
-      </w:r>
-      <w:proofErr w:type="spellEnd"/>
-      <w:r>
-        <w:rPr>
-          <w:rFonts w:ascii="Arial" w:hAnsi="Arial" w:cs="Arial"/>
-          <w:sz w:val="18"/>
-        </w:rPr>
-        <w:t xml:space="preserve"> tables and </w:t>
-      </w:r>
-      <w:proofErr w:type="spellStart"/>
-      <w:r>
-        <w:rPr>
-          <w:rStyle w:val="Strong"/>
-          <w:rFonts w:ascii="Arial" w:hAnsi="Arial" w:cs="Arial"/>
-          <w:sz w:val="18"/>
-        </w:rPr>
-        <w:t>idempotency</w:t>
-      </w:r>
-      <w:proofErr w:type="spellEnd"/>
-      <w:r>
-        <w:rPr>
-          <w:rStyle w:val="Strong"/>
-          <w:rFonts w:ascii="Arial" w:hAnsi="Arial" w:cs="Arial"/>
-          <w:sz w:val="18"/>
-        </w:rPr>
-        <w:t xml:space="preserve"> keys</w:t>
+        <w:t xml:space="preserve">, with deduplication tables and </w:t>
+      </w:r>
+      <w:r>
+        <w:rPr>
+          <w:rStyle w:val="Strong"/>
+          <w:rFonts w:ascii="Arial" w:hAnsi="Arial" w:cs="Arial"/>
+          <w:sz w:val="18"/>
+        </w:rPr>
+        <w:t>idempotency keys</w:t>
       </w:r>
       <w:r>
         <w:rPr>
@@ -1550,7 +854,6 @@
         </w:rPr>
         <w:t xml:space="preserve">Created long-running job pipelines with </w:t>
       </w:r>
-      <w:proofErr w:type="spellStart"/>
       <w:r>
         <w:rPr>
           <w:rStyle w:val="Strong"/>
@@ -1559,7 +862,6 @@
         </w:rPr>
         <w:t>RabbitMQ</w:t>
       </w:r>
-      <w:proofErr w:type="spellEnd"/>
       <w:r>
         <w:rPr>
           <w:rFonts w:ascii="Arial" w:hAnsi="Arial" w:cs="Arial"/>
@@ -1588,7 +890,6 @@
         </w:rPr>
         <w:t xml:space="preserve">Optimized </w:t>
       </w:r>
-      <w:proofErr w:type="spellStart"/>
       <w:r>
         <w:rPr>
           <w:rStyle w:val="Strong"/>
@@ -1597,7 +898,6 @@
         </w:rPr>
         <w:t>PostgreSQL</w:t>
       </w:r>
-      <w:proofErr w:type="spellEnd"/>
       <w:r>
         <w:rPr>
           <w:rFonts w:ascii="Arial" w:hAnsi="Arial" w:cs="Arial"/>
@@ -1641,7 +941,6 @@
         </w:rPr>
         <w:t xml:space="preserve"> and </w:t>
       </w:r>
-      <w:proofErr w:type="spellStart"/>
       <w:r>
         <w:rPr>
           <w:rStyle w:val="Strong"/>
@@ -1650,7 +949,6 @@
         </w:rPr>
         <w:t>MongoDB</w:t>
       </w:r>
-      <w:proofErr w:type="spellEnd"/>
       <w:r>
         <w:rPr>
           <w:rFonts w:ascii="Arial" w:hAnsi="Arial" w:cs="Arial"/>
@@ -1679,7 +977,6 @@
         </w:rPr>
         <w:t xml:space="preserve">Implemented multi-tenant storage strategies using </w:t>
       </w:r>
-      <w:proofErr w:type="spellStart"/>
       <w:r>
         <w:rPr>
           <w:rStyle w:val="Strong"/>
@@ -1688,7 +985,6 @@
         </w:rPr>
         <w:t>DynamoDB</w:t>
       </w:r>
-      <w:proofErr w:type="spellEnd"/>
       <w:r>
         <w:rPr>
           <w:rFonts w:ascii="Arial" w:hAnsi="Arial" w:cs="Arial"/>
@@ -1732,7 +1028,6 @@
         </w:rPr>
         <w:t xml:space="preserve">Added caching layers with </w:t>
       </w:r>
-      <w:proofErr w:type="spellStart"/>
       <w:r>
         <w:rPr>
           <w:rStyle w:val="Strong"/>
@@ -1741,7 +1036,6 @@
         </w:rPr>
         <w:t>Redis</w:t>
       </w:r>
-      <w:proofErr w:type="spellEnd"/>
       <w:r>
         <w:rPr>
           <w:rFonts w:ascii="Arial" w:hAnsi="Arial" w:cs="Arial"/>
@@ -1749,7 +1043,6 @@
         </w:rPr>
         <w:t xml:space="preserve"> and </w:t>
       </w:r>
-      <w:proofErr w:type="spellStart"/>
       <w:r>
         <w:rPr>
           <w:rStyle w:val="Strong"/>
@@ -1758,7 +1051,6 @@
         </w:rPr>
         <w:t>ElastiCache</w:t>
       </w:r>
-      <w:proofErr w:type="spellEnd"/>
       <w:r>
         <w:rPr>
           <w:rFonts w:ascii="Arial" w:hAnsi="Arial" w:cs="Arial"/>
@@ -1787,7 +1079,6 @@
         </w:rPr>
         <w:t xml:space="preserve">Delivered search capabilities by indexing domain events into </w:t>
       </w:r>
-      <w:proofErr w:type="spellStart"/>
       <w:r>
         <w:rPr>
           <w:rStyle w:val="Strong"/>
@@ -1796,7 +1087,6 @@
         </w:rPr>
         <w:t>Elasticsearch</w:t>
       </w:r>
-      <w:proofErr w:type="spellEnd"/>
       <w:r>
         <w:rPr>
           <w:rFonts w:ascii="Arial" w:hAnsi="Arial" w:cs="Arial"/>
@@ -1817,23 +1107,7 @@
           <w:rFonts w:ascii="Arial" w:hAnsi="Arial" w:cs="Arial"/>
           <w:sz w:val="18"/>
         </w:rPr>
-        <w:t xml:space="preserve">, ensuring consistent analyzers, </w:t>
-      </w:r>
-      <w:proofErr w:type="spellStart"/>
-      <w:r>
-        <w:rPr>
-          <w:rFonts w:ascii="Arial" w:hAnsi="Arial" w:cs="Arial"/>
-          <w:sz w:val="18"/>
-        </w:rPr>
-        <w:t>reindex</w:t>
-      </w:r>
-      <w:proofErr w:type="spellEnd"/>
-      <w:r>
-        <w:rPr>
-          <w:rFonts w:ascii="Arial" w:hAnsi="Arial" w:cs="Arial"/>
-          <w:sz w:val="18"/>
-        </w:rPr>
-        <w:t xml:space="preserve"> playbooks, and query latency guardrails.</w:t>
+        <w:t>, ensuring consistent analyzers, reindex playbooks, and query latency guardrails.</w:t>
       </w:r>
     </w:p>
     <w:p>
@@ -1871,7 +1145,6 @@
         </w:rPr>
         <w:t xml:space="preserve"> + signed URLs and accelerated delivery via </w:t>
       </w:r>
-      <w:proofErr w:type="spellStart"/>
       <w:r>
         <w:rPr>
           <w:rStyle w:val="Strong"/>
@@ -1880,7 +1153,6 @@
         </w:rPr>
         <w:t>CloudFront</w:t>
       </w:r>
-      <w:proofErr w:type="spellEnd"/>
       <w:r>
         <w:rPr>
           <w:rFonts w:ascii="Arial" w:hAnsi="Arial" w:cs="Arial"/>
@@ -1924,23 +1196,13 @@
         </w:rPr>
         <w:t xml:space="preserve">, </w:t>
       </w:r>
-      <w:proofErr w:type="spellStart"/>
-      <w:r>
-        <w:rPr>
-          <w:rStyle w:val="Strong"/>
-          <w:rFonts w:ascii="Arial" w:hAnsi="Arial" w:cs="Arial"/>
-          <w:sz w:val="18"/>
-        </w:rPr>
-        <w:t>OpenID</w:t>
-      </w:r>
-      <w:proofErr w:type="spellEnd"/>
-      <w:r>
-        <w:rPr>
-          <w:rStyle w:val="Strong"/>
-          <w:rFonts w:ascii="Arial" w:hAnsi="Arial" w:cs="Arial"/>
-          <w:sz w:val="18"/>
-        </w:rPr>
-        <w:t xml:space="preserve"> Connect</w:t>
+      <w:r>
+        <w:rPr>
+          <w:rStyle w:val="Strong"/>
+          <w:rFonts w:ascii="Arial" w:hAnsi="Arial" w:cs="Arial"/>
+          <w:sz w:val="18"/>
+        </w:rPr>
+        <w:t>OpenID Connect</w:t>
       </w:r>
       <w:r>
         <w:rPr>
@@ -1964,7 +1226,6 @@
         </w:rPr>
         <w:t>, and provider integrations (</w:t>
       </w:r>
-      <w:proofErr w:type="spellStart"/>
       <w:r>
         <w:rPr>
           <w:rStyle w:val="Strong"/>
@@ -1973,7 +1234,6 @@
         </w:rPr>
         <w:t>Okta</w:t>
       </w:r>
-      <w:proofErr w:type="spellEnd"/>
       <w:r>
         <w:rPr>
           <w:rFonts w:ascii="Arial" w:hAnsi="Arial" w:cs="Arial"/>
@@ -2002,18 +1262,8 @@
           <w:rFonts w:ascii="Arial" w:hAnsi="Arial" w:cs="Arial"/>
           <w:sz w:val="18"/>
         </w:rPr>
-        <w:t xml:space="preserve">AWS </w:t>
-      </w:r>
-      <w:proofErr w:type="spellStart"/>
-      <w:r>
-        <w:rPr>
-          <w:rStyle w:val="Strong"/>
-          <w:rFonts w:ascii="Arial" w:hAnsi="Arial" w:cs="Arial"/>
-          <w:sz w:val="18"/>
-        </w:rPr>
-        <w:t>Cognito</w:t>
-      </w:r>
-      <w:proofErr w:type="spellEnd"/>
+        <w:t>AWS Cognito</w:t>
+      </w:r>
       <w:r>
         <w:rPr>
           <w:rFonts w:ascii="Arial" w:hAnsi="Arial" w:cs="Arial"/>
@@ -2055,23 +1305,7 @@
           <w:rFonts w:ascii="Arial" w:hAnsi="Arial" w:cs="Arial"/>
           <w:sz w:val="18"/>
         </w:rPr>
-        <w:t>, request shaping, and outbound retry/</w:t>
-      </w:r>
-      <w:proofErr w:type="spellStart"/>
-      <w:r>
-        <w:rPr>
-          <w:rFonts w:ascii="Arial" w:hAnsi="Arial" w:cs="Arial"/>
-          <w:sz w:val="18"/>
-        </w:rPr>
-        <w:t>backoff</w:t>
-      </w:r>
-      <w:proofErr w:type="spellEnd"/>
-      <w:r>
-        <w:rPr>
-          <w:rFonts w:ascii="Arial" w:hAnsi="Arial" w:cs="Arial"/>
-          <w:sz w:val="18"/>
-        </w:rPr>
-        <w:t xml:space="preserve"> to prevent dependency failures from cascading into full-service incidents.</w:t>
+        <w:t>, request shaping, and outbound retry/backoff to prevent dependency failures from cascading into full-service incidents.</w:t>
       </w:r>
     </w:p>
     <w:p>
@@ -2094,7 +1328,6 @@
         </w:rPr>
         <w:t xml:space="preserve">Implemented tracing/metrics/logs with </w:t>
       </w:r>
-      <w:proofErr w:type="spellStart"/>
       <w:r>
         <w:rPr>
           <w:rStyle w:val="Strong"/>
@@ -2103,7 +1336,6 @@
         </w:rPr>
         <w:t>OpenTelemetry</w:t>
       </w:r>
-      <w:proofErr w:type="spellEnd"/>
       <w:r>
         <w:rPr>
           <w:rFonts w:ascii="Arial" w:hAnsi="Arial" w:cs="Arial"/>
@@ -2111,7 +1343,6 @@
         </w:rPr>
         <w:t xml:space="preserve"> exported into </w:t>
       </w:r>
-      <w:proofErr w:type="spellStart"/>
       <w:r>
         <w:rPr>
           <w:rStyle w:val="Strong"/>
@@ -2120,7 +1351,6 @@
         </w:rPr>
         <w:t>Datadog</w:t>
       </w:r>
-      <w:proofErr w:type="spellEnd"/>
       <w:r>
         <w:rPr>
           <w:rFonts w:ascii="Arial" w:hAnsi="Arial" w:cs="Arial"/>
@@ -2128,7 +1358,6 @@
         </w:rPr>
         <w:t xml:space="preserve">, plus dashboards in </w:t>
       </w:r>
-      <w:proofErr w:type="spellStart"/>
       <w:r>
         <w:rPr>
           <w:rStyle w:val="Strong"/>
@@ -2137,7 +1366,6 @@
         </w:rPr>
         <w:t>Grafana</w:t>
       </w:r>
-      <w:proofErr w:type="spellEnd"/>
       <w:r>
         <w:rPr>
           <w:rFonts w:ascii="Arial" w:hAnsi="Arial" w:cs="Arial"/>
@@ -2196,7 +1424,6 @@
         </w:rPr>
         <w:t xml:space="preserve"> and </w:t>
       </w:r>
-      <w:proofErr w:type="spellStart"/>
       <w:r>
         <w:rPr>
           <w:rStyle w:val="Strong"/>
@@ -2205,7 +1432,6 @@
         </w:rPr>
         <w:t>CloudWatch</w:t>
       </w:r>
-      <w:proofErr w:type="spellEnd"/>
       <w:r>
         <w:rPr>
           <w:rFonts w:ascii="Arial" w:hAnsi="Arial" w:cs="Arial"/>
@@ -2235,7 +1461,6 @@
         <w:lastRenderedPageBreak/>
         <w:t xml:space="preserve">Owned delivery pipelines with </w:t>
       </w:r>
-      <w:proofErr w:type="spellStart"/>
       <w:r>
         <w:rPr>
           <w:rStyle w:val="Strong"/>
@@ -2244,7 +1469,6 @@
         </w:rPr>
         <w:t>Docker</w:t>
       </w:r>
-      <w:proofErr w:type="spellEnd"/>
       <w:r>
         <w:rPr>
           <w:rFonts w:ascii="Arial" w:hAnsi="Arial" w:cs="Arial"/>
@@ -2252,7 +1476,6 @@
         </w:rPr>
         <w:t xml:space="preserve">, </w:t>
       </w:r>
-      <w:proofErr w:type="spellStart"/>
       <w:r>
         <w:rPr>
           <w:rStyle w:val="Strong"/>
@@ -2261,7 +1484,6 @@
         </w:rPr>
         <w:t>Kubernetes</w:t>
       </w:r>
-      <w:proofErr w:type="spellEnd"/>
       <w:r>
         <w:rPr>
           <w:rFonts w:ascii="Arial" w:hAnsi="Arial" w:cs="Arial"/>
@@ -2314,7 +1536,6 @@
         </w:rPr>
         <w:t xml:space="preserve"> (</w:t>
       </w:r>
-      <w:proofErr w:type="spellStart"/>
       <w:r>
         <w:rPr>
           <w:rStyle w:val="Strong"/>
@@ -2323,58 +1544,21 @@
         </w:rPr>
         <w:t>GitOps</w:t>
       </w:r>
-      <w:proofErr w:type="spellEnd"/>
-      <w:r>
-        <w:rPr>
-          <w:rFonts w:ascii="Arial" w:hAnsi="Arial" w:cs="Arial"/>
-          <w:sz w:val="18"/>
-        </w:rPr>
-        <w:t xml:space="preserve">), and </w:t>
-      </w:r>
-      <w:proofErr w:type="spellStart"/>
-      <w:r>
-        <w:rPr>
-          <w:rFonts w:ascii="Arial" w:hAnsi="Arial" w:cs="Arial"/>
-          <w:sz w:val="18"/>
-        </w:rPr>
-        <w:t>IaC</w:t>
-      </w:r>
-      <w:proofErr w:type="spellEnd"/>
-      <w:r>
-        <w:rPr>
-          <w:rFonts w:ascii="Arial" w:hAnsi="Arial" w:cs="Arial"/>
-          <w:sz w:val="18"/>
-        </w:rPr>
-        <w:t xml:space="preserve"> (</w:t>
-      </w:r>
-      <w:proofErr w:type="spellStart"/>
-      <w:r>
-        <w:rPr>
-          <w:rStyle w:val="Strong"/>
-          <w:rFonts w:ascii="Arial" w:hAnsi="Arial" w:cs="Arial"/>
-          <w:sz w:val="18"/>
-        </w:rPr>
-        <w:t>Terraform</w:t>
-      </w:r>
-      <w:proofErr w:type="spellEnd"/>
-      <w:r>
-        <w:rPr>
-          <w:rStyle w:val="Strong"/>
-          <w:rFonts w:ascii="Arial" w:hAnsi="Arial" w:cs="Arial"/>
-          <w:sz w:val="18"/>
-        </w:rPr>
-        <w:t>/</w:t>
-      </w:r>
-      <w:proofErr w:type="spellStart"/>
-      <w:r>
-        <w:rPr>
-          <w:rStyle w:val="Strong"/>
-          <w:rFonts w:ascii="Arial" w:hAnsi="Arial" w:cs="Arial"/>
-          <w:sz w:val="18"/>
-        </w:rPr>
-        <w:t>CloudFormation</w:t>
-      </w:r>
-      <w:proofErr w:type="spellEnd"/>
+      <w:r>
+        <w:rPr>
+          <w:rFonts w:ascii="Arial" w:hAnsi="Arial" w:cs="Arial"/>
+          <w:sz w:val="18"/>
+        </w:rPr>
+        <w:t>), and IaC (</w:t>
+      </w:r>
+      <w:r>
+        <w:rPr>
+          <w:rStyle w:val="Strong"/>
+          <w:rFonts w:ascii="Arial" w:hAnsi="Arial" w:cs="Arial"/>
+          <w:sz w:val="18"/>
+        </w:rPr>
+        <w:t>Terraform/CloudFormation</w:t>
+      </w:r>
       <w:r>
         <w:rPr>
           <w:rFonts w:ascii="Arial" w:hAnsi="Arial" w:cs="Arial"/>
@@ -2382,52 +1566,14 @@
         </w:rPr>
         <w:t xml:space="preserve">) plus CI/CD in </w:t>
       </w:r>
-      <w:proofErr w:type="spellStart"/>
-      <w:r>
-        <w:rPr>
-          <w:rStyle w:val="Strong"/>
-          <w:rFonts w:ascii="Arial" w:hAnsi="Arial" w:cs="Arial"/>
-          <w:sz w:val="18"/>
-        </w:rPr>
-        <w:t>GitHub</w:t>
-      </w:r>
-      <w:proofErr w:type="spellEnd"/>
-      <w:r>
-        <w:rPr>
-          <w:rStyle w:val="Strong"/>
-          <w:rFonts w:ascii="Arial" w:hAnsi="Arial" w:cs="Arial"/>
-          <w:sz w:val="18"/>
-        </w:rPr>
-        <w:t xml:space="preserve"> Actions/Jenkins/</w:t>
-      </w:r>
-      <w:proofErr w:type="spellStart"/>
-      <w:r>
-        <w:rPr>
-          <w:rStyle w:val="Strong"/>
-          <w:rFonts w:ascii="Arial" w:hAnsi="Arial" w:cs="Arial"/>
-          <w:sz w:val="18"/>
-        </w:rPr>
-        <w:t>GitLab</w:t>
-      </w:r>
-      <w:proofErr w:type="spellEnd"/>
-      <w:r>
-        <w:rPr>
-          <w:rStyle w:val="Strong"/>
-          <w:rFonts w:ascii="Arial" w:hAnsi="Arial" w:cs="Arial"/>
-          <w:sz w:val="18"/>
-        </w:rPr>
-        <w:t xml:space="preserve"> CI/</w:t>
-      </w:r>
-      <w:proofErr w:type="spellStart"/>
-      <w:r>
-        <w:rPr>
-          <w:rStyle w:val="Strong"/>
-          <w:rFonts w:ascii="Arial" w:hAnsi="Arial" w:cs="Arial"/>
-          <w:sz w:val="18"/>
-        </w:rPr>
-        <w:t>CircleCI</w:t>
-      </w:r>
-      <w:proofErr w:type="spellEnd"/>
+      <w:r>
+        <w:rPr>
+          <w:rStyle w:val="Strong"/>
+          <w:rFonts w:ascii="Arial" w:hAnsi="Arial" w:cs="Arial"/>
+          <w:sz w:val="18"/>
+        </w:rPr>
+        <w:t>GitHub Actions/Jenkins/GitLab CI/CircleCI</w:t>
+      </w:r>
       <w:r>
         <w:rPr>
           <w:rFonts w:ascii="Arial" w:hAnsi="Arial" w:cs="Arial"/>
@@ -2472,27 +1618,7 @@
           <w:sz w:val="21"/>
           <w:szCs w:val="21"/>
         </w:rPr>
-        <w:t xml:space="preserve">High Touch </w:t>
-      </w:r>
-      <w:proofErr w:type="gramStart"/>
-      <w:r>
-        <w:rPr>
-          <w:rFonts w:ascii="Arial" w:eastAsia="Arial" w:hAnsi="Arial" w:cs="Arial"/>
-          <w:color w:val="555555"/>
-          <w:sz w:val="21"/>
-          <w:szCs w:val="21"/>
-        </w:rPr>
-        <w:t>Technologies  |</w:t>
-      </w:r>
-      <w:proofErr w:type="gramEnd"/>
-      <w:r>
-        <w:rPr>
-          <w:rFonts w:ascii="Arial" w:eastAsia="Arial" w:hAnsi="Arial" w:cs="Arial"/>
-          <w:color w:val="555555"/>
-          <w:sz w:val="21"/>
-          <w:szCs w:val="21"/>
-        </w:rPr>
-        <w:t xml:space="preserve">  June 2018 - December 2020</w:t>
+        <w:t>High Touch Technologies  |  June 2018 - December 2020</w:t>
       </w:r>
     </w:p>
     <w:p>
@@ -2515,7 +1641,6 @@
         </w:rPr>
         <w:t xml:space="preserve">Owned </w:t>
       </w:r>
-      <w:proofErr w:type="spellStart"/>
       <w:r>
         <w:rPr>
           <w:rFonts w:ascii="Arial" w:hAnsi="Arial" w:cs="Arial"/>
@@ -2524,7 +1649,6 @@
         </w:rPr>
         <w:t>Django</w:t>
       </w:r>
-      <w:proofErr w:type="spellEnd"/>
       <w:r>
         <w:rPr>
           <w:rFonts w:ascii="Arial" w:hAnsi="Arial" w:cs="Arial"/>
@@ -2568,7 +1692,6 @@
         </w:rPr>
         <w:t xml:space="preserve">Built containerized services using </w:t>
       </w:r>
-      <w:proofErr w:type="spellStart"/>
       <w:r>
         <w:rPr>
           <w:rStyle w:val="Strong"/>
@@ -2577,7 +1700,6 @@
         </w:rPr>
         <w:t>Docker</w:t>
       </w:r>
-      <w:proofErr w:type="spellEnd"/>
       <w:r>
         <w:rPr>
           <w:rFonts w:ascii="Arial" w:hAnsi="Arial" w:cs="Arial"/>
@@ -2604,25 +1726,8 @@
           <w:rFonts w:ascii="Arial" w:hAnsi="Arial" w:cs="Arial"/>
           <w:sz w:val="18"/>
         </w:rPr>
-        <w:t xml:space="preserve">Implemented </w:t>
-      </w:r>
-      <w:proofErr w:type="spellStart"/>
-      <w:r>
-        <w:rPr>
-          <w:rFonts w:ascii="Arial" w:hAnsi="Arial" w:cs="Arial"/>
-          <w:sz w:val="18"/>
-        </w:rPr>
-        <w:t>async</w:t>
-      </w:r>
-      <w:proofErr w:type="spellEnd"/>
-      <w:r>
-        <w:rPr>
-          <w:rFonts w:ascii="Arial" w:hAnsi="Arial" w:cs="Arial"/>
-          <w:sz w:val="18"/>
-        </w:rPr>
-        <w:t xml:space="preserve"> processing with Celery and queue scheduling using </w:t>
-      </w:r>
-      <w:proofErr w:type="spellStart"/>
+        <w:t xml:space="preserve">Implemented async processing with Celery and queue scheduling using </w:t>
+      </w:r>
       <w:r>
         <w:rPr>
           <w:rStyle w:val="Strong"/>
@@ -2631,7 +1736,6 @@
         </w:rPr>
         <w:t>RabbitMQ</w:t>
       </w:r>
-      <w:proofErr w:type="spellEnd"/>
       <w:r>
         <w:rPr>
           <w:rFonts w:ascii="Arial" w:hAnsi="Arial" w:cs="Arial"/>
@@ -2675,7 +1779,6 @@
         </w:rPr>
         <w:t xml:space="preserve">Improved relational write correctness in </w:t>
       </w:r>
-      <w:proofErr w:type="spellStart"/>
       <w:r>
         <w:rPr>
           <w:rStyle w:val="Strong"/>
@@ -2684,7 +1787,6 @@
         </w:rPr>
         <w:t>PostgreSQL</w:t>
       </w:r>
-      <w:proofErr w:type="spellEnd"/>
       <w:r>
         <w:rPr>
           <w:rFonts w:ascii="Arial" w:hAnsi="Arial" w:cs="Arial"/>
@@ -2728,7 +1830,6 @@
         </w:rPr>
         <w:t xml:space="preserve">Introduced </w:t>
       </w:r>
-      <w:proofErr w:type="spellStart"/>
       <w:r>
         <w:rPr>
           <w:rStyle w:val="Strong"/>
@@ -2737,7 +1838,6 @@
         </w:rPr>
         <w:t>Redis</w:t>
       </w:r>
-      <w:proofErr w:type="spellEnd"/>
       <w:r>
         <w:rPr>
           <w:rFonts w:ascii="Arial" w:hAnsi="Arial" w:cs="Arial"/>
@@ -2766,46 +1866,20 @@
         </w:rPr>
         <w:t xml:space="preserve">Delivered search and filtering experiences backed by </w:t>
       </w:r>
-      <w:proofErr w:type="spellStart"/>
-      <w:r>
-        <w:rPr>
-          <w:rStyle w:val="Strong"/>
-          <w:rFonts w:ascii="Arial" w:hAnsi="Arial" w:cs="Arial"/>
-          <w:sz w:val="18"/>
-        </w:rPr>
-        <w:t>Elasticsearch</w:t>
-      </w:r>
-      <w:proofErr w:type="spellEnd"/>
-      <w:r>
-        <w:rPr>
-          <w:rStyle w:val="Strong"/>
-          <w:rFonts w:ascii="Arial" w:hAnsi="Arial" w:cs="Arial"/>
-          <w:sz w:val="18"/>
-        </w:rPr>
-        <w:t>/OpenSearch</w:t>
-      </w:r>
-      <w:r>
-        <w:rPr>
-          <w:rFonts w:ascii="Arial" w:hAnsi="Arial" w:cs="Arial"/>
-          <w:sz w:val="18"/>
-        </w:rPr>
-        <w:t xml:space="preserve">, including index templates, query tuning, and safe </w:t>
-      </w:r>
-      <w:proofErr w:type="spellStart"/>
-      <w:r>
-        <w:rPr>
-          <w:rFonts w:ascii="Arial" w:hAnsi="Arial" w:cs="Arial"/>
-          <w:sz w:val="18"/>
-        </w:rPr>
-        <w:t>reindex</w:t>
-      </w:r>
-      <w:proofErr w:type="spellEnd"/>
-      <w:r>
-        <w:rPr>
-          <w:rFonts w:ascii="Arial" w:hAnsi="Arial" w:cs="Arial"/>
-          <w:sz w:val="18"/>
-        </w:rPr>
-        <w:t xml:space="preserve"> playbooks.</w:t>
+      <w:r>
+        <w:rPr>
+          <w:rStyle w:val="Strong"/>
+          <w:rFonts w:ascii="Arial" w:hAnsi="Arial" w:cs="Arial"/>
+          <w:sz w:val="18"/>
+        </w:rPr>
+        <w:t>Elasticsearch/OpenSearch</w:t>
+      </w:r>
+      <w:r>
+        <w:rPr>
+          <w:rFonts w:ascii="Arial" w:hAnsi="Arial" w:cs="Arial"/>
+          <w:sz w:val="18"/>
+        </w:rPr>
+        <w:t>, including index templates, query tuning, and safe reindex playbooks.</w:t>
       </w:r>
     </w:p>
     <w:p>
@@ -3005,7 +2079,6 @@
         </w:rPr>
         <w:t xml:space="preserve">, </w:t>
       </w:r>
-      <w:proofErr w:type="spellStart"/>
       <w:r>
         <w:rPr>
           <w:rStyle w:val="Strong"/>
@@ -3014,7 +2087,6 @@
         </w:rPr>
         <w:t>CloudFront</w:t>
       </w:r>
-      <w:proofErr w:type="spellEnd"/>
       <w:r>
         <w:rPr>
           <w:rFonts w:ascii="Arial" w:hAnsi="Arial" w:cs="Arial"/>
@@ -3022,7 +2094,6 @@
         </w:rPr>
         <w:t xml:space="preserve">, </w:t>
       </w:r>
-      <w:proofErr w:type="spellStart"/>
       <w:r>
         <w:rPr>
           <w:rStyle w:val="Strong"/>
@@ -3031,7 +2102,6 @@
         </w:rPr>
         <w:t>EventBridge</w:t>
       </w:r>
-      <w:proofErr w:type="spellEnd"/>
       <w:r>
         <w:rPr>
           <w:rFonts w:ascii="Arial" w:hAnsi="Arial" w:cs="Arial"/>
@@ -3067,23 +2137,7 @@
           <w:rFonts w:ascii="Arial" w:hAnsi="Arial" w:cs="Arial"/>
           <w:sz w:val="18"/>
         </w:rPr>
-        <w:t xml:space="preserve">) for scheduled workflows and event </w:t>
-      </w:r>
-      <w:proofErr w:type="spellStart"/>
-      <w:r>
-        <w:rPr>
-          <w:rFonts w:ascii="Arial" w:hAnsi="Arial" w:cs="Arial"/>
-          <w:sz w:val="18"/>
-        </w:rPr>
-        <w:t>fanout</w:t>
-      </w:r>
-      <w:proofErr w:type="spellEnd"/>
-      <w:r>
-        <w:rPr>
-          <w:rFonts w:ascii="Arial" w:hAnsi="Arial" w:cs="Arial"/>
-          <w:sz w:val="18"/>
-        </w:rPr>
-        <w:t>.</w:t>
+        <w:t>) for scheduled workflows and event fanout.</w:t>
       </w:r>
     </w:p>
     <w:p>
@@ -3104,25 +2158,8 @@
           <w:rFonts w:ascii="Arial" w:hAnsi="Arial" w:cs="Arial"/>
           <w:sz w:val="18"/>
         </w:rPr>
-        <w:t xml:space="preserve">Added </w:t>
-      </w:r>
-      <w:proofErr w:type="spellStart"/>
-      <w:r>
-        <w:rPr>
-          <w:rFonts w:ascii="Arial" w:hAnsi="Arial" w:cs="Arial"/>
-          <w:sz w:val="18"/>
-        </w:rPr>
-        <w:t>observability</w:t>
-      </w:r>
-      <w:proofErr w:type="spellEnd"/>
-      <w:r>
-        <w:rPr>
-          <w:rFonts w:ascii="Arial" w:hAnsi="Arial" w:cs="Arial"/>
-          <w:sz w:val="18"/>
-        </w:rPr>
-        <w:t xml:space="preserve"> with </w:t>
-      </w:r>
-      <w:proofErr w:type="spellStart"/>
+        <w:t xml:space="preserve">Added observability with </w:t>
+      </w:r>
       <w:r>
         <w:rPr>
           <w:rStyle w:val="Strong"/>
@@ -3131,7 +2168,6 @@
         </w:rPr>
         <w:t>Datadog</w:t>
       </w:r>
-      <w:proofErr w:type="spellEnd"/>
       <w:r>
         <w:rPr>
           <w:rFonts w:ascii="Arial" w:hAnsi="Arial" w:cs="Arial"/>
@@ -3154,7 +2190,6 @@
         </w:rPr>
         <w:t xml:space="preserve">, and </w:t>
       </w:r>
-      <w:proofErr w:type="spellStart"/>
       <w:r>
         <w:rPr>
           <w:rStyle w:val="Strong"/>
@@ -3163,29 +2198,12 @@
         </w:rPr>
         <w:t>Grafana</w:t>
       </w:r>
-      <w:proofErr w:type="spellEnd"/>
-      <w:r>
-        <w:rPr>
-          <w:rFonts w:ascii="Arial" w:hAnsi="Arial" w:cs="Arial"/>
-          <w:sz w:val="18"/>
-        </w:rPr>
-        <w:t xml:space="preserve"> </w:t>
-      </w:r>
-      <w:proofErr w:type="gramStart"/>
-      <w:r>
-        <w:rPr>
-          <w:rFonts w:ascii="Arial" w:hAnsi="Arial" w:cs="Arial"/>
-          <w:sz w:val="18"/>
-        </w:rPr>
-        <w:t>dashboards,</w:t>
-      </w:r>
-      <w:proofErr w:type="gramEnd"/>
-      <w:r>
-        <w:rPr>
-          <w:rFonts w:ascii="Arial" w:hAnsi="Arial" w:cs="Arial"/>
-          <w:sz w:val="18"/>
-        </w:rPr>
-        <w:t xml:space="preserve"> then reduced alert noise by tying thresholds to business-impact signals.</w:t>
+      <w:r>
+        <w:rPr>
+          <w:rFonts w:ascii="Arial" w:hAnsi="Arial" w:cs="Arial"/>
+          <w:sz w:val="18"/>
+        </w:rPr>
+        <w:t xml:space="preserve"> dashboards, then reduced alert noise by tying thresholds to business-impact signals.</w:t>
       </w:r>
     </w:p>
     <w:p>
@@ -3208,7 +2226,6 @@
         </w:rPr>
         <w:t xml:space="preserve">Standardized logs into </w:t>
       </w:r>
-      <w:proofErr w:type="spellStart"/>
       <w:r>
         <w:rPr>
           <w:rStyle w:val="Strong"/>
@@ -3217,7 +2234,6 @@
         </w:rPr>
         <w:t>CloudWatch</w:t>
       </w:r>
-      <w:proofErr w:type="spellEnd"/>
       <w:r>
         <w:rPr>
           <w:rFonts w:ascii="Arial" w:hAnsi="Arial" w:cs="Arial"/>
@@ -3238,23 +2254,7 @@
           <w:rFonts w:ascii="Arial" w:hAnsi="Arial" w:cs="Arial"/>
           <w:sz w:val="18"/>
         </w:rPr>
-        <w:t xml:space="preserve">, improving incident triage speed through correlation IDs and actionable </w:t>
-      </w:r>
-      <w:proofErr w:type="spellStart"/>
-      <w:r>
-        <w:rPr>
-          <w:rFonts w:ascii="Arial" w:hAnsi="Arial" w:cs="Arial"/>
-          <w:sz w:val="18"/>
-        </w:rPr>
-        <w:t>runbooks</w:t>
-      </w:r>
-      <w:proofErr w:type="spellEnd"/>
-      <w:r>
-        <w:rPr>
-          <w:rFonts w:ascii="Arial" w:hAnsi="Arial" w:cs="Arial"/>
-          <w:sz w:val="18"/>
-        </w:rPr>
-        <w:t>.</w:t>
+        <w:t>, improving incident triage speed through correlation IDs and actionable runbooks.</w:t>
       </w:r>
     </w:p>
     <w:p>
@@ -3448,7 +2448,6 @@
         </w:rPr>
         <w:t xml:space="preserve">, </w:t>
       </w:r>
-      <w:proofErr w:type="spellStart"/>
       <w:r>
         <w:rPr>
           <w:rStyle w:val="Strong"/>
@@ -3457,7 +2456,6 @@
         </w:rPr>
         <w:t>BigQuery</w:t>
       </w:r>
-      <w:proofErr w:type="spellEnd"/>
       <w:r>
         <w:rPr>
           <w:rFonts w:ascii="Arial" w:hAnsi="Arial" w:cs="Arial"/>
@@ -3480,7 +2478,6 @@
       </w:r>
     </w:p>
     <w:p>
-      <w:proofErr w:type="gramStart"/>
       <w:r>
         <w:rPr>
           <w:rFonts w:ascii="Arial" w:eastAsia="Arial" w:hAnsi="Arial" w:cs="Arial"/>
@@ -3488,37 +2485,7 @@
           <w:sz w:val="21"/>
           <w:szCs w:val="21"/>
         </w:rPr>
-        <w:t>Centric Tech Inc.</w:t>
-      </w:r>
-      <w:proofErr w:type="gramEnd"/>
-      <w:r>
-        <w:rPr>
-          <w:rFonts w:ascii="Arial" w:eastAsia="Arial" w:hAnsi="Arial" w:cs="Arial"/>
-          <w:color w:val="555555"/>
-          <w:sz w:val="21"/>
-          <w:szCs w:val="21"/>
-        </w:rPr>
-        <w:t xml:space="preserve">  </w:t>
-      </w:r>
-      <w:proofErr w:type="gramStart"/>
-      <w:r>
-        <w:rPr>
-          <w:rFonts w:ascii="Arial" w:eastAsia="Arial" w:hAnsi="Arial" w:cs="Arial"/>
-          <w:color w:val="555555"/>
-          <w:sz w:val="21"/>
-          <w:szCs w:val="21"/>
-        </w:rPr>
-        <w:t>|  September</w:t>
-      </w:r>
-      <w:proofErr w:type="gramEnd"/>
-      <w:r>
-        <w:rPr>
-          <w:rFonts w:ascii="Arial" w:eastAsia="Arial" w:hAnsi="Arial" w:cs="Arial"/>
-          <w:color w:val="555555"/>
-          <w:sz w:val="21"/>
-          <w:szCs w:val="21"/>
-        </w:rPr>
-        <w:t xml:space="preserve"> 2015 - May 2018</w:t>
+        <w:t>Centric Tech Inc.  |  September 2015 - May 2018</w:t>
       </w:r>
     </w:p>
     <w:p>
@@ -3541,7 +2508,6 @@
         </w:rPr>
         <w:t xml:space="preserve">Developed </w:t>
       </w:r>
-      <w:proofErr w:type="spellStart"/>
       <w:r>
         <w:rPr>
           <w:rFonts w:ascii="Arial" w:hAnsi="Arial" w:cs="Arial"/>
@@ -3550,7 +2516,6 @@
         </w:rPr>
         <w:t>Django</w:t>
       </w:r>
-      <w:proofErr w:type="spellEnd"/>
       <w:r>
         <w:rPr>
           <w:rFonts w:ascii="Arial" w:hAnsi="Arial" w:cs="Arial"/>
@@ -3579,7 +2544,6 @@
         </w:rPr>
         <w:t xml:space="preserve">Designed relational data models in </w:t>
       </w:r>
-      <w:proofErr w:type="spellStart"/>
       <w:r>
         <w:rPr>
           <w:rStyle w:val="Strong"/>
@@ -3588,7 +2552,6 @@
         </w:rPr>
         <w:t>PostgreSQL</w:t>
       </w:r>
-      <w:proofErr w:type="spellEnd"/>
       <w:r>
         <w:rPr>
           <w:rFonts w:ascii="Arial" w:hAnsi="Arial" w:cs="Arial"/>
@@ -3668,8 +2631,6 @@
         </w:rPr>
         <w:t xml:space="preserve">Built cache-backed read models using </w:t>
       </w:r>
-      <w:proofErr w:type="spellStart"/>
-      <w:proofErr w:type="gramStart"/>
       <w:r>
         <w:rPr>
           <w:rStyle w:val="Strong"/>
@@ -3678,8 +2639,6 @@
         </w:rPr>
         <w:t>Redis</w:t>
       </w:r>
-      <w:proofErr w:type="spellEnd"/>
-      <w:proofErr w:type="gramEnd"/>
       <w:r>
         <w:rPr>
           <w:rFonts w:ascii="Arial" w:hAnsi="Arial" w:cs="Arial"/>
@@ -3708,7 +2667,6 @@
         </w:rPr>
         <w:t xml:space="preserve">Implemented background processing and retry controls for long-running operations using queue patterns that later scaled into </w:t>
       </w:r>
-      <w:proofErr w:type="spellStart"/>
       <w:r>
         <w:rPr>
           <w:rStyle w:val="Strong"/>
@@ -3717,7 +2675,6 @@
         </w:rPr>
         <w:t>RabbitMQ</w:t>
       </w:r>
-      <w:proofErr w:type="spellEnd"/>
       <w:r>
         <w:rPr>
           <w:rFonts w:ascii="Arial" w:hAnsi="Arial" w:cs="Arial"/>
@@ -3761,7 +2718,6 @@
         </w:rPr>
         <w:t xml:space="preserve">Introduced early search indexing patterns with </w:t>
       </w:r>
-      <w:proofErr w:type="spellStart"/>
       <w:r>
         <w:rPr>
           <w:rStyle w:val="Strong"/>
@@ -3770,7 +2726,6 @@
         </w:rPr>
         <w:t>Elasticsearch</w:t>
       </w:r>
-      <w:proofErr w:type="spellEnd"/>
       <w:r>
         <w:rPr>
           <w:rFonts w:ascii="Arial" w:hAnsi="Arial" w:cs="Arial"/>
@@ -3922,7 +2877,6 @@
         </w:rPr>
         <w:t xml:space="preserve">Containerized select services with </w:t>
       </w:r>
-      <w:proofErr w:type="spellStart"/>
       <w:r>
         <w:rPr>
           <w:rStyle w:val="Strong"/>
@@ -3931,29 +2885,12 @@
         </w:rPr>
         <w:t>Docker</w:t>
       </w:r>
-      <w:proofErr w:type="spellEnd"/>
-      <w:r>
-        <w:rPr>
-          <w:rFonts w:ascii="Arial" w:hAnsi="Arial" w:cs="Arial"/>
-          <w:sz w:val="18"/>
-        </w:rPr>
-        <w:t xml:space="preserve"> and documented </w:t>
-      </w:r>
-      <w:proofErr w:type="spellStart"/>
-      <w:r>
-        <w:rPr>
-          <w:rFonts w:ascii="Arial" w:hAnsi="Arial" w:cs="Arial"/>
-          <w:sz w:val="18"/>
-        </w:rPr>
-        <w:t>runbooks</w:t>
-      </w:r>
-      <w:proofErr w:type="spellEnd"/>
-      <w:r>
-        <w:rPr>
-          <w:rFonts w:ascii="Arial" w:hAnsi="Arial" w:cs="Arial"/>
-          <w:sz w:val="18"/>
-        </w:rPr>
-        <w:t xml:space="preserve"> for repeatable local and staging environments.</w:t>
+      <w:r>
+        <w:rPr>
+          <w:rFonts w:ascii="Arial" w:hAnsi="Arial" w:cs="Arial"/>
+          <w:sz w:val="18"/>
+        </w:rPr>
+        <w:t xml:space="preserve"> and documented runbooks for repeatable local and staging environments.</w:t>
       </w:r>
     </w:p>
     <w:p>
@@ -3976,23 +2913,13 @@
         </w:rPr>
         <w:t xml:space="preserve">Improved operational visibility by standardizing structured logging and pushing service metrics into </w:t>
       </w:r>
-      <w:proofErr w:type="spellStart"/>
-      <w:r>
-        <w:rPr>
-          <w:rStyle w:val="Strong"/>
-          <w:rFonts w:ascii="Arial" w:hAnsi="Arial" w:cs="Arial"/>
-          <w:sz w:val="18"/>
-        </w:rPr>
-        <w:t>CloudWatch</w:t>
-      </w:r>
-      <w:proofErr w:type="spellEnd"/>
-      <w:r>
-        <w:rPr>
-          <w:rStyle w:val="Strong"/>
-          <w:rFonts w:ascii="Arial" w:hAnsi="Arial" w:cs="Arial"/>
-          <w:sz w:val="18"/>
-        </w:rPr>
-        <w:t>/ELK</w:t>
+      <w:r>
+        <w:rPr>
+          <w:rStyle w:val="Strong"/>
+          <w:rFonts w:ascii="Arial" w:hAnsi="Arial" w:cs="Arial"/>
+          <w:sz w:val="18"/>
+        </w:rPr>
+        <w:t>CloudWatch/ELK</w:t>
       </w:r>
       <w:r>
         <w:rPr>
@@ -4037,7 +2964,6 @@
       </w:r>
     </w:p>
     <w:p>
-      <w:proofErr w:type="gramStart"/>
       <w:r>
         <w:rPr>
           <w:rFonts w:ascii="Arial" w:eastAsia="Arial" w:hAnsi="Arial" w:cs="Arial"/>
@@ -4045,17 +2971,7 @@
           <w:sz w:val="21"/>
           <w:szCs w:val="21"/>
         </w:rPr>
-        <w:t>Microsoft  |</w:t>
-      </w:r>
-      <w:proofErr w:type="gramEnd"/>
-      <w:r>
-        <w:rPr>
-          <w:rFonts w:ascii="Arial" w:eastAsia="Arial" w:hAnsi="Arial" w:cs="Arial"/>
-          <w:color w:val="555555"/>
-          <w:sz w:val="21"/>
-          <w:szCs w:val="21"/>
-        </w:rPr>
-        <w:t xml:space="preserve">  September 2014 - August 2015</w:t>
+        <w:t>Microsoft  |  September 2014 - August 2015</w:t>
       </w:r>
     </w:p>
     <w:p>
@@ -4223,23 +3139,7 @@
           <w:rFonts w:ascii="Arial" w:hAnsi="Arial" w:cs="Arial"/>
           <w:sz w:val="18"/>
         </w:rPr>
-        <w:t xml:space="preserve">Documented troubleshooting steps and lightweight </w:t>
-      </w:r>
-      <w:proofErr w:type="spellStart"/>
-      <w:r>
-        <w:rPr>
-          <w:rFonts w:ascii="Arial" w:hAnsi="Arial" w:cs="Arial"/>
-          <w:sz w:val="18"/>
-        </w:rPr>
-        <w:t>runbooks</w:t>
-      </w:r>
-      <w:proofErr w:type="spellEnd"/>
-      <w:r>
-        <w:rPr>
-          <w:rFonts w:ascii="Arial" w:hAnsi="Arial" w:cs="Arial"/>
-          <w:sz w:val="18"/>
-        </w:rPr>
-        <w:t xml:space="preserve"> so teammates could reproduce issues and validate fixes consistently.</w:t>
+        <w:t>Documented troubleshooting steps and lightweight runbooks so teammates could reproduce issues and validate fixes consistently.</w:t>
       </w:r>
     </w:p>
     <w:p>
@@ -4461,7 +3361,6 @@
         </w:rPr>
         <w:t xml:space="preserve">Built a production-ready workflow platform with </w:t>
       </w:r>
-      <w:proofErr w:type="spellStart"/>
       <w:r>
         <w:rPr>
           <w:rStyle w:val="Strong"/>
@@ -4470,7 +3369,6 @@
         </w:rPr>
         <w:t>FastAPI</w:t>
       </w:r>
-      <w:proofErr w:type="spellEnd"/>
       <w:r>
         <w:rPr>
           <w:rFonts w:ascii="Arial" w:hAnsi="Arial" w:cs="Arial"/>
@@ -4508,7 +3406,6 @@
         </w:rPr>
         <w:t xml:space="preserve">, and </w:t>
       </w:r>
-      <w:proofErr w:type="spellStart"/>
       <w:r>
         <w:rPr>
           <w:rStyle w:val="Strong"/>
@@ -4517,29 +3414,12 @@
         </w:rPr>
         <w:t>RabbitMQ</w:t>
       </w:r>
-      <w:proofErr w:type="spellEnd"/>
-      <w:r>
-        <w:rPr>
-          <w:rFonts w:ascii="Arial" w:hAnsi="Arial" w:cs="Arial"/>
-          <w:sz w:val="18"/>
-        </w:rPr>
-        <w:t xml:space="preserve"> for </w:t>
-      </w:r>
-      <w:proofErr w:type="spellStart"/>
-      <w:r>
-        <w:rPr>
-          <w:rFonts w:ascii="Arial" w:hAnsi="Arial" w:cs="Arial"/>
-          <w:sz w:val="18"/>
-        </w:rPr>
-        <w:t>fanout</w:t>
-      </w:r>
-      <w:proofErr w:type="spellEnd"/>
-      <w:r>
-        <w:rPr>
-          <w:rFonts w:ascii="Arial" w:hAnsi="Arial" w:cs="Arial"/>
-          <w:sz w:val="18"/>
-        </w:rPr>
-        <w:t xml:space="preserve"> and durable processing.</w:t>
+      <w:r>
+        <w:rPr>
+          <w:rFonts w:ascii="Arial" w:hAnsi="Arial" w:cs="Arial"/>
+          <w:sz w:val="18"/>
+        </w:rPr>
+        <w:t xml:space="preserve"> for fanout and durable processing.</w:t>
       </w:r>
     </w:p>
     <w:p>
@@ -4562,7 +3442,6 @@
         </w:rPr>
         <w:t xml:space="preserve">Implemented </w:t>
       </w:r>
-      <w:proofErr w:type="spellStart"/>
       <w:r>
         <w:rPr>
           <w:rStyle w:val="Strong"/>
@@ -4571,7 +3450,6 @@
         </w:rPr>
         <w:t>idempotency</w:t>
       </w:r>
-      <w:proofErr w:type="spellEnd"/>
       <w:r>
         <w:rPr>
           <w:rFonts w:ascii="Arial" w:hAnsi="Arial" w:cs="Arial"/>
@@ -4600,23 +3478,13 @@
         </w:rPr>
         <w:t xml:space="preserve">Added domain search using </w:t>
       </w:r>
-      <w:proofErr w:type="spellStart"/>
-      <w:r>
-        <w:rPr>
-          <w:rStyle w:val="Strong"/>
-          <w:rFonts w:ascii="Arial" w:hAnsi="Arial" w:cs="Arial"/>
-          <w:sz w:val="18"/>
-        </w:rPr>
-        <w:t>Elasticsearch</w:t>
-      </w:r>
-      <w:proofErr w:type="spellEnd"/>
-      <w:r>
-        <w:rPr>
-          <w:rStyle w:val="Strong"/>
-          <w:rFonts w:ascii="Arial" w:hAnsi="Arial" w:cs="Arial"/>
-          <w:sz w:val="18"/>
-        </w:rPr>
-        <w:t>/OpenSearch</w:t>
+      <w:r>
+        <w:rPr>
+          <w:rStyle w:val="Strong"/>
+          <w:rFonts w:ascii="Arial" w:hAnsi="Arial" w:cs="Arial"/>
+          <w:sz w:val="18"/>
+        </w:rPr>
+        <w:t>Elasticsearch/OpenSearch</w:t>
       </w:r>
       <w:r>
         <w:rPr>
@@ -4625,34 +3493,14 @@
         </w:rPr>
         <w:t xml:space="preserve">, and optimized read performance using </w:t>
       </w:r>
-      <w:proofErr w:type="spellStart"/>
-      <w:r>
-        <w:rPr>
-          <w:rStyle w:val="Strong"/>
-          <w:rFonts w:ascii="Arial" w:hAnsi="Arial" w:cs="Arial"/>
-          <w:sz w:val="18"/>
-        </w:rPr>
-        <w:t>Redis</w:t>
-      </w:r>
-      <w:proofErr w:type="spellEnd"/>
-      <w:r>
-        <w:rPr>
-          <w:rStyle w:val="Strong"/>
-          <w:rFonts w:ascii="Arial" w:hAnsi="Arial" w:cs="Arial"/>
-          <w:sz w:val="18"/>
-        </w:rPr>
-        <w:t>/</w:t>
-      </w:r>
-      <w:proofErr w:type="spellStart"/>
-      <w:r>
-        <w:rPr>
-          <w:rStyle w:val="Strong"/>
-          <w:rFonts w:ascii="Arial" w:hAnsi="Arial" w:cs="Arial"/>
-          <w:sz w:val="18"/>
-        </w:rPr>
-        <w:t>ElastiCache</w:t>
-      </w:r>
-      <w:proofErr w:type="spellEnd"/>
+      <w:r>
+        <w:rPr>
+          <w:rStyle w:val="Strong"/>
+          <w:rFonts w:ascii="Arial" w:hAnsi="Arial" w:cs="Arial"/>
+          <w:sz w:val="18"/>
+        </w:rPr>
+        <w:t>Redis/ElastiCache</w:t>
+      </w:r>
       <w:r>
         <w:rPr>
           <w:rFonts w:ascii="Arial" w:hAnsi="Arial" w:cs="Arial"/>
@@ -4756,7 +3604,6 @@
         </w:rPr>
         <w:t xml:space="preserve">, </w:t>
       </w:r>
-      <w:proofErr w:type="spellStart"/>
       <w:r>
         <w:rPr>
           <w:rStyle w:val="Strong"/>
@@ -4765,7 +3612,6 @@
         </w:rPr>
         <w:t>CloudFront</w:t>
       </w:r>
-      <w:proofErr w:type="spellEnd"/>
       <w:r>
         <w:rPr>
           <w:rFonts w:ascii="Arial" w:hAnsi="Arial" w:cs="Arial"/>
@@ -4773,7 +3619,6 @@
         </w:rPr>
         <w:t xml:space="preserve">, </w:t>
       </w:r>
-      <w:proofErr w:type="spellStart"/>
       <w:r>
         <w:rPr>
           <w:rStyle w:val="Strong"/>
@@ -4782,7 +3627,6 @@
         </w:rPr>
         <w:t>EventBridge</w:t>
       </w:r>
-      <w:proofErr w:type="spellEnd"/>
       <w:r>
         <w:rPr>
           <w:rFonts w:ascii="Arial" w:hAnsi="Arial" w:cs="Arial"/>
@@ -4820,36 +3664,14 @@
         </w:rPr>
         <w:t xml:space="preserve">, managed through </w:t>
       </w:r>
-      <w:proofErr w:type="spellStart"/>
-      <w:r>
-        <w:rPr>
-          <w:rStyle w:val="Strong"/>
-          <w:rFonts w:ascii="Arial" w:hAnsi="Arial" w:cs="Arial"/>
-          <w:sz w:val="18"/>
-        </w:rPr>
-        <w:t>Terraform</w:t>
-      </w:r>
-      <w:bookmarkStart w:id="0" w:name="_GoBack"/>
-      <w:bookmarkEnd w:id="0"/>
-      <w:proofErr w:type="spellEnd"/>
-      <w:r>
-        <w:rPr>
-          <w:rStyle w:val="Strong"/>
-          <w:rFonts w:ascii="Arial" w:hAnsi="Arial" w:cs="Arial"/>
-          <w:sz w:val="18"/>
-        </w:rPr>
-        <w:t>/</w:t>
-      </w:r>
-      <w:proofErr w:type="spellStart"/>
-      <w:r>
-        <w:rPr>
-          <w:rStyle w:val="Strong"/>
-          <w:rFonts w:ascii="Arial" w:hAnsi="Arial" w:cs="Arial"/>
-          <w:sz w:val="18"/>
-        </w:rPr>
-        <w:t>CloudFormation</w:t>
-      </w:r>
-      <w:proofErr w:type="spellEnd"/>
+      <w:r>
+        <w:rPr>
+          <w:rStyle w:val="Strong"/>
+          <w:rFonts w:ascii="Arial" w:hAnsi="Arial" w:cs="Arial"/>
+          <w:sz w:val="18"/>
+        </w:rPr>
+        <w:t>Terraform/CloudFormation</w:t>
+      </w:r>
       <w:r>
         <w:rPr>
           <w:rFonts w:ascii="Arial" w:hAnsi="Arial" w:cs="Arial"/>
@@ -4857,7 +3679,6 @@
         </w:rPr>
         <w:t xml:space="preserve"> and </w:t>
       </w:r>
-      <w:proofErr w:type="spellStart"/>
       <w:r>
         <w:rPr>
           <w:rStyle w:val="Strong"/>
@@ -4866,7 +3687,6 @@
         </w:rPr>
         <w:t>GitOps</w:t>
       </w:r>
-      <w:proofErr w:type="spellEnd"/>
       <w:r>
         <w:rPr>
           <w:rFonts w:ascii="Arial" w:hAnsi="Arial" w:cs="Arial"/>
@@ -5006,7 +3826,6 @@
         </w:rPr>
         <w:t xml:space="preserve">, </w:t>
       </w:r>
-      <w:proofErr w:type="spellStart"/>
       <w:r>
         <w:rPr>
           <w:rStyle w:val="Strong"/>
@@ -5015,7 +3834,6 @@
         </w:rPr>
         <w:t>BigQuery</w:t>
       </w:r>
-      <w:proofErr w:type="spellEnd"/>
       <w:r>
         <w:rPr>
           <w:rFonts w:ascii="Arial" w:hAnsi="Arial" w:cs="Arial"/>
@@ -5044,7 +3862,6 @@
         </w:rPr>
         <w:t xml:space="preserve">Implemented validation, schema governance, and operational dashboards with </w:t>
       </w:r>
-      <w:proofErr w:type="spellStart"/>
       <w:r>
         <w:rPr>
           <w:rStyle w:val="Strong"/>
@@ -5053,7 +3870,6 @@
         </w:rPr>
         <w:t>OpenTelemetry</w:t>
       </w:r>
-      <w:proofErr w:type="spellEnd"/>
       <w:r>
         <w:rPr>
           <w:rFonts w:ascii="Arial" w:hAnsi="Arial" w:cs="Arial"/>
@@ -5061,7 +3877,6 @@
         </w:rPr>
         <w:t xml:space="preserve">, </w:t>
       </w:r>
-      <w:proofErr w:type="spellStart"/>
       <w:r>
         <w:rPr>
           <w:rStyle w:val="Strong"/>
@@ -5070,7 +3885,6 @@
         </w:rPr>
         <w:t>Datadog</w:t>
       </w:r>
-      <w:proofErr w:type="spellEnd"/>
       <w:r>
         <w:rPr>
           <w:rFonts w:ascii="Arial" w:hAnsi="Arial" w:cs="Arial"/>
@@ -5093,7 +3907,6 @@
         </w:rPr>
         <w:t xml:space="preserve">, and </w:t>
       </w:r>
-      <w:proofErr w:type="spellStart"/>
       <w:r>
         <w:rPr>
           <w:rStyle w:val="Strong"/>
@@ -5102,7 +3915,6 @@
         </w:rPr>
         <w:t>Grafana</w:t>
       </w:r>
-      <w:proofErr w:type="spellEnd"/>
       <w:r>
         <w:rPr>
           <w:rFonts w:ascii="Arial" w:hAnsi="Arial" w:cs="Arial"/>
@@ -5125,7 +3937,6 @@
         </w:rPr>
         <w:t xml:space="preserve"> and </w:t>
       </w:r>
-      <w:proofErr w:type="spellStart"/>
       <w:r>
         <w:rPr>
           <w:rStyle w:val="Strong"/>
@@ -5134,7 +3945,6 @@
         </w:rPr>
         <w:t>CloudWatch</w:t>
       </w:r>
-      <w:proofErr w:type="spellEnd"/>
       <w:r>
         <w:rPr>
           <w:rFonts w:ascii="Arial" w:hAnsi="Arial" w:cs="Arial"/>
@@ -5163,23 +3973,13 @@
         </w:rPr>
         <w:t xml:space="preserve">Delivered CI quality gates with </w:t>
       </w:r>
-      <w:proofErr w:type="spellStart"/>
-      <w:r>
-        <w:rPr>
-          <w:rStyle w:val="Strong"/>
-          <w:rFonts w:ascii="Arial" w:hAnsi="Arial" w:cs="Arial"/>
-          <w:sz w:val="18"/>
-        </w:rPr>
-        <w:t>GitHub</w:t>
-      </w:r>
-      <w:proofErr w:type="spellEnd"/>
-      <w:r>
-        <w:rPr>
-          <w:rStyle w:val="Strong"/>
-          <w:rFonts w:ascii="Arial" w:hAnsi="Arial" w:cs="Arial"/>
-          <w:sz w:val="18"/>
-        </w:rPr>
-        <w:t xml:space="preserve"> Actions</w:t>
+      <w:r>
+        <w:rPr>
+          <w:rStyle w:val="Strong"/>
+          <w:rFonts w:ascii="Arial" w:hAnsi="Arial" w:cs="Arial"/>
+          <w:sz w:val="18"/>
+        </w:rPr>
+        <w:t>GitHub Actions</w:t>
       </w:r>
       <w:r>
         <w:rPr>
@@ -5188,23 +3988,13 @@
         </w:rPr>
         <w:t xml:space="preserve">, </w:t>
       </w:r>
-      <w:proofErr w:type="spellStart"/>
-      <w:r>
-        <w:rPr>
-          <w:rStyle w:val="Strong"/>
-          <w:rFonts w:ascii="Arial" w:hAnsi="Arial" w:cs="Arial"/>
-          <w:sz w:val="18"/>
-        </w:rPr>
-        <w:t>GitLab</w:t>
-      </w:r>
-      <w:proofErr w:type="spellEnd"/>
-      <w:r>
-        <w:rPr>
-          <w:rStyle w:val="Strong"/>
-          <w:rFonts w:ascii="Arial" w:hAnsi="Arial" w:cs="Arial"/>
-          <w:sz w:val="18"/>
-        </w:rPr>
-        <w:t xml:space="preserve"> CI</w:t>
+      <w:r>
+        <w:rPr>
+          <w:rStyle w:val="Strong"/>
+          <w:rFonts w:ascii="Arial" w:hAnsi="Arial" w:cs="Arial"/>
+          <w:sz w:val="18"/>
+        </w:rPr>
+        <w:t>GitLab CI</w:t>
       </w:r>
       <w:r>
         <w:rPr>
@@ -5234,18 +4024,8 @@
           <w:rFonts w:ascii="Arial" w:hAnsi="Arial" w:cs="Arial"/>
           <w:sz w:val="18"/>
         </w:rPr>
-        <w:t xml:space="preserve">Azure </w:t>
-      </w:r>
-      <w:proofErr w:type="spellStart"/>
-      <w:r>
-        <w:rPr>
-          <w:rStyle w:val="Strong"/>
-          <w:rFonts w:ascii="Arial" w:hAnsi="Arial" w:cs="Arial"/>
-          <w:sz w:val="18"/>
-        </w:rPr>
-        <w:t>DevOps</w:t>
-      </w:r>
-      <w:proofErr w:type="spellEnd"/>
+        <w:t>Azure DevOps</w:t>
+      </w:r>
       <w:r>
         <w:rPr>
           <w:rFonts w:ascii="Arial" w:hAnsi="Arial" w:cs="Arial"/>
@@ -5253,7 +4033,6 @@
         </w:rPr>
         <w:t xml:space="preserve">, and </w:t>
       </w:r>
-      <w:proofErr w:type="spellStart"/>
       <w:r>
         <w:rPr>
           <w:rStyle w:val="Strong"/>
@@ -5262,7 +4041,6 @@
         </w:rPr>
         <w:t>CircleCI</w:t>
       </w:r>
-      <w:proofErr w:type="spellEnd"/>
       <w:r>
         <w:rPr>
           <w:rFonts w:ascii="Arial" w:hAnsi="Arial" w:cs="Arial"/>
@@ -5342,23 +4120,13 @@
         </w:rPr>
         <w:t xml:space="preserve">, </w:t>
       </w:r>
-      <w:proofErr w:type="spellStart"/>
-      <w:r>
-        <w:rPr>
-          <w:rStyle w:val="Strong"/>
-          <w:rFonts w:ascii="Arial" w:hAnsi="Arial" w:cs="Arial"/>
-          <w:sz w:val="18"/>
-        </w:rPr>
-        <w:t>OpenID</w:t>
-      </w:r>
-      <w:proofErr w:type="spellEnd"/>
-      <w:r>
-        <w:rPr>
-          <w:rStyle w:val="Strong"/>
-          <w:rFonts w:ascii="Arial" w:hAnsi="Arial" w:cs="Arial"/>
-          <w:sz w:val="18"/>
-        </w:rPr>
-        <w:t xml:space="preserve"> Connect</w:t>
+      <w:r>
+        <w:rPr>
+          <w:rStyle w:val="Strong"/>
+          <w:rFonts w:ascii="Arial" w:hAnsi="Arial" w:cs="Arial"/>
+          <w:sz w:val="18"/>
+        </w:rPr>
+        <w:t>OpenID Connect</w:t>
       </w:r>
       <w:r>
         <w:rPr>
@@ -5382,34 +4150,14 @@
         </w:rPr>
         <w:t xml:space="preserve">, </w:t>
       </w:r>
-      <w:proofErr w:type="spellStart"/>
-      <w:r>
-        <w:rPr>
-          <w:rStyle w:val="Strong"/>
-          <w:rFonts w:ascii="Arial" w:hAnsi="Arial" w:cs="Arial"/>
-          <w:sz w:val="18"/>
-        </w:rPr>
-        <w:t>Okta</w:t>
-      </w:r>
-      <w:proofErr w:type="spellEnd"/>
-      <w:r>
-        <w:rPr>
-          <w:rStyle w:val="Strong"/>
-          <w:rFonts w:ascii="Arial" w:hAnsi="Arial" w:cs="Arial"/>
-          <w:sz w:val="18"/>
-        </w:rPr>
-        <w:t xml:space="preserve">/Auth0/AWS </w:t>
-      </w:r>
-      <w:proofErr w:type="spellStart"/>
-      <w:r>
-        <w:rPr>
-          <w:rStyle w:val="Strong"/>
-          <w:rFonts w:ascii="Arial" w:hAnsi="Arial" w:cs="Arial"/>
-          <w:sz w:val="18"/>
-        </w:rPr>
-        <w:t>Cognito</w:t>
-      </w:r>
-      <w:proofErr w:type="spellEnd"/>
+      <w:r>
+        <w:rPr>
+          <w:rStyle w:val="Strong"/>
+          <w:rFonts w:ascii="Arial" w:hAnsi="Arial" w:cs="Arial"/>
+          <w:sz w:val="18"/>
+        </w:rPr>
+        <w:t>Okta/Auth0/AWS Cognito</w:t>
+      </w:r>
       <w:r>
         <w:rPr>
           <w:rFonts w:ascii="Arial" w:hAnsi="Arial" w:cs="Arial"/>
@@ -8826,7 +7574,7 @@
 </file>
 
 <file path=customXml/itemProps1.xml><?xml version="1.0" encoding="utf-8"?>
-<ds:datastoreItem xmlns:ds="http://schemas.openxmlformats.org/officeDocument/2006/customXml" ds:itemID="{C151F9D0-51A6-4A99-A00F-9B2743D67261}">
+<ds:datastoreItem xmlns:ds="http://schemas.openxmlformats.org/officeDocument/2006/customXml" ds:itemID="{DC9C6096-5653-4D03-8E6B-9CC2D6BE65A5}">
   <ds:schemaRefs>
     <ds:schemaRef ds:uri="http://schemas.openxmlformats.org/officeDocument/2006/bibliography"/>
   </ds:schemaRefs>
